--- a/documents/Chuong4_final.docx
+++ b/documents/Chuong4_final.docx
@@ -1,6 +1,6 @@
 
 <file path=word/document.xml><?xml version="1.0" encoding="utf-8"?>
-<w:document xmlns:wpc="http://schemas.microsoft.com/office/word/2010/wordprocessingCanvas" xmlns:cx="http://schemas.microsoft.com/office/drawing/2014/chartex" xmlns:cx1="http://schemas.microsoft.com/office/drawing/2015/9/8/chartex" xmlns:cx2="http://schemas.microsoft.com/office/drawing/2015/10/21/chartex" xmlns:cx3="http://schemas.microsoft.com/office/drawing/2016/5/9/chartex" xmlns:cx4="http://schemas.microsoft.com/office/drawing/2016/5/10/chartex" xmlns:cx5="http://schemas.microsoft.com/office/drawing/2016/5/11/chartex" xmlns:cx6="http://schemas.microsoft.com/office/drawing/2016/5/12/chartex" xmlns:cx7="http://schemas.microsoft.com/office/drawing/2016/5/13/chartex" xmlns:cx8="http://schemas.microsoft.com/office/drawing/2016/5/14/chartex" xmlns:mc="http://schemas.openxmlformats.org/markup-compatibility/2006" xmlns:aink="http://schemas.microsoft.com/office/drawing/2016/ink" xmlns:am3d="http://schemas.microsoft.com/office/drawing/2017/model3d" xmlns:o="urn:schemas-microsoft-com:office:office" xmlns:r="http://schemas.openxmlformats.org/officeDocument/2006/relationships" xmlns:m="http://schemas.openxmlformats.org/officeDocument/2006/math" xmlns:v="urn:schemas-microsoft-com:vml" xmlns:wp14="http://schemas.microsoft.com/office/word/2010/wordprocessingDrawing" xmlns:wp="http://schemas.openxmlformats.org/drawingml/2006/wordprocessingDrawing" xmlns:w10="urn:schemas-microsoft-com:office:word" xmlns:w="http://schemas.openxmlformats.org/wordprocessingml/2006/main" xmlns:w14="http://schemas.microsoft.com/office/word/2010/wordml" xmlns:w15="http://schemas.microsoft.com/office/word/2012/wordml" xmlns:w16cex="http://schemas.microsoft.com/office/word/2018/wordml/cex" xmlns:w16cid="http://schemas.microsoft.com/office/word/2016/wordml/cid" xmlns:w16="http://schemas.microsoft.com/office/word/2018/wordml" xmlns:w16sdtdh="http://schemas.microsoft.com/office/word/2020/wordml/sdtdatahash" xmlns:w16se="http://schemas.microsoft.com/office/word/2015/wordml/symex" xmlns:wpg="http://schemas.microsoft.com/office/word/2010/wordprocessingGroup" xmlns:wpi="http://schemas.microsoft.com/office/word/2010/wordprocessingInk" xmlns:wne="http://schemas.microsoft.com/office/word/2006/wordml" xmlns:wps="http://schemas.microsoft.com/office/word/2010/wordprocessingShape" mc:Ignorable="w14 w15 w16se w16cid w16 w16cex w16sdtdh wp14">
+<w:document xmlns:wpc="http://schemas.microsoft.com/office/word/2010/wordprocessingCanvas" xmlns:cx="http://schemas.microsoft.com/office/drawing/2014/chartex" xmlns:cx1="http://schemas.microsoft.com/office/drawing/2015/9/8/chartex" xmlns:cx2="http://schemas.microsoft.com/office/drawing/2015/10/21/chartex" xmlns:cx3="http://schemas.microsoft.com/office/drawing/2016/5/9/chartex" xmlns:cx4="http://schemas.microsoft.com/office/drawing/2016/5/10/chartex" xmlns:cx5="http://schemas.microsoft.com/office/drawing/2016/5/11/chartex" xmlns:cx6="http://schemas.microsoft.com/office/drawing/2016/5/12/chartex" xmlns:cx7="http://schemas.microsoft.com/office/drawing/2016/5/13/chartex" xmlns:cx8="http://schemas.microsoft.com/office/drawing/2016/5/14/chartex" xmlns:mc="http://schemas.openxmlformats.org/markup-compatibility/2006" xmlns:aink="http://schemas.microsoft.com/office/drawing/2016/ink" xmlns:am3d="http://schemas.microsoft.com/office/drawing/2017/model3d" xmlns:o="urn:schemas-microsoft-com:office:office" xmlns:oel="http://schemas.microsoft.com/office/2019/extlst" xmlns:r="http://schemas.openxmlformats.org/officeDocument/2006/relationships" xmlns:m="http://schemas.openxmlformats.org/officeDocument/2006/math" xmlns:v="urn:schemas-microsoft-com:vml" xmlns:wp14="http://schemas.microsoft.com/office/word/2010/wordprocessingDrawing" xmlns:wp="http://schemas.openxmlformats.org/drawingml/2006/wordprocessingDrawing" xmlns:w10="urn:schemas-microsoft-com:office:word" xmlns:w="http://schemas.openxmlformats.org/wordprocessingml/2006/main" xmlns:w14="http://schemas.microsoft.com/office/word/2010/wordml" xmlns:w15="http://schemas.microsoft.com/office/word/2012/wordml" xmlns:w16cex="http://schemas.microsoft.com/office/word/2018/wordml/cex" xmlns:w16cid="http://schemas.microsoft.com/office/word/2016/wordml/cid" xmlns:w16="http://schemas.microsoft.com/office/word/2018/wordml" xmlns:w16du="http://schemas.microsoft.com/office/word/2023/wordml/word16du" xmlns:w16sdtdh="http://schemas.microsoft.com/office/word/2020/wordml/sdtdatahash" xmlns:w16sdtfl="http://schemas.microsoft.com/office/word/2024/wordml/sdtformatlock" xmlns:w16se="http://schemas.microsoft.com/office/word/2015/wordml/symex" xmlns:wpg="http://schemas.microsoft.com/office/word/2010/wordprocessingGroup" xmlns:wpi="http://schemas.microsoft.com/office/word/2010/wordprocessingInk" xmlns:wne="http://schemas.microsoft.com/office/word/2006/wordml" xmlns:wps="http://schemas.microsoft.com/office/word/2010/wordprocessingShape" mc:Ignorable="w14 w15 w16se w16cid w16 w16cex w16sdtdh w16sdtfl w16du wp14">
   <w:body>
     <w:p>
       <w:pPr>
@@ -68,7 +68,25 @@
           <w:szCs w:val="26"/>
           <w:lang w:eastAsia="en-GB"/>
         </w:rPr>
-        <w:t>Để đảm bảo tính khách quan, khả năng tái lập (reproducibility) và tính nhất quán trong các phép đo lường định lượng, toàn bộ quy trình thực nghiệm từ tiền xử lý dữ liệu đến trích xuất đặc trưng và đánh giá hiệu năng đều được triển khai trên một hệ thống thống nhất. Việc thống nhất môi trường thực nghiệm đảm bảo rằng mọi sự chênh lệch về hiệu năng giữa các pipeline đều phản ánh đúng bản chất của từng kiến trúc, chứ không phải do sự thiếu ổn định của hệ thống đo lường.</w:t>
+        <w:t>Để đảm bảo tính khách quan, khả năng tái lập</w:t>
+      </w:r>
+      <w:r>
+        <w:rPr>
+          <w:rFonts w:ascii="Times New Roman" w:eastAsia="Times New Roman" w:hAnsi="Times New Roman" w:cs="Times New Roman"/>
+          <w:sz w:val="26"/>
+          <w:szCs w:val="26"/>
+          <w:lang w:eastAsia="en-GB"/>
+        </w:rPr>
+        <w:t xml:space="preserve"> </w:t>
+      </w:r>
+      <w:r>
+        <w:rPr>
+          <w:rFonts w:ascii="Times New Roman" w:eastAsia="Times New Roman" w:hAnsi="Times New Roman" w:cs="Times New Roman"/>
+          <w:sz w:val="26"/>
+          <w:szCs w:val="26"/>
+          <w:lang w:eastAsia="en-GB"/>
+        </w:rPr>
+        <w:t>và tính nhất quán trong các phép đo lường định lượng, toàn bộ quy trình thực nghiệm từ tiền xử lý dữ liệu đến trích xuất đặc trưng và đánh giá hiệu năng đều được triển khai trên một hệ thống thống nhất. Việc thống nhất môi trường thực nghiệm đảm bảo rằng mọi sự chênh lệch về hiệu năng giữa các pipeline đều phản ánh đúng bản chất của từng kiến trúc, chứ không phải do sự thiếu ổn định của hệ thống đo lường.</w:t>
       </w:r>
     </w:p>
     <w:p>
@@ -264,7 +282,25 @@
           <w:szCs w:val="26"/>
           <w:lang w:eastAsia="en-GB"/>
         </w:rPr>
-        <w:t>Ngôn ngữ lập trình: Python 3.9+, được lựa chọn nhờ sự phong phú của các thư viện hỗ trợ AI và xử lý dữ liệu.</w:t>
+        <w:t>Ngôn ngữ lập trình: Python 3.</w:t>
+      </w:r>
+      <w:r>
+        <w:rPr>
+          <w:rFonts w:ascii="Times New Roman" w:eastAsia="Times New Roman" w:hAnsi="Times New Roman" w:cs="Times New Roman"/>
+          <w:sz w:val="26"/>
+          <w:szCs w:val="26"/>
+          <w:lang w:eastAsia="en-GB"/>
+        </w:rPr>
+        <w:t>12</w:t>
+      </w:r>
+      <w:r>
+        <w:rPr>
+          <w:rFonts w:ascii="Times New Roman" w:eastAsia="Times New Roman" w:hAnsi="Times New Roman" w:cs="Times New Roman"/>
+          <w:sz w:val="26"/>
+          <w:szCs w:val="26"/>
+          <w:lang w:eastAsia="en-GB"/>
+        </w:rPr>
+        <w:t>, được lựa chọn nhờ sự phong phú của các thư viện hỗ trợ AI và xử lý dữ liệu.</w:t>
       </w:r>
     </w:p>
     <w:p>
@@ -289,7 +325,7 @@
           <w:szCs w:val="26"/>
           <w:lang w:eastAsia="en-GB"/>
         </w:rPr>
-        <w:t>Framework cốt lõi: DeepFace (phiên bản mới nhất). Framework này đóng vai trò là một giao diện cấp cao giúp quản lý và triển khai các kiến trúc FaceNet một cách đồng bộ.</w:t>
+        <w:t>Framework cốt lõi: DeepFace phiên bản mới nhất. Framework này đóng vai trò là một giao diện cấp cao giúp quản lý và triển khai các kiến trúc FaceNet một cách đồng bộ.</w:t>
       </w:r>
     </w:p>
     <w:p>
@@ -314,7 +350,25 @@
           <w:szCs w:val="26"/>
           <w:lang w:eastAsia="en-GB"/>
         </w:rPr>
-        <w:t>Backend tính toán: TensorFlow 2.x, chịu trách nhiệm thực thi các cấu trúc tầng của mạng nơ-ron.</w:t>
+        <w:t>Backend tính toán: TensorFlow 2.</w:t>
+      </w:r>
+      <w:r>
+        <w:rPr>
+          <w:rFonts w:ascii="Times New Roman" w:eastAsia="Times New Roman" w:hAnsi="Times New Roman" w:cs="Times New Roman"/>
+          <w:sz w:val="26"/>
+          <w:szCs w:val="26"/>
+          <w:lang w:eastAsia="en-GB"/>
+        </w:rPr>
+        <w:t>20</w:t>
+      </w:r>
+      <w:r>
+        <w:rPr>
+          <w:rFonts w:ascii="Times New Roman" w:eastAsia="Times New Roman" w:hAnsi="Times New Roman" w:cs="Times New Roman"/>
+          <w:sz w:val="26"/>
+          <w:szCs w:val="26"/>
+          <w:lang w:eastAsia="en-GB"/>
+        </w:rPr>
+        <w:t>, chịu trách nhiệm thực thi các cấu trúc tầng của mạng nơ-ron.</w:t>
       </w:r>
     </w:p>
     <w:p>
@@ -389,7 +443,25 @@
           <w:szCs w:val="26"/>
           <w:lang w:eastAsia="en-GB"/>
         </w:rPr>
-        <w:t>NumPy và scikit-learn: Tính toán vector đặc trưng và các chỉ số đánh giá (Accuracy, Precision, Recall, F1-score).</w:t>
+        <w:t>NumPy và scikit-learn: Tính toán vector đặc trưng và các chỉ số đánh giá</w:t>
+      </w:r>
+      <w:r>
+        <w:rPr>
+          <w:rFonts w:ascii="Times New Roman" w:eastAsia="Times New Roman" w:hAnsi="Times New Roman" w:cs="Times New Roman"/>
+          <w:sz w:val="26"/>
+          <w:szCs w:val="26"/>
+          <w:lang w:eastAsia="en-GB"/>
+        </w:rPr>
+        <w:t xml:space="preserve"> </w:t>
+      </w:r>
+      <w:r>
+        <w:rPr>
+          <w:rFonts w:ascii="Times New Roman" w:eastAsia="Times New Roman" w:hAnsi="Times New Roman" w:cs="Times New Roman"/>
+          <w:sz w:val="26"/>
+          <w:szCs w:val="26"/>
+          <w:lang w:eastAsia="en-GB"/>
+        </w:rPr>
+        <w:t>Accuracy, Precision, Recall, F1-score.</w:t>
       </w:r>
     </w:p>
     <w:p>
@@ -462,7 +534,7 @@
           <w:szCs w:val="26"/>
           <w:lang w:eastAsia="en-GB"/>
         </w:rPr>
-        <w:t>Sự kết hợp đồng bộ giữa phần cứng và phần mềm này cung cấp một nền tảng vững chắc để kiểm thử các mô hình trên bộ dữ liệu LFW — một bộ dữ liệu mang tính thử thách cao do được thu thập trong môi trường phi kiểm soát (unconstrained environment), với nhiều thách thức về sự thay đổi ánh sáng, góc độ và phông nền phức tạp.</w:t>
+        <w:t>Sự kết hợp đồng bộ giữa phần cứng và phần mềm này cung cấp một nền tảng vững chắc để kiểm thử các mô hình trên bộ dữ liệu LFW một bộ dữ liệu mang tính thử thách cao do được thu thập trong môi trường phi kiểm soát, với nhiều thách thức về sự thay đổi ánh sáng, góc độ và phông nền phức tạp.</w:t>
       </w:r>
     </w:p>
     <w:p>
@@ -684,7 +756,7 @@
           <w:szCs w:val="26"/>
           <w:lang w:eastAsia="en-GB"/>
         </w:rPr>
-        <w:t>4.2.2. Quy trình xử lý dữ liệu và trích xuất đặc trưng (System Pipeline)</w:t>
+        <w:t xml:space="preserve">4.2.2. Quy trình xử lý dữ liệu và trích xuất đặc trưng </w:t>
       </w:r>
     </w:p>
     <w:p>
@@ -730,7 +802,52 @@
           <w:szCs w:val="26"/>
           <w:lang w:eastAsia="en-GB"/>
         </w:rPr>
-        <w:t xml:space="preserve">Bước 1 — Tiền xử lý (Pre-processing): Ảnh từ bộ dữ liệu LFW sẽ đi qua bộ phát hiện khuôn mặt (MTCNN hoặc RetinaFace) để phát hiện và cắt riêng (crop) vùng khuôn mặt, đồng thời thực hiện căn chỉnh hình học (Alignment) dựa trên các </w:t>
+        <w:t>Bước 1</w:t>
+      </w:r>
+      <w:r>
+        <w:rPr>
+          <w:rFonts w:ascii="Times New Roman" w:eastAsia="Times New Roman" w:hAnsi="Times New Roman" w:cs="Times New Roman"/>
+          <w:sz w:val="26"/>
+          <w:szCs w:val="26"/>
+          <w:lang w:eastAsia="en-GB"/>
+        </w:rPr>
+        <w:t xml:space="preserve">. </w:t>
+      </w:r>
+      <w:r>
+        <w:rPr>
+          <w:rFonts w:ascii="Times New Roman" w:eastAsia="Times New Roman" w:hAnsi="Times New Roman" w:cs="Times New Roman"/>
+          <w:sz w:val="26"/>
+          <w:szCs w:val="26"/>
+          <w:lang w:eastAsia="en-GB"/>
+        </w:rPr>
+        <w:t xml:space="preserve">Tiền xử lý </w:t>
+      </w:r>
+      <w:r>
+        <w:rPr>
+          <w:rFonts w:ascii="Times New Roman" w:eastAsia="Times New Roman" w:hAnsi="Times New Roman" w:cs="Times New Roman"/>
+          <w:sz w:val="26"/>
+          <w:szCs w:val="26"/>
+          <w:lang w:eastAsia="en-GB"/>
+        </w:rPr>
+        <w:t>ảnh</w:t>
+      </w:r>
+      <w:r>
+        <w:rPr>
+          <w:rFonts w:ascii="Times New Roman" w:eastAsia="Times New Roman" w:hAnsi="Times New Roman" w:cs="Times New Roman"/>
+          <w:sz w:val="26"/>
+          <w:szCs w:val="26"/>
+          <w:lang w:eastAsia="en-GB"/>
+        </w:rPr>
+        <w:t>: Ảnh</w:t>
+      </w:r>
+      <w:r>
+        <w:rPr>
+          <w:rFonts w:ascii="Times New Roman" w:eastAsia="Times New Roman" w:hAnsi="Times New Roman" w:cs="Times New Roman"/>
+          <w:sz w:val="26"/>
+          <w:szCs w:val="26"/>
+          <w:lang w:eastAsia="en-GB"/>
+        </w:rPr>
+        <w:t xml:space="preserve"> từ bộ dữ liệu LFW sẽ đi qua bộ phát hiện khuôn mặt để phát hiện và cắt riêng vùng khuôn mặt, đồng thời thực hiện căn chỉnh hình học dựa trên các điểm mốc bao gồm mắt, mũi và miệng. Bước này đóng vai </w:t>
       </w:r>
       <w:r>
         <w:rPr>
@@ -740,7 +857,7 @@
           <w:lang w:eastAsia="en-GB"/>
         </w:rPr>
         <w:lastRenderedPageBreak/>
-        <w:t>điểm mốc bao gồm mắt, mũi và miệng. Bước này đóng vai trò loại bỏ nhiễu từ phông nền và chuẩn hóa góc nhìn của khuôn mặt trước khi đưa vào mạng trích xuất đặc trưng.</w:t>
+        <w:t>trò loại bỏ nhiễu từ phông nền và chuẩn hóa góc nhìn của khuôn mặt trước khi đưa vào mạng trích xuất đặc trưng.</w:t>
       </w:r>
     </w:p>
     <w:p>
@@ -765,47 +882,43 @@
           <w:szCs w:val="26"/>
           <w:lang w:eastAsia="en-GB"/>
         </w:rPr>
-        <w:t xml:space="preserve">Bước 2 — Trích xuất đặc trưng và Huấn luyện phân loại: Ảnh khuôn mặt đã tiền xử lý được đưa qua mạng FaceNet hoặc FaceNet512 để trích xuất vector đặc trưng (embedding). Các vector này sau đó được sử dụng làm đầu vào cho bộ phân loại MLP (Multi-layer Perceptron) nhằm phân biệt giữa hai lớp: </w:t>
-      </w:r>
-      <w:r>
-        <w:rPr>
-          <w:rFonts w:ascii="Times New Roman" w:eastAsia="Times New Roman" w:hAnsi="Times New Roman" w:cs="Times New Roman"/>
-          <w:i/>
-          <w:iCs/>
-          <w:sz w:val="26"/>
-          <w:szCs w:val="26"/>
-          <w:lang w:eastAsia="en-GB"/>
-        </w:rPr>
-        <w:t>same</w:t>
-      </w:r>
-      <w:r>
-        <w:rPr>
-          <w:rFonts w:ascii="Times New Roman" w:eastAsia="Times New Roman" w:hAnsi="Times New Roman" w:cs="Times New Roman"/>
-          <w:sz w:val="26"/>
-          <w:szCs w:val="26"/>
-          <w:lang w:eastAsia="en-GB"/>
-        </w:rPr>
-        <w:t xml:space="preserve"> (cùng định danh) và </w:t>
-      </w:r>
-      <w:r>
-        <w:rPr>
-          <w:rFonts w:ascii="Times New Roman" w:eastAsia="Times New Roman" w:hAnsi="Times New Roman" w:cs="Times New Roman"/>
-          <w:i/>
-          <w:iCs/>
-          <w:sz w:val="26"/>
-          <w:szCs w:val="26"/>
-          <w:lang w:eastAsia="en-GB"/>
-        </w:rPr>
-        <w:t>different</w:t>
-      </w:r>
-      <w:r>
-        <w:rPr>
-          <w:rFonts w:ascii="Times New Roman" w:eastAsia="Times New Roman" w:hAnsi="Times New Roman" w:cs="Times New Roman"/>
-          <w:sz w:val="26"/>
-          <w:szCs w:val="26"/>
-          <w:lang w:eastAsia="en-GB"/>
-        </w:rPr>
-        <w:t xml:space="preserve"> (khác định danh).</w:t>
+        <w:t>Bước 2</w:t>
+      </w:r>
+      <w:r>
+        <w:rPr>
+          <w:rFonts w:ascii="Times New Roman" w:eastAsia="Times New Roman" w:hAnsi="Times New Roman" w:cs="Times New Roman"/>
+          <w:sz w:val="26"/>
+          <w:szCs w:val="26"/>
+          <w:lang w:eastAsia="en-GB"/>
+        </w:rPr>
+        <w:t xml:space="preserve">. </w:t>
+      </w:r>
+      <w:r>
+        <w:rPr>
+          <w:rFonts w:ascii="Times New Roman" w:eastAsia="Times New Roman" w:hAnsi="Times New Roman" w:cs="Times New Roman"/>
+          <w:sz w:val="26"/>
+          <w:szCs w:val="26"/>
+          <w:lang w:eastAsia="en-GB"/>
+        </w:rPr>
+        <w:t xml:space="preserve">Trích xuất đặc trưng và </w:t>
+      </w:r>
+      <w:r>
+        <w:rPr>
+          <w:rFonts w:ascii="Times New Roman" w:eastAsia="Times New Roman" w:hAnsi="Times New Roman" w:cs="Times New Roman"/>
+          <w:sz w:val="26"/>
+          <w:szCs w:val="26"/>
+          <w:lang w:eastAsia="en-GB"/>
+        </w:rPr>
+        <w:t>h</w:t>
+      </w:r>
+      <w:r>
+        <w:rPr>
+          <w:rFonts w:ascii="Times New Roman" w:eastAsia="Times New Roman" w:hAnsi="Times New Roman" w:cs="Times New Roman"/>
+          <w:sz w:val="26"/>
+          <w:szCs w:val="26"/>
+          <w:lang w:eastAsia="en-GB"/>
+        </w:rPr>
+        <w:t>uấn luyện phân loại: Ảnh khuôn mặt đã tiền xử lý được đưa qua mạng FaceNet hoặc FaceNet512 để trích xuất vector đặc trưng. Các vector này sau đó được sử dụng làm đầu vào cho bộ phân loại MLP nhằm phân biệt giữa hai lớp: cùng định danh và khác định danh.</w:t>
       </w:r>
     </w:p>
     <w:p>
@@ -830,7 +943,43 @@
           <w:szCs w:val="26"/>
           <w:lang w:eastAsia="en-GB"/>
         </w:rPr>
-        <w:t xml:space="preserve">Bước 3 — Đánh giá và Lưu trữ: Kết quả được đánh giá trên tập kiểm thử cố định gồm 1.200 cặp ảnh (600 cặp </w:t>
+        <w:t>Bước 3</w:t>
+      </w:r>
+      <w:r>
+        <w:rPr>
+          <w:rFonts w:ascii="Times New Roman" w:eastAsia="Times New Roman" w:hAnsi="Times New Roman" w:cs="Times New Roman"/>
+          <w:sz w:val="26"/>
+          <w:szCs w:val="26"/>
+          <w:lang w:eastAsia="en-GB"/>
+        </w:rPr>
+        <w:t xml:space="preserve">. </w:t>
+      </w:r>
+      <w:r>
+        <w:rPr>
+          <w:rFonts w:ascii="Times New Roman" w:eastAsia="Times New Roman" w:hAnsi="Times New Roman" w:cs="Times New Roman"/>
+          <w:sz w:val="26"/>
+          <w:szCs w:val="26"/>
+          <w:lang w:eastAsia="en-GB"/>
+        </w:rPr>
+        <w:t xml:space="preserve">Đánh giá và </w:t>
+      </w:r>
+      <w:r>
+        <w:rPr>
+          <w:rFonts w:ascii="Times New Roman" w:eastAsia="Times New Roman" w:hAnsi="Times New Roman" w:cs="Times New Roman"/>
+          <w:sz w:val="26"/>
+          <w:szCs w:val="26"/>
+          <w:lang w:eastAsia="en-GB"/>
+        </w:rPr>
+        <w:t>l</w:t>
+      </w:r>
+      <w:r>
+        <w:rPr>
+          <w:rFonts w:ascii="Times New Roman" w:eastAsia="Times New Roman" w:hAnsi="Times New Roman" w:cs="Times New Roman"/>
+          <w:sz w:val="26"/>
+          <w:szCs w:val="26"/>
+          <w:lang w:eastAsia="en-GB"/>
+        </w:rPr>
+        <w:t xml:space="preserve">ưu trữ: Kết quả được đánh giá trên tập kiểm thử cố định gồm 1.200 cặp ảnh (600 cặp </w:t>
       </w:r>
       <w:r>
         <w:rPr>
@@ -877,222 +1026,22 @@
       <w:pPr>
         <w:spacing w:before="100" w:beforeAutospacing="1" w:after="100" w:afterAutospacing="1" w:line="240" w:lineRule="auto"/>
         <w:jc w:val="both"/>
-        <w:outlineLvl w:val="2"/>
-        <w:rPr>
-          <w:rFonts w:ascii="Times New Roman" w:eastAsia="Times New Roman" w:hAnsi="Times New Roman" w:cs="Times New Roman"/>
-          <w:i/>
-          <w:iCs/>
-          <w:sz w:val="26"/>
-          <w:szCs w:val="26"/>
-          <w:lang w:eastAsia="en-GB"/>
-        </w:rPr>
-      </w:pPr>
-      <w:r>
-        <w:rPr>
-          <w:rFonts w:ascii="Times New Roman" w:eastAsia="Times New Roman" w:hAnsi="Times New Roman" w:cs="Times New Roman"/>
-          <w:i/>
-          <w:iCs/>
-          <w:sz w:val="26"/>
-          <w:szCs w:val="26"/>
-          <w:lang w:eastAsia="en-GB"/>
-        </w:rPr>
-        <w:t>4.2.3. Chiến lược tối ưu hóa ngưỡng nhận diện (Threshold Tuning)</w:t>
-      </w:r>
-    </w:p>
-    <w:p>
-      <w:pPr>
-        <w:spacing w:before="100" w:beforeAutospacing="1" w:after="100" w:afterAutospacing="1" w:line="240" w:lineRule="auto"/>
-        <w:ind w:firstLine="720"/>
-        <w:jc w:val="both"/>
-        <w:rPr>
-          <w:rFonts w:ascii="Times New Roman" w:eastAsia="Times New Roman" w:hAnsi="Times New Roman" w:cs="Times New Roman"/>
-          <w:sz w:val="26"/>
-          <w:szCs w:val="26"/>
-          <w:lang w:eastAsia="en-GB"/>
-        </w:rPr>
-      </w:pPr>
-      <w:r>
-        <w:rPr>
-          <w:rFonts w:ascii="Times New Roman" w:eastAsia="Times New Roman" w:hAnsi="Times New Roman" w:cs="Times New Roman"/>
-          <w:sz w:val="26"/>
-          <w:szCs w:val="26"/>
-          <w:lang w:eastAsia="en-GB"/>
-        </w:rPr>
-        <w:t>Trong bài toán xác thực khuôn mặt (Face Verification), giá trị độ tương đồng Cosine thu được từ bước trích xuất sẽ được so sánh với một ngưỡng quyết định (τ) nhằm phân biệt giữa hai trường hợp: cùng định danh (genuine) và khác định danh (impostor). Ngưỡng quyết định không phải là một hằng số cố định mà phụ thuộc vào phân phối dữ liệu và đặc điểm của từng mô hình.</w:t>
-      </w:r>
-    </w:p>
-    <w:p>
-      <w:pPr>
-        <w:spacing w:before="100" w:beforeAutospacing="1" w:after="100" w:afterAutospacing="1" w:line="240" w:lineRule="auto"/>
-        <w:ind w:firstLine="720"/>
-        <w:jc w:val="both"/>
-        <w:rPr>
-          <w:rFonts w:ascii="Times New Roman" w:eastAsia="Times New Roman" w:hAnsi="Times New Roman" w:cs="Times New Roman"/>
-          <w:sz w:val="26"/>
-          <w:szCs w:val="26"/>
-          <w:lang w:eastAsia="en-GB"/>
-        </w:rPr>
-      </w:pPr>
-      <w:r>
-        <w:rPr>
-          <w:rFonts w:ascii="Times New Roman" w:eastAsia="Times New Roman" w:hAnsi="Times New Roman" w:cs="Times New Roman"/>
-          <w:sz w:val="26"/>
-          <w:szCs w:val="26"/>
-          <w:lang w:eastAsia="en-GB"/>
-        </w:rPr>
-        <w:t>Trong thực nghiệm này, ngưỡng tối ưu được xác định thông qua phân tích đường cong FAR–FRR và tìm điểm cân bằng EER (Equal Error Rate) — điểm mà tại đó FAR = FRR. Kết quả xác định ngưỡng tối ưu cho từng pipeline được trình bày chi tiết trong từng mục đánh giá bên dưới. Việc sử dụng EER làm tiêu chí chọn ngưỡng đảm bảo sự cân bằng giữa tính bảo mật (kiểm soát FAR) và trải nghiệm người dùng (kiểm soát FRR), phù hợp với yêu cầu của các hệ thống sinh trắc học ứng dụng thực tế.</w:t>
-      </w:r>
-    </w:p>
-    <w:p>
-      <w:pPr>
-        <w:spacing w:before="100" w:beforeAutospacing="1" w:after="100" w:afterAutospacing="1" w:line="240" w:lineRule="auto"/>
-        <w:jc w:val="both"/>
-        <w:outlineLvl w:val="1"/>
-        <w:rPr>
-          <w:rFonts w:ascii="Times New Roman" w:eastAsia="Times New Roman" w:hAnsi="Times New Roman" w:cs="Times New Roman"/>
-          <w:b/>
-          <w:bCs/>
-          <w:sz w:val="26"/>
-          <w:szCs w:val="26"/>
-          <w:lang w:eastAsia="en-GB"/>
-        </w:rPr>
-      </w:pPr>
-      <w:r>
-        <w:rPr>
-          <w:rFonts w:ascii="Times New Roman" w:eastAsia="Times New Roman" w:hAnsi="Times New Roman" w:cs="Times New Roman"/>
-          <w:b/>
-          <w:bCs/>
-          <w:sz w:val="26"/>
-          <w:szCs w:val="26"/>
-          <w:lang w:eastAsia="en-GB"/>
-        </w:rPr>
-        <w:t>4.3. Kết quả thực nghiệm theo từng Pipeline</w:t>
-      </w:r>
-    </w:p>
-    <w:p>
-      <w:pPr>
-        <w:spacing w:before="100" w:beforeAutospacing="1" w:after="100" w:afterAutospacing="1" w:line="240" w:lineRule="auto"/>
-        <w:ind w:firstLine="720"/>
-        <w:jc w:val="both"/>
-        <w:rPr>
-          <w:rFonts w:ascii="Times New Roman" w:eastAsia="Times New Roman" w:hAnsi="Times New Roman" w:cs="Times New Roman"/>
-          <w:sz w:val="26"/>
-          <w:szCs w:val="26"/>
-          <w:lang w:eastAsia="en-GB"/>
-        </w:rPr>
-      </w:pPr>
-      <w:r>
-        <w:rPr>
-          <w:rFonts w:ascii="Times New Roman" w:eastAsia="Times New Roman" w:hAnsi="Times New Roman" w:cs="Times New Roman"/>
-          <w:sz w:val="26"/>
-          <w:szCs w:val="26"/>
-          <w:lang w:eastAsia="en-GB"/>
-        </w:rPr>
-        <w:t>Mỗi pipeline được huấn luyện và đánh giá độc lập trên cùng một bộ dữ liệu LFW với 1.200 cặp kiểm thử, đảm bảo tính nhất quán và khách quan trong so sánh. Kết quả của từng pipeline được phân tích chi tiết thông qua bốn khía cạnh: (1) quá trình huấn luyện qua các epoch, (2) bảng kết quả định lượng tổng hợp, (3) ma trận nhầm lẫn, và (4) đường cong FAR–FRR với điểm EER.</w:t>
-      </w:r>
-    </w:p>
-    <w:p>
-      <w:pPr>
-        <w:spacing w:before="100" w:beforeAutospacing="1" w:after="100" w:afterAutospacing="1" w:line="240" w:lineRule="auto"/>
-        <w:jc w:val="both"/>
-        <w:outlineLvl w:val="2"/>
-        <w:rPr>
-          <w:rFonts w:ascii="Times New Roman" w:eastAsia="Times New Roman" w:hAnsi="Times New Roman" w:cs="Times New Roman"/>
-          <w:i/>
-          <w:iCs/>
-          <w:sz w:val="26"/>
-          <w:szCs w:val="26"/>
-          <w:lang w:eastAsia="en-GB"/>
-        </w:rPr>
-      </w:pPr>
-      <w:r>
-        <w:rPr>
-          <w:rFonts w:ascii="Times New Roman" w:eastAsia="Times New Roman" w:hAnsi="Times New Roman" w:cs="Times New Roman"/>
-          <w:i/>
-          <w:iCs/>
-          <w:sz w:val="26"/>
-          <w:szCs w:val="26"/>
-          <w:lang w:eastAsia="en-GB"/>
-        </w:rPr>
-        <w:t>4.3.1. Pipeline FaceNet (128-D) + MTCNN</w:t>
-      </w:r>
-    </w:p>
-    <w:p>
-      <w:pPr>
-        <w:spacing w:before="100" w:beforeAutospacing="1" w:after="100" w:afterAutospacing="1" w:line="240" w:lineRule="auto"/>
-        <w:jc w:val="both"/>
-        <w:rPr>
-          <w:rFonts w:ascii="Times New Roman" w:eastAsia="Times New Roman" w:hAnsi="Times New Roman" w:cs="Times New Roman"/>
-          <w:sz w:val="26"/>
-          <w:szCs w:val="26"/>
-          <w:lang w:eastAsia="en-GB"/>
-        </w:rPr>
-      </w:pPr>
-      <w:r>
-        <w:rPr>
-          <w:rFonts w:ascii="Times New Roman" w:eastAsia="Times New Roman" w:hAnsi="Times New Roman" w:cs="Times New Roman"/>
-          <w:sz w:val="26"/>
-          <w:szCs w:val="26"/>
-          <w:lang w:eastAsia="en-GB"/>
-        </w:rPr>
-        <w:t>a) Quá trình huấn luyện</w:t>
-      </w:r>
-    </w:p>
-    <w:p>
-      <w:pPr>
-        <w:spacing w:before="100" w:beforeAutospacing="1" w:after="100" w:afterAutospacing="1" w:line="240" w:lineRule="auto"/>
-        <w:ind w:firstLine="720"/>
-        <w:jc w:val="both"/>
-        <w:rPr>
-          <w:rFonts w:ascii="Times New Roman" w:eastAsia="Times New Roman" w:hAnsi="Times New Roman" w:cs="Times New Roman"/>
-          <w:sz w:val="26"/>
-          <w:szCs w:val="26"/>
-          <w:lang w:eastAsia="en-GB"/>
-        </w:rPr>
-      </w:pPr>
-      <w:r>
-        <w:rPr>
-          <w:rFonts w:ascii="Times New Roman" w:eastAsia="Times New Roman" w:hAnsi="Times New Roman" w:cs="Times New Roman"/>
-          <w:sz w:val="26"/>
-          <w:szCs w:val="26"/>
-          <w:lang w:eastAsia="en-GB"/>
-        </w:rPr>
-        <w:t>Biểu đồ độ chính xác theo epoch (Hình 4.1) cho thấy mô hình hội tụ ổn định trong suốt 12 epoch huấn luyện. Training Accuracy tăng đều từ 0.88 (epoch 1) lên 0.95 (epoch 12), phản ánh quá trình tối ưu hóa hiệu quả của bộ phân loại MLP trên không gian embedding 128 chiều. Validation Accuracy cũng cải thiện liên tục từ mức khởi điểm thấp 0.49 (epoch 1) lên 0.92 (epoch 12), phản ánh quá trình học tổng quát hóa hiệu quả của mô hình trên tập kiểm tra độc lậ</w:t>
-      </w:r>
-      <w:r>
-        <w:rPr>
-          <w:rFonts w:ascii="Times New Roman" w:eastAsia="Times New Roman" w:hAnsi="Times New Roman" w:cs="Times New Roman"/>
-          <w:sz w:val="26"/>
-          <w:szCs w:val="26"/>
-          <w:lang w:eastAsia="en-GB"/>
-        </w:rPr>
-        <w:t>p.</w:t>
-      </w:r>
-    </w:p>
-    <w:p>
-      <w:pPr>
-        <w:spacing w:before="100" w:beforeAutospacing="1" w:after="100" w:afterAutospacing="1" w:line="240" w:lineRule="auto"/>
-        <w:jc w:val="center"/>
-        <w:rPr>
-          <w:rFonts w:ascii="Times New Roman" w:eastAsia="Times New Roman" w:hAnsi="Times New Roman" w:cs="Times New Roman"/>
-          <w:sz w:val="26"/>
-          <w:szCs w:val="26"/>
-          <w:lang w:eastAsia="en-GB"/>
-        </w:rPr>
-      </w:pPr>
-      <w:r>
-        <w:rPr>
-          <w:rFonts w:ascii="Times New Roman" w:hAnsi="Times New Roman" w:cs="Times New Roman"/>
+        <w:rPr>
+          <w:rFonts w:ascii="Times New Roman" w:eastAsia="Times New Roman" w:hAnsi="Times New Roman" w:cs="Times New Roman"/>
+          <w:sz w:val="26"/>
+          <w:szCs w:val="26"/>
+          <w:lang w:eastAsia="en-GB"/>
+        </w:rPr>
+      </w:pPr>
+      <w:r>
+        <w:rPr>
           <w:noProof/>
-          <w:sz w:val="26"/>
-          <w:szCs w:val="26"/>
-        </w:rPr>
-        <w:lastRenderedPageBreak/>
+        </w:rPr>
         <w:drawing>
-          <wp:inline distT="0" distB="0" distL="0" distR="0" wp14:anchorId="609497DB" wp14:editId="07C53118">
-            <wp:extent cx="5731510" cy="3343275"/>
-            <wp:effectExtent l="0" t="0" r="2540" b="9525"/>
-            <wp:docPr id="1" name="Picture 1"/>
+          <wp:inline distT="0" distB="0" distL="0" distR="0" wp14:anchorId="70BC641D" wp14:editId="519C19C8">
+            <wp:extent cx="5731510" cy="3126105"/>
+            <wp:effectExtent l="0" t="0" r="2540" b="0"/>
+            <wp:docPr id="1522960137" name="Picture 1"/>
             <wp:cNvGraphicFramePr>
               <a:graphicFrameLocks xmlns:a="http://schemas.openxmlformats.org/drawingml/2006/main" noChangeAspect="1"/>
             </wp:cNvGraphicFramePr>
@@ -1121,7 +1070,7 @@
                   <pic:spPr bwMode="auto">
                     <a:xfrm>
                       <a:off x="0" y="0"/>
-                      <a:ext cx="5731510" cy="3343275"/>
+                      <a:ext cx="5731510" cy="3126105"/>
                     </a:xfrm>
                     <a:prstGeom prst="rect">
                       <a:avLst/>
@@ -1137,7 +1086,33 @@
           </wp:inline>
         </w:drawing>
       </w:r>
-      <w:r>
+    </w:p>
+    <w:p>
+      <w:pPr>
+        <w:spacing w:before="100" w:beforeAutospacing="1" w:after="100" w:afterAutospacing="1" w:line="240" w:lineRule="auto"/>
+        <w:jc w:val="both"/>
+        <w:rPr>
+          <w:rFonts w:ascii="Times New Roman" w:eastAsia="Times New Roman" w:hAnsi="Times New Roman" w:cs="Times New Roman"/>
+          <w:sz w:val="26"/>
+          <w:szCs w:val="26"/>
+          <w:lang w:eastAsia="en-GB"/>
+        </w:rPr>
+      </w:pPr>
+      <w:r>
+        <w:rPr>
+          <w:rFonts w:ascii="Times New Roman" w:eastAsia="Times New Roman" w:hAnsi="Times New Roman" w:cs="Times New Roman"/>
+          <w:sz w:val="26"/>
+          <w:szCs w:val="26"/>
+          <w:lang w:eastAsia="en-GB"/>
+        </w:rPr>
+        <w:t xml:space="preserve">Hình 4.1. Model pipeline </w:t>
+      </w:r>
+    </w:p>
+    <w:p>
+      <w:pPr>
+        <w:spacing w:before="100" w:beforeAutospacing="1" w:after="100" w:afterAutospacing="1" w:line="240" w:lineRule="auto"/>
+        <w:jc w:val="both"/>
+        <w:outlineLvl w:val="2"/>
         <w:rPr>
           <w:rFonts w:ascii="Times New Roman" w:eastAsia="Times New Roman" w:hAnsi="Times New Roman" w:cs="Times New Roman"/>
           <w:i/>
@@ -1146,7 +1121,17 @@
           <w:szCs w:val="26"/>
           <w:lang w:eastAsia="en-GB"/>
         </w:rPr>
-        <w:t>Hình 4.1. Biểu đồ Accuracy theo Epoch của pipeline FaceNet (128-D) + MTCNN</w:t>
+      </w:pPr>
+      <w:r>
+        <w:rPr>
+          <w:rFonts w:ascii="Times New Roman" w:eastAsia="Times New Roman" w:hAnsi="Times New Roman" w:cs="Times New Roman"/>
+          <w:i/>
+          <w:iCs/>
+          <w:sz w:val="26"/>
+          <w:szCs w:val="26"/>
+          <w:lang w:eastAsia="en-GB"/>
+        </w:rPr>
+        <w:t>4.2.3. Chiến lược tối ưu hóa ngưỡng nhận diện</w:t>
       </w:r>
     </w:p>
     <w:p>
@@ -1168,12 +1153,232 @@
           <w:szCs w:val="26"/>
           <w:lang w:eastAsia="en-GB"/>
         </w:rPr>
-        <w:t>Về hàm mất mát (Hình 4.2), Training Loss giảm đều từ 0.30 xuống còn 0.13, cho thấy mô hình học tốt và liên tục trên tập huấn luyện. Validation Loss có điểm khởi đầu cao bất thường ở mức 2.83 tại epoch 1 — hiện tượng này được lý giải bởi đặc trưng phân phối của tập validation chưa được mô hình nắm bắt trong giai đoạn đầu. Tuy nhiên, Validation Loss giảm mạnh và ổn định dần ở mức 0.26 từ epoch 8 trở đi. Khoảng cách tương đối nhỏ giữa Training Loss (0.13) và Validation Loss (0.26) ở epoch cuối cho thấy mô hình không bị overfitting nghiêm trọng, đồng thời vẫn còn dư địa để cải thiện nếu tăng số epoch hoặc điều chỉnh kiến trúc.</w:t>
+        <w:t>Trong bài toán xác thực khuôn mặt</w:t>
+      </w:r>
+      <w:r>
+        <w:rPr>
+          <w:rFonts w:ascii="Times New Roman" w:eastAsia="Times New Roman" w:hAnsi="Times New Roman" w:cs="Times New Roman"/>
+          <w:sz w:val="26"/>
+          <w:szCs w:val="26"/>
+          <w:lang w:eastAsia="en-GB"/>
+        </w:rPr>
+        <w:t xml:space="preserve">, </w:t>
+      </w:r>
+      <w:r>
+        <w:rPr>
+          <w:rFonts w:ascii="Times New Roman" w:eastAsia="Times New Roman" w:hAnsi="Times New Roman" w:cs="Times New Roman"/>
+          <w:sz w:val="26"/>
+          <w:szCs w:val="26"/>
+          <w:lang w:eastAsia="en-GB"/>
+        </w:rPr>
+        <w:t>giá trị độ tương đồng Cosine thu được từ bước trích xuất sẽ được so sánh với một ngưỡng quyết định (τ) nhằm phân biệt giữa hai trường hợp: cùng định danh và khác định danh. Ngưỡng quyết định không phải là một hằng số cố định mà phụ thuộc vào phân phối dữ liệu và đặc điểm của từng mô hình.</w:t>
       </w:r>
     </w:p>
     <w:p>
       <w:pPr>
         <w:spacing w:before="100" w:beforeAutospacing="1" w:after="100" w:afterAutospacing="1" w:line="240" w:lineRule="auto"/>
+        <w:ind w:firstLine="720"/>
+        <w:jc w:val="both"/>
+        <w:rPr>
+          <w:rFonts w:ascii="Times New Roman" w:eastAsia="Times New Roman" w:hAnsi="Times New Roman" w:cs="Times New Roman"/>
+          <w:sz w:val="26"/>
+          <w:szCs w:val="26"/>
+          <w:lang w:eastAsia="en-GB"/>
+        </w:rPr>
+      </w:pPr>
+      <w:r>
+        <w:rPr>
+          <w:rFonts w:ascii="Times New Roman" w:eastAsia="Times New Roman" w:hAnsi="Times New Roman" w:cs="Times New Roman"/>
+          <w:sz w:val="26"/>
+          <w:szCs w:val="26"/>
+          <w:lang w:eastAsia="en-GB"/>
+        </w:rPr>
+        <w:t>Trong thực nghiệm này, ngưỡng tối ưu được xác định thông qua phân tích đường cong FAR–FRR và tìm điểm cân bằng EER điểm mà tại đó FAR = FRR. Kết quả xác định ngưỡng tối ưu cho từng pipeline được trình bày chi tiết trong từng mục đánh giá bên dưới. Việc sử dụng EER làm tiêu chí chọn ngưỡng đảm bảo sự cân bằng giữa tính bảo mật và trải nghiệm người dùng</w:t>
+      </w:r>
+      <w:r>
+        <w:rPr>
+          <w:rFonts w:ascii="Times New Roman" w:eastAsia="Times New Roman" w:hAnsi="Times New Roman" w:cs="Times New Roman"/>
+          <w:sz w:val="26"/>
+          <w:szCs w:val="26"/>
+          <w:lang w:eastAsia="en-GB"/>
+        </w:rPr>
+        <w:t xml:space="preserve">, </w:t>
+      </w:r>
+      <w:r>
+        <w:rPr>
+          <w:rFonts w:ascii="Times New Roman" w:eastAsia="Times New Roman" w:hAnsi="Times New Roman" w:cs="Times New Roman"/>
+          <w:sz w:val="26"/>
+          <w:szCs w:val="26"/>
+          <w:lang w:eastAsia="en-GB"/>
+        </w:rPr>
+        <w:t>phù hợp với yêu cầu của các hệ thống sinh trắc học ứng dụng thực tế.</w:t>
+      </w:r>
+    </w:p>
+    <w:p>
+      <w:pPr>
+        <w:spacing w:before="100" w:beforeAutospacing="1" w:after="100" w:afterAutospacing="1" w:line="240" w:lineRule="auto"/>
+        <w:jc w:val="both"/>
+        <w:outlineLvl w:val="1"/>
+        <w:rPr>
+          <w:rFonts w:ascii="Times New Roman" w:eastAsia="Times New Roman" w:hAnsi="Times New Roman" w:cs="Times New Roman"/>
+          <w:b/>
+          <w:bCs/>
+          <w:sz w:val="26"/>
+          <w:szCs w:val="26"/>
+          <w:lang w:eastAsia="en-GB"/>
+        </w:rPr>
+      </w:pPr>
+      <w:r>
+        <w:rPr>
+          <w:rFonts w:ascii="Times New Roman" w:eastAsia="Times New Roman" w:hAnsi="Times New Roman" w:cs="Times New Roman"/>
+          <w:b/>
+          <w:bCs/>
+          <w:sz w:val="26"/>
+          <w:szCs w:val="26"/>
+          <w:lang w:eastAsia="en-GB"/>
+        </w:rPr>
+        <w:t>4.3. Kết quả thực nghiệm theo từng Pipeline</w:t>
+      </w:r>
+    </w:p>
+    <w:p>
+      <w:pPr>
+        <w:spacing w:before="100" w:beforeAutospacing="1" w:after="100" w:afterAutospacing="1" w:line="240" w:lineRule="auto"/>
+        <w:ind w:firstLine="720"/>
+        <w:jc w:val="both"/>
+        <w:rPr>
+          <w:rFonts w:ascii="Times New Roman" w:eastAsia="Times New Roman" w:hAnsi="Times New Roman" w:cs="Times New Roman"/>
+          <w:sz w:val="26"/>
+          <w:szCs w:val="26"/>
+          <w:lang w:eastAsia="en-GB"/>
+        </w:rPr>
+      </w:pPr>
+      <w:r>
+        <w:rPr>
+          <w:rFonts w:ascii="Times New Roman" w:eastAsia="Times New Roman" w:hAnsi="Times New Roman" w:cs="Times New Roman"/>
+          <w:sz w:val="26"/>
+          <w:szCs w:val="26"/>
+          <w:lang w:eastAsia="en-GB"/>
+        </w:rPr>
+        <w:lastRenderedPageBreak/>
+        <w:t>Mỗi pipeline được huấn luyện và đánh giá độc lập trên cùng một bộ dữ liệu LFW với 1.200 cặp kiểm thử, đảm bảo tính nhất quán và khách quan trong so sánh. Kết quả của từng pipeline được phân tích chi tiết thông qua bốn khía cạnh: quá trình huấn luyện qua các epoch, bảng kết quả định lượng tổng hợp, ma trận nhầm lẫn, và đường cong FAR–FRR với điểm EER.</w:t>
+      </w:r>
+    </w:p>
+    <w:p>
+      <w:pPr>
+        <w:spacing w:before="100" w:beforeAutospacing="1" w:after="100" w:afterAutospacing="1" w:line="240" w:lineRule="auto"/>
+        <w:jc w:val="both"/>
+        <w:outlineLvl w:val="2"/>
+        <w:rPr>
+          <w:rFonts w:ascii="Times New Roman" w:eastAsia="Times New Roman" w:hAnsi="Times New Roman" w:cs="Times New Roman"/>
+          <w:i/>
+          <w:iCs/>
+          <w:sz w:val="26"/>
+          <w:szCs w:val="26"/>
+          <w:lang w:eastAsia="en-GB"/>
+        </w:rPr>
+      </w:pPr>
+      <w:r>
+        <w:rPr>
+          <w:rFonts w:ascii="Times New Roman" w:eastAsia="Times New Roman" w:hAnsi="Times New Roman" w:cs="Times New Roman"/>
+          <w:i/>
+          <w:iCs/>
+          <w:sz w:val="26"/>
+          <w:szCs w:val="26"/>
+          <w:lang w:eastAsia="en-GB"/>
+        </w:rPr>
+        <w:t>4.3.1. Pipeline FaceNet (128-D) + MTCNN</w:t>
+      </w:r>
+    </w:p>
+    <w:p>
+      <w:pPr>
+        <w:spacing w:before="100" w:beforeAutospacing="1" w:after="100" w:afterAutospacing="1" w:line="240" w:lineRule="auto"/>
+        <w:jc w:val="both"/>
+        <w:rPr>
+          <w:rFonts w:ascii="Times New Roman" w:eastAsia="Times New Roman" w:hAnsi="Times New Roman" w:cs="Times New Roman"/>
+          <w:sz w:val="26"/>
+          <w:szCs w:val="26"/>
+          <w:lang w:eastAsia="en-GB"/>
+        </w:rPr>
+      </w:pPr>
+      <w:r>
+        <w:rPr>
+          <w:rFonts w:ascii="Times New Roman" w:eastAsia="Times New Roman" w:hAnsi="Times New Roman" w:cs="Times New Roman"/>
+          <w:sz w:val="26"/>
+          <w:szCs w:val="26"/>
+          <w:lang w:eastAsia="en-GB"/>
+        </w:rPr>
+        <w:t>a) Quá trình huấn luyện</w:t>
+      </w:r>
+    </w:p>
+    <w:p>
+      <w:pPr>
+        <w:spacing w:before="100" w:beforeAutospacing="1" w:after="100" w:afterAutospacing="1" w:line="240" w:lineRule="auto"/>
+        <w:ind w:firstLine="720"/>
+        <w:jc w:val="both"/>
+        <w:rPr>
+          <w:rFonts w:ascii="Times New Roman" w:eastAsia="Times New Roman" w:hAnsi="Times New Roman" w:cs="Times New Roman"/>
+          <w:sz w:val="26"/>
+          <w:szCs w:val="26"/>
+          <w:lang w:eastAsia="en-GB"/>
+        </w:rPr>
+      </w:pPr>
+      <w:r>
+        <w:rPr>
+          <w:rFonts w:ascii="Times New Roman" w:eastAsia="Times New Roman" w:hAnsi="Times New Roman" w:cs="Times New Roman"/>
+          <w:sz w:val="26"/>
+          <w:szCs w:val="26"/>
+          <w:lang w:eastAsia="en-GB"/>
+        </w:rPr>
+        <w:t>Biểu đồ độ chính xác theo epoch (</w:t>
+      </w:r>
+      <w:r>
+        <w:rPr>
+          <w:rFonts w:ascii="Times New Roman" w:eastAsia="Times New Roman" w:hAnsi="Times New Roman" w:cs="Times New Roman"/>
+          <w:b/>
+          <w:bCs/>
+          <w:i/>
+          <w:iCs/>
+          <w:sz w:val="26"/>
+          <w:szCs w:val="26"/>
+          <w:lang w:eastAsia="en-GB"/>
+        </w:rPr>
+        <w:t>Hình 4.</w:t>
+      </w:r>
+      <w:r>
+        <w:rPr>
+          <w:rFonts w:ascii="Times New Roman" w:eastAsia="Times New Roman" w:hAnsi="Times New Roman" w:cs="Times New Roman"/>
+          <w:b/>
+          <w:bCs/>
+          <w:i/>
+          <w:iCs/>
+          <w:sz w:val="26"/>
+          <w:szCs w:val="26"/>
+          <w:lang w:eastAsia="en-GB"/>
+        </w:rPr>
+        <w:t>2</w:t>
+      </w:r>
+      <w:r>
+        <w:rPr>
+          <w:rFonts w:ascii="Times New Roman" w:eastAsia="Times New Roman" w:hAnsi="Times New Roman" w:cs="Times New Roman"/>
+          <w:sz w:val="26"/>
+          <w:szCs w:val="26"/>
+          <w:lang w:eastAsia="en-GB"/>
+        </w:rPr>
+        <w:t>) cho thấy mô hình hội tụ ổn định trong suốt 12 epoch huấn luyện. Training Accuracy tăng đều từ 0.88 (epoch 1) lên 0.95 (epoch 12), phản ánh quá trình tối ưu hóa hiệu quả của bộ phân loại MLP trên không gian embedding 128 chiều. Validation Accuracy cũng cải thiện liên tục từ mức khởi điểm thấp 0.49 (epoch 1) lên 0.92 (epoch 12), phản ánh quá trình học tổng quát hóa hiệu quả của mô hình trên tập kiểm tra độc lậ</w:t>
+      </w:r>
+      <w:r>
+        <w:rPr>
+          <w:rFonts w:ascii="Times New Roman" w:eastAsia="Times New Roman" w:hAnsi="Times New Roman" w:cs="Times New Roman"/>
+          <w:sz w:val="26"/>
+          <w:szCs w:val="26"/>
+          <w:lang w:eastAsia="en-GB"/>
+        </w:rPr>
+        <w:t>p.</w:t>
+      </w:r>
+    </w:p>
+    <w:p>
+      <w:pPr>
+        <w:spacing w:before="100" w:beforeAutospacing="1" w:after="100" w:afterAutospacing="1" w:line="240" w:lineRule="auto"/>
         <w:jc w:val="center"/>
         <w:rPr>
           <w:rFonts w:ascii="Times New Roman" w:eastAsia="Times New Roman" w:hAnsi="Times New Roman" w:cs="Times New Roman"/>
@@ -1189,12 +1394,11 @@
           <w:sz w:val="26"/>
           <w:szCs w:val="26"/>
         </w:rPr>
-        <w:lastRenderedPageBreak/>
         <w:drawing>
-          <wp:inline distT="0" distB="0" distL="0" distR="0" wp14:anchorId="18446A61" wp14:editId="548D5E9C">
+          <wp:inline distT="0" distB="0" distL="0" distR="0" wp14:anchorId="609497DB" wp14:editId="4A9973FB">
             <wp:extent cx="5731510" cy="3343275"/>
             <wp:effectExtent l="0" t="0" r="2540" b="9525"/>
-            <wp:docPr id="2" name="Picture 2"/>
+            <wp:docPr id="1" name="Picture 1"/>
             <wp:cNvGraphicFramePr>
               <a:graphicFrameLocks xmlns:a="http://schemas.openxmlformats.org/drawingml/2006/main" noChangeAspect="1"/>
             </wp:cNvGraphicFramePr>
@@ -1202,7 +1406,7 @@
               <a:graphicData uri="http://schemas.openxmlformats.org/drawingml/2006/picture">
                 <pic:pic xmlns:pic="http://schemas.openxmlformats.org/drawingml/2006/picture">
                   <pic:nvPicPr>
-                    <pic:cNvPr id="0" name="Picture 3"/>
+                    <pic:cNvPr id="0" name="Picture 1"/>
                     <pic:cNvPicPr>
                       <a:picLocks noChangeAspect="1" noChangeArrowheads="1"/>
                     </pic:cNvPicPr>
@@ -1242,13 +1446,228 @@
       <w:r>
         <w:rPr>
           <w:rFonts w:ascii="Times New Roman" w:eastAsia="Times New Roman" w:hAnsi="Times New Roman" w:cs="Times New Roman"/>
+          <w:b/>
+          <w:bCs/>
           <w:i/>
           <w:iCs/>
           <w:sz w:val="26"/>
           <w:szCs w:val="26"/>
           <w:lang w:eastAsia="en-GB"/>
         </w:rPr>
-        <w:t>Hình 4.2. Biểu đồ Loss theo Epoch của pipeline FaceNet (128-D) + MTCNN</w:t>
+        <w:t>Hình 4.</w:t>
+      </w:r>
+      <w:r>
+        <w:rPr>
+          <w:rFonts w:ascii="Times New Roman" w:eastAsia="Times New Roman" w:hAnsi="Times New Roman" w:cs="Times New Roman"/>
+          <w:b/>
+          <w:bCs/>
+          <w:i/>
+          <w:iCs/>
+          <w:sz w:val="26"/>
+          <w:szCs w:val="26"/>
+          <w:lang w:eastAsia="en-GB"/>
+        </w:rPr>
+        <w:t>2</w:t>
+      </w:r>
+      <w:r>
+        <w:rPr>
+          <w:rFonts w:ascii="Times New Roman" w:eastAsia="Times New Roman" w:hAnsi="Times New Roman" w:cs="Times New Roman"/>
+          <w:b/>
+          <w:bCs/>
+          <w:i/>
+          <w:iCs/>
+          <w:sz w:val="26"/>
+          <w:szCs w:val="26"/>
+          <w:lang w:eastAsia="en-GB"/>
+        </w:rPr>
+        <w:t>.</w:t>
+      </w:r>
+      <w:r>
+        <w:rPr>
+          <w:rFonts w:ascii="Times New Roman" w:eastAsia="Times New Roman" w:hAnsi="Times New Roman" w:cs="Times New Roman"/>
+          <w:i/>
+          <w:iCs/>
+          <w:sz w:val="26"/>
+          <w:szCs w:val="26"/>
+          <w:lang w:eastAsia="en-GB"/>
+        </w:rPr>
+        <w:t xml:space="preserve"> Biểu đồ Accuracy theo Epoch của pipeline FaceNet (128-D) + MTCNN</w:t>
+      </w:r>
+    </w:p>
+    <w:p>
+      <w:pPr>
+        <w:spacing w:before="100" w:beforeAutospacing="1" w:after="100" w:afterAutospacing="1" w:line="240" w:lineRule="auto"/>
+        <w:ind w:firstLine="720"/>
+        <w:jc w:val="both"/>
+        <w:rPr>
+          <w:rFonts w:ascii="Times New Roman" w:eastAsia="Times New Roman" w:hAnsi="Times New Roman" w:cs="Times New Roman"/>
+          <w:sz w:val="26"/>
+          <w:szCs w:val="26"/>
+          <w:lang w:eastAsia="en-GB"/>
+        </w:rPr>
+      </w:pPr>
+      <w:r>
+        <w:rPr>
+          <w:rFonts w:ascii="Times New Roman" w:eastAsia="Times New Roman" w:hAnsi="Times New Roman" w:cs="Times New Roman"/>
+          <w:sz w:val="26"/>
+          <w:szCs w:val="26"/>
+          <w:lang w:eastAsia="en-GB"/>
+        </w:rPr>
+        <w:t>Về hàm mất mát (</w:t>
+      </w:r>
+      <w:r>
+        <w:rPr>
+          <w:rFonts w:ascii="Times New Roman" w:eastAsia="Times New Roman" w:hAnsi="Times New Roman" w:cs="Times New Roman"/>
+          <w:b/>
+          <w:bCs/>
+          <w:i/>
+          <w:iCs/>
+          <w:sz w:val="26"/>
+          <w:szCs w:val="26"/>
+          <w:lang w:eastAsia="en-GB"/>
+        </w:rPr>
+        <w:t>Hình 4.</w:t>
+      </w:r>
+      <w:r>
+        <w:rPr>
+          <w:rFonts w:ascii="Times New Roman" w:eastAsia="Times New Roman" w:hAnsi="Times New Roman" w:cs="Times New Roman"/>
+          <w:b/>
+          <w:bCs/>
+          <w:i/>
+          <w:iCs/>
+          <w:sz w:val="26"/>
+          <w:szCs w:val="26"/>
+          <w:lang w:eastAsia="en-GB"/>
+        </w:rPr>
+        <w:t>3</w:t>
+      </w:r>
+      <w:r>
+        <w:rPr>
+          <w:rFonts w:ascii="Times New Roman" w:eastAsia="Times New Roman" w:hAnsi="Times New Roman" w:cs="Times New Roman"/>
+          <w:sz w:val="26"/>
+          <w:szCs w:val="26"/>
+          <w:lang w:eastAsia="en-GB"/>
+        </w:rPr>
+        <w:t>), Training Loss giảm đều từ 0.30 xuống còn 0.13, cho thấy mô hình học tốt và liên tục trên tập huấn luyện. Validation Loss có điểm khởi đầu cao bất thường ở mức 2.83 tại epoch 1 hiện tượng này được lý giải bởi đặc trưng phân phối của tập validation chưa được mô hình nắm bắt trong giai đoạn đầu. Tuy nhiên, Validation Loss giảm mạnh và ổn định dần ở mức 0.26 từ epoch 8 trở đi. Khoảng cách tương đối nhỏ giữa Training Loss 0.13 và Validation Loss 0.26 ở epoch cuối cho thấy mô hình không bị overfitting nghiêm trọng, đồng thời vẫn còn dư địa để cải thiện nếu tăng số epoch hoặc điều chỉnh kiến trúc.</w:t>
+      </w:r>
+    </w:p>
+    <w:p>
+      <w:pPr>
+        <w:spacing w:before="100" w:beforeAutospacing="1" w:after="100" w:afterAutospacing="1" w:line="240" w:lineRule="auto"/>
+        <w:jc w:val="center"/>
+        <w:rPr>
+          <w:rFonts w:ascii="Times New Roman" w:eastAsia="Times New Roman" w:hAnsi="Times New Roman" w:cs="Times New Roman"/>
+          <w:sz w:val="26"/>
+          <w:szCs w:val="26"/>
+          <w:lang w:eastAsia="en-GB"/>
+        </w:rPr>
+      </w:pPr>
+      <w:r>
+        <w:rPr>
+          <w:rFonts w:ascii="Times New Roman" w:hAnsi="Times New Roman" w:cs="Times New Roman"/>
+          <w:noProof/>
+          <w:sz w:val="26"/>
+          <w:szCs w:val="26"/>
+        </w:rPr>
+        <w:lastRenderedPageBreak/>
+        <w:drawing>
+          <wp:inline distT="0" distB="0" distL="0" distR="0" wp14:anchorId="18446A61" wp14:editId="192C111E">
+            <wp:extent cx="5731510" cy="3343275"/>
+            <wp:effectExtent l="0" t="0" r="2540" b="9525"/>
+            <wp:docPr id="2" name="Picture 2"/>
+            <wp:cNvGraphicFramePr>
+              <a:graphicFrameLocks xmlns:a="http://schemas.openxmlformats.org/drawingml/2006/main" noChangeAspect="1"/>
+            </wp:cNvGraphicFramePr>
+            <a:graphic xmlns:a="http://schemas.openxmlformats.org/drawingml/2006/main">
+              <a:graphicData uri="http://schemas.openxmlformats.org/drawingml/2006/picture">
+                <pic:pic xmlns:pic="http://schemas.openxmlformats.org/drawingml/2006/picture">
+                  <pic:nvPicPr>
+                    <pic:cNvPr id="0" name="Picture 3"/>
+                    <pic:cNvPicPr>
+                      <a:picLocks noChangeAspect="1" noChangeArrowheads="1"/>
+                    </pic:cNvPicPr>
+                  </pic:nvPicPr>
+                  <pic:blipFill>
+                    <a:blip r:embed="rId8" cstate="print">
+                      <a:extLst>
+                        <a:ext uri="{28A0092B-C50C-407E-A947-70E740481C1C}">
+                          <a14:useLocalDpi xmlns:a14="http://schemas.microsoft.com/office/drawing/2010/main" val="0"/>
+                        </a:ext>
+                      </a:extLst>
+                    </a:blip>
+                    <a:srcRect/>
+                    <a:stretch>
+                      <a:fillRect/>
+                    </a:stretch>
+                  </pic:blipFill>
+                  <pic:spPr bwMode="auto">
+                    <a:xfrm>
+                      <a:off x="0" y="0"/>
+                      <a:ext cx="5731510" cy="3343275"/>
+                    </a:xfrm>
+                    <a:prstGeom prst="rect">
+                      <a:avLst/>
+                    </a:prstGeom>
+                    <a:noFill/>
+                    <a:ln>
+                      <a:noFill/>
+                    </a:ln>
+                  </pic:spPr>
+                </pic:pic>
+              </a:graphicData>
+            </a:graphic>
+          </wp:inline>
+        </w:drawing>
+      </w:r>
+      <w:r>
+        <w:rPr>
+          <w:rFonts w:ascii="Times New Roman" w:eastAsia="Times New Roman" w:hAnsi="Times New Roman" w:cs="Times New Roman"/>
+          <w:b/>
+          <w:bCs/>
+          <w:i/>
+          <w:iCs/>
+          <w:sz w:val="26"/>
+          <w:szCs w:val="26"/>
+          <w:lang w:eastAsia="en-GB"/>
+        </w:rPr>
+        <w:t>Hình 4.</w:t>
+      </w:r>
+      <w:r>
+        <w:rPr>
+          <w:rFonts w:ascii="Times New Roman" w:eastAsia="Times New Roman" w:hAnsi="Times New Roman" w:cs="Times New Roman"/>
+          <w:b/>
+          <w:bCs/>
+          <w:i/>
+          <w:iCs/>
+          <w:sz w:val="26"/>
+          <w:szCs w:val="26"/>
+          <w:lang w:eastAsia="en-GB"/>
+        </w:rPr>
+        <w:t>3</w:t>
+      </w:r>
+      <w:r>
+        <w:rPr>
+          <w:rFonts w:ascii="Times New Roman" w:eastAsia="Times New Roman" w:hAnsi="Times New Roman" w:cs="Times New Roman"/>
+          <w:b/>
+          <w:bCs/>
+          <w:i/>
+          <w:iCs/>
+          <w:sz w:val="26"/>
+          <w:szCs w:val="26"/>
+          <w:lang w:eastAsia="en-GB"/>
+        </w:rPr>
+        <w:t>.</w:t>
+      </w:r>
+      <w:r>
+        <w:rPr>
+          <w:rFonts w:ascii="Times New Roman" w:eastAsia="Times New Roman" w:hAnsi="Times New Roman" w:cs="Times New Roman"/>
+          <w:i/>
+          <w:iCs/>
+          <w:sz w:val="26"/>
+          <w:szCs w:val="26"/>
+          <w:lang w:eastAsia="en-GB"/>
+        </w:rPr>
+        <w:t xml:space="preserve"> Biểu đồ Loss theo Epoch của pipeline FaceNet (128-D) + MTCNN</w:t>
       </w:r>
     </w:p>
     <w:p>
@@ -1333,6 +1752,7 @@
         <w:tc>
           <w:tcPr>
             <w:tcW w:w="4315" w:type="dxa"/>
+            <w:shd w:val="clear" w:color="auto" w:fill="9CC2E5" w:themeFill="accent5" w:themeFillTint="99"/>
             <w:hideMark/>
           </w:tcPr>
           <w:p>
@@ -1364,6 +1784,7 @@
         <w:tc>
           <w:tcPr>
             <w:tcW w:w="4721" w:type="dxa"/>
+            <w:shd w:val="clear" w:color="auto" w:fill="9CC2E5" w:themeFill="accent5" w:themeFillTint="99"/>
             <w:hideMark/>
           </w:tcPr>
           <w:p>
@@ -1896,25 +2317,7 @@
                   <w:szCs w:val="26"/>
                   <w:lang w:eastAsia="en-GB"/>
                 </w:rPr>
-                <m:t>τ</m:t>
-              </m:r>
-              <m:r>
-                <w:rPr>
-                  <w:rFonts w:ascii="Cambria Math" w:eastAsia="Times New Roman" w:hAnsi="Cambria Math" w:cs="Times New Roman"/>
-                  <w:sz w:val="26"/>
-                  <w:szCs w:val="26"/>
-                  <w:lang w:eastAsia="en-GB"/>
-                </w:rPr>
-                <m:t>=</m:t>
-              </m:r>
-              <m:r>
-                <w:rPr>
-                  <w:rFonts w:ascii="Cambria Math" w:eastAsia="Times New Roman" w:hAnsi="Cambria Math" w:cs="Times New Roman"/>
-                  <w:sz w:val="26"/>
-                  <w:szCs w:val="26"/>
-                  <w:lang w:eastAsia="en-GB"/>
-                </w:rPr>
-                <m:t>0.3968</m:t>
+                <m:t>τ=0.3968</m:t>
               </m:r>
             </m:oMath>
             <w:r>
@@ -2031,7 +2434,25 @@
           <w:szCs w:val="26"/>
           <w:lang w:eastAsia="en-GB"/>
         </w:rPr>
-        <w:t>, pipeline FaceNet + MTCNN thiết lập mức cơ sở (baseline) cho bộ thực nghiệm. Mức chênh lệch nhỏ giữa Train Accuracy (</w:t>
+        <w:t xml:space="preserve">, pipeline FaceNet + MTCNN thiết lập mức cơ sở cho bộ thực nghiệm. Mức chênh lệch nhỏ giữa </w:t>
+      </w:r>
+      <w:r>
+        <w:rPr>
+          <w:rFonts w:ascii="Times New Roman" w:eastAsia="Times New Roman" w:hAnsi="Times New Roman" w:cs="Times New Roman"/>
+          <w:sz w:val="26"/>
+          <w:szCs w:val="26"/>
+          <w:lang w:eastAsia="en-GB"/>
+        </w:rPr>
+        <w:t>độ chính xác của tập huấn luyện</w:t>
+      </w:r>
+      <w:r>
+        <w:rPr>
+          <w:rFonts w:ascii="Times New Roman" w:eastAsia="Times New Roman" w:hAnsi="Times New Roman" w:cs="Times New Roman"/>
+          <w:sz w:val="26"/>
+          <w:szCs w:val="26"/>
+          <w:lang w:eastAsia="en-GB"/>
+        </w:rPr>
+        <w:t xml:space="preserve"> (</w:t>
       </w:r>
       <m:oMath>
         <m:r>
@@ -2051,7 +2472,25 @@
           <w:szCs w:val="26"/>
           <w:lang w:eastAsia="en-GB"/>
         </w:rPr>
-        <w:t>) và Test Accuracy (</w:t>
+        <w:t xml:space="preserve">) và </w:t>
+      </w:r>
+      <w:r>
+        <w:rPr>
+          <w:rFonts w:ascii="Times New Roman" w:eastAsia="Times New Roman" w:hAnsi="Times New Roman" w:cs="Times New Roman"/>
+          <w:sz w:val="26"/>
+          <w:szCs w:val="26"/>
+          <w:lang w:eastAsia="en-GB"/>
+        </w:rPr>
+        <w:t xml:space="preserve">độ chính xác của tập thử nghiệm </w:t>
+      </w:r>
+      <w:r>
+        <w:rPr>
+          <w:rFonts w:ascii="Times New Roman" w:eastAsia="Times New Roman" w:hAnsi="Times New Roman" w:cs="Times New Roman"/>
+          <w:sz w:val="26"/>
+          <w:szCs w:val="26"/>
+          <w:lang w:eastAsia="en-GB"/>
+        </w:rPr>
+        <w:t>(</w:t>
       </w:r>
       <m:oMath>
         <m:r>
@@ -2071,7 +2510,25 @@
           <w:szCs w:val="26"/>
           <w:lang w:eastAsia="en-GB"/>
         </w:rPr>
-        <w:t xml:space="preserve">) — chỉ khoảng 2.78 điểm phần trăm — cho thấy mô hình có khả năng tổng quát hóa tốt, không bị overfitting đáng kể trên tập huấn luyện. Precision đạt </w:t>
+        <w:t>) chỉ khoảng 2.78</w:t>
+      </w:r>
+      <w:r>
+        <w:rPr>
+          <w:rFonts w:ascii="Times New Roman" w:eastAsia="Times New Roman" w:hAnsi="Times New Roman" w:cs="Times New Roman"/>
+          <w:sz w:val="26"/>
+          <w:szCs w:val="26"/>
+          <w:lang w:eastAsia="en-GB"/>
+        </w:rPr>
+        <w:t>%. C</w:t>
+      </w:r>
+      <w:r>
+        <w:rPr>
+          <w:rFonts w:ascii="Times New Roman" w:eastAsia="Times New Roman" w:hAnsi="Times New Roman" w:cs="Times New Roman"/>
+          <w:sz w:val="26"/>
+          <w:szCs w:val="26"/>
+          <w:lang w:eastAsia="en-GB"/>
+        </w:rPr>
+        <w:t xml:space="preserve">ho thấy mô hình có khả năng tổng quát hóa tốt, không bị overfitting đáng kể trên tập huấn luyện. Precision đạt </w:t>
       </w:r>
       <m:oMath>
         <m:r>
@@ -2111,7 +2568,25 @@
           <w:szCs w:val="26"/>
           <w:lang w:eastAsia="en-GB"/>
         </w:rPr>
-        <w:t xml:space="preserve">, mức chênh lệch 2.67 điểm phần trăm giữa hai chỉ số này cho thấy mô hình có xu hướng phân loại chính xác khi đưa ra quyết định </w:t>
+        <w:t>, mức chênh lệch 2.67</w:t>
+      </w:r>
+      <w:r>
+        <w:rPr>
+          <w:rFonts w:ascii="Times New Roman" w:eastAsia="Times New Roman" w:hAnsi="Times New Roman" w:cs="Times New Roman"/>
+          <w:sz w:val="26"/>
+          <w:szCs w:val="26"/>
+          <w:lang w:eastAsia="en-GB"/>
+        </w:rPr>
+        <w:t>%</w:t>
+      </w:r>
+      <w:r>
+        <w:rPr>
+          <w:rFonts w:ascii="Times New Roman" w:eastAsia="Times New Roman" w:hAnsi="Times New Roman" w:cs="Times New Roman"/>
+          <w:sz w:val="26"/>
+          <w:szCs w:val="26"/>
+          <w:lang w:eastAsia="en-GB"/>
+        </w:rPr>
+        <w:t xml:space="preserve"> giữa hai chỉ số này cho thấy mô hình có xu hướng phân loại chính xác khi đưa ra quyết định </w:t>
       </w:r>
       <w:r>
         <w:rPr>
@@ -2174,47 +2649,42 @@
           <w:szCs w:val="26"/>
           <w:lang w:eastAsia="en-GB"/>
         </w:rPr>
-        <w:t xml:space="preserve">Ma trận nhầm lẫn (Hình 4.3) cung cấp bức tranh chi tiết về năng lực phân loại của mô hình theo từng lớp. Đối với lớp </w:t>
-      </w:r>
-      <w:r>
-        <w:rPr>
-          <w:rFonts w:ascii="Times New Roman" w:eastAsia="Times New Roman" w:hAnsi="Times New Roman" w:cs="Times New Roman"/>
+        <w:t>Ma trận nhầm lẫn (</w:t>
+      </w:r>
+      <w:r>
+        <w:rPr>
+          <w:rFonts w:ascii="Times New Roman" w:eastAsia="Times New Roman" w:hAnsi="Times New Roman" w:cs="Times New Roman"/>
+          <w:b/>
+          <w:bCs/>
           <w:i/>
           <w:iCs/>
           <w:sz w:val="26"/>
           <w:szCs w:val="26"/>
           <w:lang w:eastAsia="en-GB"/>
         </w:rPr>
-        <w:t>different</w:t>
-      </w:r>
-      <w:r>
-        <w:rPr>
-          <w:rFonts w:ascii="Times New Roman" w:eastAsia="Times New Roman" w:hAnsi="Times New Roman" w:cs="Times New Roman"/>
-          <w:sz w:val="26"/>
-          <w:szCs w:val="26"/>
-          <w:lang w:eastAsia="en-GB"/>
-        </w:rPr>
-        <w:t xml:space="preserve"> (khác định danh), tỷ lệ phân loại đúng đạt 0.94, trong khi 0.06 bị nhận nhầm sang lớp </w:t>
-      </w:r>
-      <w:r>
-        <w:rPr>
-          <w:rFonts w:ascii="Times New Roman" w:eastAsia="Times New Roman" w:hAnsi="Times New Roman" w:cs="Times New Roman"/>
+        <w:t>Hình 4.</w:t>
+      </w:r>
+      <w:r>
+        <w:rPr>
+          <w:rFonts w:ascii="Times New Roman" w:eastAsia="Times New Roman" w:hAnsi="Times New Roman" w:cs="Times New Roman"/>
+          <w:b/>
+          <w:bCs/>
           <w:i/>
           <w:iCs/>
           <w:sz w:val="26"/>
           <w:szCs w:val="26"/>
           <w:lang w:eastAsia="en-GB"/>
         </w:rPr>
-        <w:t>same</w:t>
-      </w:r>
-      <w:r>
-        <w:rPr>
-          <w:rFonts w:ascii="Times New Roman" w:eastAsia="Times New Roman" w:hAnsi="Times New Roman" w:cs="Times New Roman"/>
-          <w:sz w:val="26"/>
-          <w:szCs w:val="26"/>
-          <w:lang w:eastAsia="en-GB"/>
-        </w:rPr>
-        <w:t xml:space="preserve"> — đây chính là Tỷ lệ chấp nhận sai (FAR). Đối với lớp </w:t>
+        <w:t>4</w:t>
+      </w:r>
+      <w:r>
+        <w:rPr>
+          <w:rFonts w:ascii="Times New Roman" w:eastAsia="Times New Roman" w:hAnsi="Times New Roman" w:cs="Times New Roman"/>
+          <w:sz w:val="26"/>
+          <w:szCs w:val="26"/>
+          <w:lang w:eastAsia="en-GB"/>
+        </w:rPr>
+        <w:t xml:space="preserve">) cung cấp chi tiết về năng lực phân loại của mô hình theo từng lớp. Đối với lớp </w:t>
       </w:r>
       <w:r>
         <w:rPr>
@@ -2225,16 +2695,25 @@
           <w:szCs w:val="26"/>
           <w:lang w:eastAsia="en-GB"/>
         </w:rPr>
-        <w:t>same</w:t>
-      </w:r>
-      <w:r>
-        <w:rPr>
-          <w:rFonts w:ascii="Times New Roman" w:eastAsia="Times New Roman" w:hAnsi="Times New Roman" w:cs="Times New Roman"/>
-          <w:sz w:val="26"/>
-          <w:szCs w:val="26"/>
-          <w:lang w:eastAsia="en-GB"/>
-        </w:rPr>
-        <w:t xml:space="preserve"> (cùng định danh), tỷ lệ nhận diện đúng đạt 0.92, trong khi 0.09 bị từ chối sai sang lớp </w:t>
+        <w:t>different</w:t>
+      </w:r>
+      <w:r>
+        <w:rPr>
+          <w:rFonts w:ascii="Times New Roman" w:eastAsia="Times New Roman" w:hAnsi="Times New Roman" w:cs="Times New Roman"/>
+          <w:sz w:val="26"/>
+          <w:szCs w:val="26"/>
+          <w:lang w:eastAsia="en-GB"/>
+        </w:rPr>
+        <w:t xml:space="preserve">, </w:t>
+      </w:r>
+      <w:r>
+        <w:rPr>
+          <w:rFonts w:ascii="Times New Roman" w:eastAsia="Times New Roman" w:hAnsi="Times New Roman" w:cs="Times New Roman"/>
+          <w:sz w:val="26"/>
+          <w:szCs w:val="26"/>
+          <w:lang w:eastAsia="en-GB"/>
+        </w:rPr>
+        <w:t xml:space="preserve">tỷ lệ phân loại đúng đạt 0.94, trong khi 0.06 bị nhận nhầm sang lớp </w:t>
       </w:r>
       <w:r>
         <w:rPr>
@@ -2245,6 +2724,77 @@
           <w:szCs w:val="26"/>
           <w:lang w:eastAsia="en-GB"/>
         </w:rPr>
+        <w:t>same</w:t>
+      </w:r>
+      <w:r>
+        <w:rPr>
+          <w:rFonts w:ascii="Times New Roman" w:eastAsia="Times New Roman" w:hAnsi="Times New Roman" w:cs="Times New Roman"/>
+          <w:i/>
+          <w:iCs/>
+          <w:sz w:val="26"/>
+          <w:szCs w:val="26"/>
+          <w:lang w:eastAsia="en-GB"/>
+        </w:rPr>
+        <w:t xml:space="preserve"> </w:t>
+      </w:r>
+      <w:r>
+        <w:rPr>
+          <w:rFonts w:ascii="Times New Roman" w:eastAsia="Times New Roman" w:hAnsi="Times New Roman" w:cs="Times New Roman"/>
+          <w:sz w:val="26"/>
+          <w:szCs w:val="26"/>
+          <w:lang w:eastAsia="en-GB"/>
+        </w:rPr>
+        <w:t>t</w:t>
+      </w:r>
+      <w:r>
+        <w:rPr>
+          <w:rFonts w:ascii="Times New Roman" w:eastAsia="Times New Roman" w:hAnsi="Times New Roman" w:cs="Times New Roman"/>
+          <w:sz w:val="26"/>
+          <w:szCs w:val="26"/>
+          <w:lang w:eastAsia="en-GB"/>
+        </w:rPr>
+        <w:t xml:space="preserve">ỷ lệ chấp nhận sai (FAR). Đối với lớp </w:t>
+      </w:r>
+      <w:r>
+        <w:rPr>
+          <w:rFonts w:ascii="Times New Roman" w:eastAsia="Times New Roman" w:hAnsi="Times New Roman" w:cs="Times New Roman"/>
+          <w:i/>
+          <w:iCs/>
+          <w:sz w:val="26"/>
+          <w:szCs w:val="26"/>
+          <w:lang w:eastAsia="en-GB"/>
+        </w:rPr>
+        <w:t>same</w:t>
+      </w:r>
+      <w:r>
+        <w:rPr>
+          <w:rFonts w:ascii="Times New Roman" w:eastAsia="Times New Roman" w:hAnsi="Times New Roman" w:cs="Times New Roman"/>
+          <w:i/>
+          <w:iCs/>
+          <w:sz w:val="26"/>
+          <w:szCs w:val="26"/>
+          <w:lang w:eastAsia="en-GB"/>
+        </w:rPr>
+        <w:t>,</w:t>
+      </w:r>
+      <w:r>
+        <w:rPr>
+          <w:rFonts w:ascii="Times New Roman" w:eastAsia="Times New Roman" w:hAnsi="Times New Roman" w:cs="Times New Roman"/>
+          <w:sz w:val="26"/>
+          <w:szCs w:val="26"/>
+          <w:lang w:eastAsia="en-GB"/>
+        </w:rPr>
+        <w:t xml:space="preserve"> tỷ lệ nhận diện đúng đạt 0.92, trong khi 0.09 bị từ chối sai sang lớp </w:t>
+      </w:r>
+      <w:r>
+        <w:rPr>
+          <w:rFonts w:ascii="Times New Roman" w:eastAsia="Times New Roman" w:hAnsi="Times New Roman" w:cs="Times New Roman"/>
+          <w:i/>
+          <w:iCs/>
+          <w:sz w:val="26"/>
+          <w:szCs w:val="26"/>
+          <w:lang w:eastAsia="en-GB"/>
+        </w:rPr>
         <w:t>different</w:t>
       </w:r>
       <w:r>
@@ -2254,7 +2804,25 @@
           <w:szCs w:val="26"/>
           <w:lang w:eastAsia="en-GB"/>
         </w:rPr>
-        <w:t xml:space="preserve"> — đây chính là Tỷ lệ từ chối sai (FRR). Sự chênh lệch nhỏ giữa hai lớp cho thấy bộ detector MTCNN đã cung cấp đặc trưng khuôn mặt đủ chất lượng để mô hình phân biệt ranh giới giữa hai nhóm một cách ổn định.</w:t>
+        <w:t xml:space="preserve"> đây chính là </w:t>
+      </w:r>
+      <w:r>
+        <w:rPr>
+          <w:rFonts w:ascii="Times New Roman" w:eastAsia="Times New Roman" w:hAnsi="Times New Roman" w:cs="Times New Roman"/>
+          <w:sz w:val="26"/>
+          <w:szCs w:val="26"/>
+          <w:lang w:eastAsia="en-GB"/>
+        </w:rPr>
+        <w:t>t</w:t>
+      </w:r>
+      <w:r>
+        <w:rPr>
+          <w:rFonts w:ascii="Times New Roman" w:eastAsia="Times New Roman" w:hAnsi="Times New Roman" w:cs="Times New Roman"/>
+          <w:sz w:val="26"/>
+          <w:szCs w:val="26"/>
+          <w:lang w:eastAsia="en-GB"/>
+        </w:rPr>
+        <w:t>ỷ lệ từ chối sai (FRR). Sự chênh lệch nhỏ giữa hai lớp cho thấy bộ detector MTCNN đã cung cấp đặc trưng khuôn mặt đủ chất lượng để mô hình phân biệt ranh giới giữa hai nhóm một cách ổn định.</w:t>
       </w:r>
     </w:p>
     <w:p>
@@ -2294,7 +2862,7 @@
                     </pic:cNvPicPr>
                   </pic:nvPicPr>
                   <pic:blipFill>
-                    <a:blip r:embed="rId8">
+                    <a:blip r:embed="rId9">
                       <a:extLst>
                         <a:ext uri="{28A0092B-C50C-407E-A947-70E740481C1C}">
                           <a14:useLocalDpi xmlns:a14="http://schemas.microsoft.com/office/drawing/2010/main" val="0"/>
@@ -2328,13 +2896,52 @@
       <w:r>
         <w:rPr>
           <w:rFonts w:ascii="Times New Roman" w:eastAsia="Times New Roman" w:hAnsi="Times New Roman" w:cs="Times New Roman"/>
+          <w:b/>
+          <w:bCs/>
           <w:i/>
           <w:iCs/>
           <w:sz w:val="26"/>
           <w:szCs w:val="26"/>
           <w:lang w:eastAsia="en-GB"/>
         </w:rPr>
-        <w:t>Hình 4.3. Ma trận nhầm lẫn của pipeline FaceNet (128-D) + MTCNN</w:t>
+        <w:t>Hình 4.</w:t>
+      </w:r>
+      <w:r>
+        <w:rPr>
+          <w:rFonts w:ascii="Times New Roman" w:eastAsia="Times New Roman" w:hAnsi="Times New Roman" w:cs="Times New Roman"/>
+          <w:b/>
+          <w:bCs/>
+          <w:i/>
+          <w:iCs/>
+          <w:sz w:val="26"/>
+          <w:szCs w:val="26"/>
+          <w:lang w:eastAsia="en-GB"/>
+        </w:rPr>
+        <w:t>4</w:t>
+      </w:r>
+      <w:r>
+        <w:rPr>
+          <w:rFonts w:ascii="Times New Roman" w:eastAsia="Times New Roman" w:hAnsi="Times New Roman" w:cs="Times New Roman"/>
+          <w:b/>
+          <w:bCs/>
+          <w:i/>
+          <w:iCs/>
+          <w:sz w:val="26"/>
+          <w:szCs w:val="26"/>
+          <w:lang w:eastAsia="en-GB"/>
+        </w:rPr>
+        <w:t>.</w:t>
+      </w:r>
+      <w:r>
+        <w:rPr>
+          <w:rFonts w:ascii="Times New Roman" w:eastAsia="Times New Roman" w:hAnsi="Times New Roman" w:cs="Times New Roman"/>
+          <w:i/>
+          <w:iCs/>
+          <w:sz w:val="26"/>
+          <w:szCs w:val="26"/>
+          <w:lang w:eastAsia="en-GB"/>
+        </w:rPr>
+        <w:t xml:space="preserve"> Ma trận nhầm lẫn của pipeline FaceNet (128-D) + MTCNN</w:t>
       </w:r>
     </w:p>
     <w:p>
@@ -2377,7 +2984,78 @@
           <w:szCs w:val="26"/>
           <w:lang w:eastAsia="en-GB"/>
         </w:rPr>
-        <w:t xml:space="preserve">Biểu đồ FAR–FRR (Hình 4.4) minh họa rõ ràng sự đánh đổi giữa hai loại sai số sinh trắc học theo từng mức ngưỡng quyết định. Đường FAR (màu xanh lam) giảm mạnh từ 1.0 xuống gần 0 khi ngưỡng tăng dần — phản ánh việc siết chặt tiêu chí chấp nhận làm giảm nguy cơ nhận nhầm người lạ. Đường FRR (màu cam) có xu hướng ngược lại: tăng dần khi ngưỡng được nâng cao, thể hiện việc siết ngưỡng khiến hệ thống từ chối nhiều người dùng hợp lệ hơn. Hai đường này giao nhau tại điểm EER </w:t>
+        <w:t>Biểu đồ FAR–FRR (</w:t>
+      </w:r>
+      <w:r>
+        <w:rPr>
+          <w:rFonts w:ascii="Times New Roman" w:eastAsia="Times New Roman" w:hAnsi="Times New Roman" w:cs="Times New Roman"/>
+          <w:b/>
+          <w:bCs/>
+          <w:i/>
+          <w:iCs/>
+          <w:sz w:val="26"/>
+          <w:szCs w:val="26"/>
+          <w:lang w:eastAsia="en-GB"/>
+        </w:rPr>
+        <w:t>Hình 4.</w:t>
+      </w:r>
+      <w:r>
+        <w:rPr>
+          <w:rFonts w:ascii="Times New Roman" w:eastAsia="Times New Roman" w:hAnsi="Times New Roman" w:cs="Times New Roman"/>
+          <w:b/>
+          <w:bCs/>
+          <w:i/>
+          <w:iCs/>
+          <w:sz w:val="26"/>
+          <w:szCs w:val="26"/>
+          <w:lang w:eastAsia="en-GB"/>
+        </w:rPr>
+        <w:t>5</w:t>
+      </w:r>
+      <w:r>
+        <w:rPr>
+          <w:rFonts w:ascii="Times New Roman" w:eastAsia="Times New Roman" w:hAnsi="Times New Roman" w:cs="Times New Roman"/>
+          <w:sz w:val="26"/>
+          <w:szCs w:val="26"/>
+          <w:lang w:eastAsia="en-GB"/>
+        </w:rPr>
+        <w:t>) minh họa rõ ràng sự đánh đổi giữa hai loại sai số sinh trắc học theo từng mức ngưỡng quyết định. Đường FAR</w:t>
+      </w:r>
+      <w:r>
+        <w:rPr>
+          <w:rFonts w:ascii="Times New Roman" w:eastAsia="Times New Roman" w:hAnsi="Times New Roman" w:cs="Times New Roman"/>
+          <w:sz w:val="26"/>
+          <w:szCs w:val="26"/>
+          <w:lang w:eastAsia="en-GB"/>
+        </w:rPr>
+        <w:t xml:space="preserve"> </w:t>
+      </w:r>
+      <w:r>
+        <w:rPr>
+          <w:rFonts w:ascii="Times New Roman" w:eastAsia="Times New Roman" w:hAnsi="Times New Roman" w:cs="Times New Roman"/>
+          <w:sz w:val="26"/>
+          <w:szCs w:val="26"/>
+          <w:lang w:eastAsia="en-GB"/>
+        </w:rPr>
+        <w:t>giảm mạnh từ 1.0 xuống gần 0 khi ngưỡng tăng dần phản ánh việc siết chặt tiêu chí chấp nhận làm giảm nguy cơ nhận nhầm người lạ. Đường FRR</w:t>
+      </w:r>
+      <w:r>
+        <w:rPr>
+          <w:rFonts w:ascii="Times New Roman" w:eastAsia="Times New Roman" w:hAnsi="Times New Roman" w:cs="Times New Roman"/>
+          <w:sz w:val="26"/>
+          <w:szCs w:val="26"/>
+          <w:lang w:eastAsia="en-GB"/>
+        </w:rPr>
+        <w:t xml:space="preserve"> </w:t>
+      </w:r>
+      <w:r>
+        <w:rPr>
+          <w:rFonts w:ascii="Times New Roman" w:eastAsia="Times New Roman" w:hAnsi="Times New Roman" w:cs="Times New Roman"/>
+          <w:sz w:val="26"/>
+          <w:szCs w:val="26"/>
+          <w:lang w:eastAsia="en-GB"/>
+        </w:rPr>
+        <w:t xml:space="preserve">có xu hướng ngược lại: tăng dần khi ngưỡng được nâng cao, thể hiện việc siết ngưỡng khiến hệ thống từ chối nhiều người dùng hợp lệ hơn. Hai đường này giao nhau tại điểm EER </w:t>
       </w:r>
       <m:oMath>
         <m:r>
@@ -2407,25 +3085,7 @@
             <w:szCs w:val="26"/>
             <w:lang w:eastAsia="en-GB"/>
           </w:rPr>
-          <m:t>τ</m:t>
-        </m:r>
-        <m:r>
-          <w:rPr>
-            <w:rFonts w:ascii="Cambria Math" w:eastAsia="Times New Roman" w:hAnsi="Cambria Math" w:cs="Times New Roman"/>
-            <w:sz w:val="26"/>
-            <w:szCs w:val="26"/>
-            <w:lang w:eastAsia="en-GB"/>
-          </w:rPr>
-          <m:t>=</m:t>
-        </m:r>
-        <m:r>
-          <w:rPr>
-            <w:rFonts w:ascii="Cambria Math" w:eastAsia="Times New Roman" w:hAnsi="Cambria Math" w:cs="Times New Roman"/>
-            <w:sz w:val="26"/>
-            <w:szCs w:val="26"/>
-            <w:lang w:eastAsia="en-GB"/>
-          </w:rPr>
-          <m:t>0.3968</m:t>
+          <m:t>τ=0.3968</m:t>
         </m:r>
       </m:oMath>
       <w:r>
@@ -2477,7 +3137,63 @@
           <w:szCs w:val="26"/>
           <w:lang w:eastAsia="en-GB"/>
         </w:rPr>
-        <w:t xml:space="preserve"> phản ánh khả năng phân tách danh tính ở mức tốt đối với một mô hình pre-trained không qua fine-tuning trên tập dữ liệu mục tiêu. Ngưỡng $\tau \approx$ 0.40 nằm ở vùng trung-cao của dải Cosine Similarity (0–1), cho thấy không gian embedding 128 chiều tạo ra phân phối điểm tương đồng có độ phân tán lớn khi kết hợp với MTCNN, đòi hỏi ngưỡng quyết định tương đối cao để đạt trạng thái cân bằng tối ưu.</w:t>
+        <w:t xml:space="preserve"> phản ánh khả năng phân tách danh tính ở mức tốt đối với một mô hình pre-trained không qua fine-tuning trên tập dữ liệu mục tiêu. Ngưỡng </w:t>
+      </w:r>
+      <m:oMath>
+        <m:r>
+          <w:rPr>
+            <w:rFonts w:ascii="Cambria Math" w:eastAsia="Times New Roman" w:hAnsi="Cambria Math" w:cs="Times New Roman"/>
+            <w:sz w:val="26"/>
+            <w:szCs w:val="26"/>
+            <w:lang w:eastAsia="en-GB"/>
+          </w:rPr>
+          <m:t>τ=0.</m:t>
+        </m:r>
+        <m:r>
+          <w:rPr>
+            <w:rFonts w:ascii="Cambria Math" w:eastAsia="Times New Roman" w:hAnsi="Cambria Math" w:cs="Times New Roman"/>
+            <w:sz w:val="26"/>
+            <w:szCs w:val="26"/>
+            <w:lang w:eastAsia="en-GB"/>
+          </w:rPr>
+          <m:t>4</m:t>
+        </m:r>
+      </m:oMath>
+      <w:r>
+        <w:rPr>
+          <w:rFonts w:ascii="Times New Roman" w:eastAsia="Times New Roman" w:hAnsi="Times New Roman" w:cs="Times New Roman"/>
+          <w:sz w:val="26"/>
+          <w:szCs w:val="26"/>
+          <w:lang w:eastAsia="en-GB"/>
+        </w:rPr>
+        <w:t xml:space="preserve"> </w:t>
+      </w:r>
+      <w:r>
+        <w:rPr>
+          <w:rFonts w:ascii="Times New Roman" w:eastAsia="Times New Roman" w:hAnsi="Times New Roman" w:cs="Times New Roman"/>
+          <w:sz w:val="26"/>
+          <w:szCs w:val="26"/>
+          <w:lang w:eastAsia="en-GB"/>
+        </w:rPr>
+        <w:t>nằm ở vùng trung</w:t>
+      </w:r>
+      <w:r>
+        <w:rPr>
+          <w:rFonts w:ascii="Times New Roman" w:eastAsia="Times New Roman" w:hAnsi="Times New Roman" w:cs="Times New Roman"/>
+          <w:sz w:val="26"/>
+          <w:szCs w:val="26"/>
+          <w:lang w:eastAsia="en-GB"/>
+        </w:rPr>
+        <w:t xml:space="preserve"> </w:t>
+      </w:r>
+      <w:r>
+        <w:rPr>
+          <w:rFonts w:ascii="Times New Roman" w:eastAsia="Times New Roman" w:hAnsi="Times New Roman" w:cs="Times New Roman"/>
+          <w:sz w:val="26"/>
+          <w:szCs w:val="26"/>
+          <w:lang w:eastAsia="en-GB"/>
+        </w:rPr>
+        <w:t>cao của dải Cosine Similarity (0–1), cho thấy không gian embedding 128 chiều tạo ra phân phối điểm tương đồng có độ phân tán lớn khi kết hợp với MTCNN, đòi hỏi ngưỡng quyết định tương đối cao để đạt trạng thái cân bằng tối ưu.</w:t>
       </w:r>
     </w:p>
     <w:p>
@@ -2517,7 +3233,7 @@
                     </pic:cNvPicPr>
                   </pic:nvPicPr>
                   <pic:blipFill>
-                    <a:blip r:embed="rId9">
+                    <a:blip r:embed="rId10">
                       <a:extLst>
                         <a:ext uri="{28A0092B-C50C-407E-A947-70E740481C1C}">
                           <a14:useLocalDpi xmlns:a14="http://schemas.microsoft.com/office/drawing/2010/main" val="0"/>
@@ -2551,13 +3267,52 @@
       <w:r>
         <w:rPr>
           <w:rFonts w:ascii="Times New Roman" w:eastAsia="Times New Roman" w:hAnsi="Times New Roman" w:cs="Times New Roman"/>
+          <w:b/>
+          <w:bCs/>
           <w:i/>
           <w:iCs/>
           <w:sz w:val="26"/>
           <w:szCs w:val="26"/>
           <w:lang w:eastAsia="en-GB"/>
         </w:rPr>
-        <w:t>Hình 4.4. Biểu đồ FAR vs FRR và điểm EER của pipeline FaceNet (128-D) + MTCNN</w:t>
+        <w:t>Hình 4.</w:t>
+      </w:r>
+      <w:r>
+        <w:rPr>
+          <w:rFonts w:ascii="Times New Roman" w:eastAsia="Times New Roman" w:hAnsi="Times New Roman" w:cs="Times New Roman"/>
+          <w:b/>
+          <w:bCs/>
+          <w:i/>
+          <w:iCs/>
+          <w:sz w:val="26"/>
+          <w:szCs w:val="26"/>
+          <w:lang w:eastAsia="en-GB"/>
+        </w:rPr>
+        <w:t>5</w:t>
+      </w:r>
+      <w:r>
+        <w:rPr>
+          <w:rFonts w:ascii="Times New Roman" w:eastAsia="Times New Roman" w:hAnsi="Times New Roman" w:cs="Times New Roman"/>
+          <w:b/>
+          <w:bCs/>
+          <w:i/>
+          <w:iCs/>
+          <w:sz w:val="26"/>
+          <w:szCs w:val="26"/>
+          <w:lang w:eastAsia="en-GB"/>
+        </w:rPr>
+        <w:t>.</w:t>
+      </w:r>
+      <w:r>
+        <w:rPr>
+          <w:rFonts w:ascii="Times New Roman" w:eastAsia="Times New Roman" w:hAnsi="Times New Roman" w:cs="Times New Roman"/>
+          <w:i/>
+          <w:iCs/>
+          <w:sz w:val="26"/>
+          <w:szCs w:val="26"/>
+          <w:lang w:eastAsia="en-GB"/>
+        </w:rPr>
+        <w:t xml:space="preserve"> Biểu đồ FAR vs FRR và điểm EER của pipeline FaceNet (128-D) + MTCNN</w:t>
       </w:r>
     </w:p>
     <w:p>
@@ -2626,7 +3381,25 @@
           <w:szCs w:val="26"/>
           <w:lang w:eastAsia="en-GB"/>
         </w:rPr>
-        <w:t>So với pipeline sử dụng MTCNN, mô hình FaceNet kết hợp RetinaFace thể hiện quá trình hội tụ nhanh hơn và ổn định hơn ngay từ những epoch đầu tiên. Training Accuracy khởi đầu ở mức cao 0.89 (epoch 1) — nhỉnh hơn mức 0.88 của pipeline MTCNN — và nhanh chóng đạt ngưỡng 0.95 chỉ sau epoch thứ 2, duy trì ổn định và kết thúc ở mức 0.97 tại epoch 12. Validation Accuracy cũng cho thấy xu hướng tương tự: tăng liên tục từ 0.50 lên 0.94 và đặc biệt không xuất hiện hiện tượng dao động mạnh ở các epoch cuối. Điều này phản ánh chất lượng đặc trưng đầu vào được cải thiện rõ rệt nhờ bộ phát hiện khuôn mặt mạnh mẽ hơn, giúp bộ phân loại MLP xây dựng được ranh giới quyết định chính xác và bền vững hơn.</w:t>
+        <w:t xml:space="preserve">So với pipeline sử dụng MTCNN, mô hình FaceNet kết hợp RetinaFace thể hiện quá trình hội tụ nhanh hơn và ổn định hơn ngay từ những epoch đầu tiên. Training Accuracy khởi đầu ở mức cao 0.89 (epoch 1)  </w:t>
+      </w:r>
+      <w:r>
+        <w:rPr>
+          <w:rFonts w:ascii="Times New Roman" w:eastAsia="Times New Roman" w:hAnsi="Times New Roman" w:cs="Times New Roman"/>
+          <w:sz w:val="26"/>
+          <w:szCs w:val="26"/>
+          <w:lang w:eastAsia="en-GB"/>
+        </w:rPr>
+        <w:t>cao</w:t>
+      </w:r>
+      <w:r>
+        <w:rPr>
+          <w:rFonts w:ascii="Times New Roman" w:eastAsia="Times New Roman" w:hAnsi="Times New Roman" w:cs="Times New Roman"/>
+          <w:sz w:val="26"/>
+          <w:szCs w:val="26"/>
+          <w:lang w:eastAsia="en-GB"/>
+        </w:rPr>
+        <w:t xml:space="preserve"> hơn mức 0.88 của pipeline MTCNN  và nhanh chóng đạt ngưỡng 0.95 chỉ sau epoch thứ 2, duy trì ổn định và kết thúc ở mức 0.97 tại epoch 12. Validation Accuracy cũng cho thấy xu hướng tương tự tăng liên tục từ 0.50 lên 0.94 và đặc biệt không xuất hiện hiện tượng dao động mạnh ở các epoch cuối. Điều này phản ánh chất lượng đặc trưng đầu vào được cải thiện rõ rệt nhờ bộ phát hiện khuôn mặt mạnh mẽ hơn, giúp bộ phân loại MLP xây dựng được ranh giới quyết định chính xác và bền vững hơn.</w:t>
       </w:r>
     </w:p>
     <w:p>
@@ -2649,7 +3422,7 @@
         </w:rPr>
         <w:lastRenderedPageBreak/>
         <w:drawing>
-          <wp:inline distT="0" distB="0" distL="0" distR="0" wp14:anchorId="37BAAFE4" wp14:editId="5E5C12B2">
+          <wp:inline distT="0" distB="0" distL="0" distR="0" wp14:anchorId="37BAAFE4" wp14:editId="2C06BA76">
             <wp:extent cx="5731510" cy="3343275"/>
             <wp:effectExtent l="0" t="0" r="2540" b="9525"/>
             <wp:docPr id="5" name="Picture 5"/>
@@ -2661,108 +3434,6 @@
                 <pic:pic xmlns:pic="http://schemas.openxmlformats.org/drawingml/2006/picture">
                   <pic:nvPicPr>
                     <pic:cNvPr id="0" name="Picture 9"/>
-                    <pic:cNvPicPr>
-                      <a:picLocks noChangeAspect="1" noChangeArrowheads="1"/>
-                    </pic:cNvPicPr>
-                  </pic:nvPicPr>
-                  <pic:blipFill>
-                    <a:blip r:embed="rId10" cstate="print">
-                      <a:extLst>
-                        <a:ext uri="{28A0092B-C50C-407E-A947-70E740481C1C}">
-                          <a14:useLocalDpi xmlns:a14="http://schemas.microsoft.com/office/drawing/2010/main" val="0"/>
-                        </a:ext>
-                      </a:extLst>
-                    </a:blip>
-                    <a:srcRect/>
-                    <a:stretch>
-                      <a:fillRect/>
-                    </a:stretch>
-                  </pic:blipFill>
-                  <pic:spPr bwMode="auto">
-                    <a:xfrm>
-                      <a:off x="0" y="0"/>
-                      <a:ext cx="5731510" cy="3343275"/>
-                    </a:xfrm>
-                    <a:prstGeom prst="rect">
-                      <a:avLst/>
-                    </a:prstGeom>
-                    <a:noFill/>
-                    <a:ln>
-                      <a:noFill/>
-                    </a:ln>
-                  </pic:spPr>
-                </pic:pic>
-              </a:graphicData>
-            </a:graphic>
-          </wp:inline>
-        </w:drawing>
-      </w:r>
-      <w:r>
-        <w:rPr>
-          <w:rFonts w:ascii="Times New Roman" w:eastAsia="Times New Roman" w:hAnsi="Times New Roman" w:cs="Times New Roman"/>
-          <w:i/>
-          <w:iCs/>
-          <w:sz w:val="26"/>
-          <w:szCs w:val="26"/>
-          <w:lang w:eastAsia="en-GB"/>
-        </w:rPr>
-        <w:t>Hình 4.5. Biểu đồ Accuracy theo Epoch của pipeline FaceNet (128-D) + RetinaFace</w:t>
-      </w:r>
-    </w:p>
-    <w:p>
-      <w:pPr>
-        <w:spacing w:before="100" w:beforeAutospacing="1" w:after="100" w:afterAutospacing="1" w:line="240" w:lineRule="auto"/>
-        <w:ind w:firstLine="720"/>
-        <w:jc w:val="both"/>
-        <w:rPr>
-          <w:rFonts w:ascii="Times New Roman" w:eastAsia="Times New Roman" w:hAnsi="Times New Roman" w:cs="Times New Roman"/>
-          <w:sz w:val="26"/>
-          <w:szCs w:val="26"/>
-          <w:lang w:eastAsia="en-GB"/>
-        </w:rPr>
-      </w:pPr>
-      <w:r>
-        <w:rPr>
-          <w:rFonts w:ascii="Times New Roman" w:eastAsia="Times New Roman" w:hAnsi="Times New Roman" w:cs="Times New Roman"/>
-          <w:sz w:val="26"/>
-          <w:szCs w:val="26"/>
-          <w:lang w:eastAsia="en-GB"/>
-        </w:rPr>
-        <w:t>Về hàm mất mát (Hình 4.6), Training Loss giảm nhanh và mượt mà từ 0.27 xuống chỉ còn 0.10 tại epoch 12 — thấp hơn đáng kể so với mức 0.13 của pipeline MTCNN. Validation Loss cũng giảm từ mức cao ban đầu 2.93 xuống còn 0.22 và ổn định từ epoch 8 trở đi. Khoảng cách hẹp và nhất quán giữa Training Loss và Validation Loss trong các epoch cuối cho thấy mô hình tổng quát hóa tốt hơn so với khi sử dụng MTCNN, đồng thời Training Loss thấp hơn chứng minh rằng embedding từ RetinaFace phân phối đồng đều hơn trong không gian đặc trưng, tạo điều kiện thuận lợi cho quá trình tối ưu hóa.</w:t>
-      </w:r>
-    </w:p>
-    <w:p>
-      <w:pPr>
-        <w:spacing w:before="100" w:beforeAutospacing="1" w:after="100" w:afterAutospacing="1" w:line="240" w:lineRule="auto"/>
-        <w:jc w:val="center"/>
-        <w:rPr>
-          <w:rFonts w:ascii="Times New Roman" w:eastAsia="Times New Roman" w:hAnsi="Times New Roman" w:cs="Times New Roman"/>
-          <w:sz w:val="26"/>
-          <w:szCs w:val="26"/>
-          <w:lang w:eastAsia="en-GB"/>
-        </w:rPr>
-      </w:pPr>
-      <w:r>
-        <w:rPr>
-          <w:rFonts w:ascii="Times New Roman" w:hAnsi="Times New Roman" w:cs="Times New Roman"/>
-          <w:noProof/>
-          <w:sz w:val="26"/>
-          <w:szCs w:val="26"/>
-        </w:rPr>
-        <w:lastRenderedPageBreak/>
-        <w:drawing>
-          <wp:inline distT="0" distB="0" distL="0" distR="0" wp14:anchorId="2A8FF0DE" wp14:editId="62E89E54">
-            <wp:extent cx="5731510" cy="3343275"/>
-            <wp:effectExtent l="0" t="0" r="2540" b="9525"/>
-            <wp:docPr id="6" name="Picture 6"/>
-            <wp:cNvGraphicFramePr>
-              <a:graphicFrameLocks xmlns:a="http://schemas.openxmlformats.org/drawingml/2006/main" noChangeAspect="1"/>
-            </wp:cNvGraphicFramePr>
-            <a:graphic xmlns:a="http://schemas.openxmlformats.org/drawingml/2006/main">
-              <a:graphicData uri="http://schemas.openxmlformats.org/drawingml/2006/picture">
-                <pic:pic xmlns:pic="http://schemas.openxmlformats.org/drawingml/2006/picture">
-                  <pic:nvPicPr>
-                    <pic:cNvPr id="0" name="Picture 11"/>
                     <pic:cNvPicPr>
                       <a:picLocks noChangeAspect="1" noChangeArrowheads="1"/>
                     </pic:cNvPicPr>
@@ -2802,13 +3473,228 @@
       <w:r>
         <w:rPr>
           <w:rFonts w:ascii="Times New Roman" w:eastAsia="Times New Roman" w:hAnsi="Times New Roman" w:cs="Times New Roman"/>
+          <w:b/>
+          <w:bCs/>
           <w:i/>
           <w:iCs/>
           <w:sz w:val="26"/>
           <w:szCs w:val="26"/>
           <w:lang w:eastAsia="en-GB"/>
         </w:rPr>
-        <w:t>Hình 4.6. Biểu đồ Loss theo Epoch của pipeline FaceNet (128-D) + RetinaFace</w:t>
+        <w:t>Hình 4.</w:t>
+      </w:r>
+      <w:r>
+        <w:rPr>
+          <w:rFonts w:ascii="Times New Roman" w:eastAsia="Times New Roman" w:hAnsi="Times New Roman" w:cs="Times New Roman"/>
+          <w:b/>
+          <w:bCs/>
+          <w:i/>
+          <w:iCs/>
+          <w:sz w:val="26"/>
+          <w:szCs w:val="26"/>
+          <w:lang w:eastAsia="en-GB"/>
+        </w:rPr>
+        <w:t>6</w:t>
+      </w:r>
+      <w:r>
+        <w:rPr>
+          <w:rFonts w:ascii="Times New Roman" w:eastAsia="Times New Roman" w:hAnsi="Times New Roman" w:cs="Times New Roman"/>
+          <w:b/>
+          <w:bCs/>
+          <w:i/>
+          <w:iCs/>
+          <w:sz w:val="26"/>
+          <w:szCs w:val="26"/>
+          <w:lang w:eastAsia="en-GB"/>
+        </w:rPr>
+        <w:t>.</w:t>
+      </w:r>
+      <w:r>
+        <w:rPr>
+          <w:rFonts w:ascii="Times New Roman" w:eastAsia="Times New Roman" w:hAnsi="Times New Roman" w:cs="Times New Roman"/>
+          <w:i/>
+          <w:iCs/>
+          <w:sz w:val="26"/>
+          <w:szCs w:val="26"/>
+          <w:lang w:eastAsia="en-GB"/>
+        </w:rPr>
+        <w:t xml:space="preserve"> Biểu đồ Accuracy theo Epoch của pipeline FaceNet (128-D) + RetinaFace</w:t>
+      </w:r>
+    </w:p>
+    <w:p>
+      <w:pPr>
+        <w:spacing w:before="100" w:beforeAutospacing="1" w:after="100" w:afterAutospacing="1" w:line="240" w:lineRule="auto"/>
+        <w:ind w:firstLine="720"/>
+        <w:jc w:val="both"/>
+        <w:rPr>
+          <w:rFonts w:ascii="Times New Roman" w:eastAsia="Times New Roman" w:hAnsi="Times New Roman" w:cs="Times New Roman"/>
+          <w:sz w:val="26"/>
+          <w:szCs w:val="26"/>
+          <w:lang w:eastAsia="en-GB"/>
+        </w:rPr>
+      </w:pPr>
+      <w:r>
+        <w:rPr>
+          <w:rFonts w:ascii="Times New Roman" w:eastAsia="Times New Roman" w:hAnsi="Times New Roman" w:cs="Times New Roman"/>
+          <w:sz w:val="26"/>
+          <w:szCs w:val="26"/>
+          <w:lang w:eastAsia="en-GB"/>
+        </w:rPr>
+        <w:t>Về hàm mất mát (</w:t>
+      </w:r>
+      <w:r>
+        <w:rPr>
+          <w:rFonts w:ascii="Times New Roman" w:eastAsia="Times New Roman" w:hAnsi="Times New Roman" w:cs="Times New Roman"/>
+          <w:b/>
+          <w:bCs/>
+          <w:i/>
+          <w:iCs/>
+          <w:sz w:val="26"/>
+          <w:szCs w:val="26"/>
+          <w:lang w:eastAsia="en-GB"/>
+        </w:rPr>
+        <w:t>Hình 4.</w:t>
+      </w:r>
+      <w:r>
+        <w:rPr>
+          <w:rFonts w:ascii="Times New Roman" w:eastAsia="Times New Roman" w:hAnsi="Times New Roman" w:cs="Times New Roman"/>
+          <w:b/>
+          <w:bCs/>
+          <w:i/>
+          <w:iCs/>
+          <w:sz w:val="26"/>
+          <w:szCs w:val="26"/>
+          <w:lang w:eastAsia="en-GB"/>
+        </w:rPr>
+        <w:t>7</w:t>
+      </w:r>
+      <w:r>
+        <w:rPr>
+          <w:rFonts w:ascii="Times New Roman" w:eastAsia="Times New Roman" w:hAnsi="Times New Roman" w:cs="Times New Roman"/>
+          <w:sz w:val="26"/>
+          <w:szCs w:val="26"/>
+          <w:lang w:eastAsia="en-GB"/>
+        </w:rPr>
+        <w:t>), Training Loss giảm nhanh và mượt mà từ 0.27 xuống chỉ còn 0.10 tại epoch 12 thấp hơn đáng kể so với mức 0.13 của pipeline MTCNN. Validation Loss cũng giảm từ mức cao ban đầu 2.93 xuống còn 0.22 và ổn định từ epoch 8 trở đi. Khoảng cách hẹp và nhất quán giữa Training Loss và Validation Loss trong các epoch cuối cho thấy mô hình tổng quát hóa tốt hơn so với khi sử dụng MTCNN, đồng thời Training Loss thấp hơn chứng minh rằng embedding từ RetinaFace phân phối đồng đều hơn trong không gian đặc trưng, tạo điều kiện thuận lợi cho quá trình tối ưu hóa.</w:t>
+      </w:r>
+    </w:p>
+    <w:p>
+      <w:pPr>
+        <w:spacing w:before="100" w:beforeAutospacing="1" w:after="100" w:afterAutospacing="1" w:line="240" w:lineRule="auto"/>
+        <w:jc w:val="center"/>
+        <w:rPr>
+          <w:rFonts w:ascii="Times New Roman" w:eastAsia="Times New Roman" w:hAnsi="Times New Roman" w:cs="Times New Roman"/>
+          <w:sz w:val="26"/>
+          <w:szCs w:val="26"/>
+          <w:lang w:eastAsia="en-GB"/>
+        </w:rPr>
+      </w:pPr>
+      <w:r>
+        <w:rPr>
+          <w:rFonts w:ascii="Times New Roman" w:hAnsi="Times New Roman" w:cs="Times New Roman"/>
+          <w:noProof/>
+          <w:sz w:val="26"/>
+          <w:szCs w:val="26"/>
+        </w:rPr>
+        <w:lastRenderedPageBreak/>
+        <w:drawing>
+          <wp:inline distT="0" distB="0" distL="0" distR="0" wp14:anchorId="2A8FF0DE" wp14:editId="52AF596E">
+            <wp:extent cx="5731510" cy="3343275"/>
+            <wp:effectExtent l="0" t="0" r="2540" b="9525"/>
+            <wp:docPr id="6" name="Picture 6"/>
+            <wp:cNvGraphicFramePr>
+              <a:graphicFrameLocks xmlns:a="http://schemas.openxmlformats.org/drawingml/2006/main" noChangeAspect="1"/>
+            </wp:cNvGraphicFramePr>
+            <a:graphic xmlns:a="http://schemas.openxmlformats.org/drawingml/2006/main">
+              <a:graphicData uri="http://schemas.openxmlformats.org/drawingml/2006/picture">
+                <pic:pic xmlns:pic="http://schemas.openxmlformats.org/drawingml/2006/picture">
+                  <pic:nvPicPr>
+                    <pic:cNvPr id="0" name="Picture 11"/>
+                    <pic:cNvPicPr>
+                      <a:picLocks noChangeAspect="1" noChangeArrowheads="1"/>
+                    </pic:cNvPicPr>
+                  </pic:nvPicPr>
+                  <pic:blipFill>
+                    <a:blip r:embed="rId12" cstate="print">
+                      <a:extLst>
+                        <a:ext uri="{28A0092B-C50C-407E-A947-70E740481C1C}">
+                          <a14:useLocalDpi xmlns:a14="http://schemas.microsoft.com/office/drawing/2010/main" val="0"/>
+                        </a:ext>
+                      </a:extLst>
+                    </a:blip>
+                    <a:srcRect/>
+                    <a:stretch>
+                      <a:fillRect/>
+                    </a:stretch>
+                  </pic:blipFill>
+                  <pic:spPr bwMode="auto">
+                    <a:xfrm>
+                      <a:off x="0" y="0"/>
+                      <a:ext cx="5731510" cy="3343275"/>
+                    </a:xfrm>
+                    <a:prstGeom prst="rect">
+                      <a:avLst/>
+                    </a:prstGeom>
+                    <a:noFill/>
+                    <a:ln>
+                      <a:noFill/>
+                    </a:ln>
+                  </pic:spPr>
+                </pic:pic>
+              </a:graphicData>
+            </a:graphic>
+          </wp:inline>
+        </w:drawing>
+      </w:r>
+      <w:r>
+        <w:rPr>
+          <w:rFonts w:ascii="Times New Roman" w:eastAsia="Times New Roman" w:hAnsi="Times New Roman" w:cs="Times New Roman"/>
+          <w:b/>
+          <w:bCs/>
+          <w:i/>
+          <w:iCs/>
+          <w:sz w:val="26"/>
+          <w:szCs w:val="26"/>
+          <w:lang w:eastAsia="en-GB"/>
+        </w:rPr>
+        <w:t>Hình 4.</w:t>
+      </w:r>
+      <w:r>
+        <w:rPr>
+          <w:rFonts w:ascii="Times New Roman" w:eastAsia="Times New Roman" w:hAnsi="Times New Roman" w:cs="Times New Roman"/>
+          <w:b/>
+          <w:bCs/>
+          <w:i/>
+          <w:iCs/>
+          <w:sz w:val="26"/>
+          <w:szCs w:val="26"/>
+          <w:lang w:eastAsia="en-GB"/>
+        </w:rPr>
+        <w:t>7</w:t>
+      </w:r>
+      <w:r>
+        <w:rPr>
+          <w:rFonts w:ascii="Times New Roman" w:eastAsia="Times New Roman" w:hAnsi="Times New Roman" w:cs="Times New Roman"/>
+          <w:b/>
+          <w:bCs/>
+          <w:i/>
+          <w:iCs/>
+          <w:sz w:val="26"/>
+          <w:szCs w:val="26"/>
+          <w:lang w:eastAsia="en-GB"/>
+        </w:rPr>
+        <w:t>.</w:t>
+      </w:r>
+      <w:r>
+        <w:rPr>
+          <w:rFonts w:ascii="Times New Roman" w:eastAsia="Times New Roman" w:hAnsi="Times New Roman" w:cs="Times New Roman"/>
+          <w:i/>
+          <w:iCs/>
+          <w:sz w:val="26"/>
+          <w:szCs w:val="26"/>
+          <w:lang w:eastAsia="en-GB"/>
+        </w:rPr>
+        <w:t xml:space="preserve"> Biểu đồ Loss theo Epoch của pipeline FaceNet (128-D) + RetinaFace</w:t>
       </w:r>
     </w:p>
     <w:p>
@@ -2897,6 +3783,7 @@
         <w:tc>
           <w:tcPr>
             <w:tcW w:w="4225" w:type="dxa"/>
+            <w:shd w:val="clear" w:color="auto" w:fill="9CC2E5" w:themeFill="accent5" w:themeFillTint="99"/>
             <w:hideMark/>
           </w:tcPr>
           <w:p>
@@ -2925,6 +3812,7 @@
         <w:tc>
           <w:tcPr>
             <w:tcW w:w="4811" w:type="dxa"/>
+            <w:shd w:val="clear" w:color="auto" w:fill="9CC2E5" w:themeFill="accent5" w:themeFillTint="99"/>
             <w:hideMark/>
           </w:tcPr>
           <w:p>
@@ -3429,25 +4317,7 @@
                   <w:szCs w:val="26"/>
                   <w:lang w:eastAsia="en-GB"/>
                 </w:rPr>
-                <m:t>τ</m:t>
-              </m:r>
-              <m:r>
-                <w:rPr>
-                  <w:rFonts w:ascii="Cambria Math" w:eastAsia="Times New Roman" w:hAnsi="Cambria Math" w:cs="Times New Roman"/>
-                  <w:sz w:val="26"/>
-                  <w:szCs w:val="26"/>
-                  <w:lang w:eastAsia="en-GB"/>
-                </w:rPr>
-                <m:t>=</m:t>
-              </m:r>
-              <m:r>
-                <w:rPr>
-                  <w:rFonts w:ascii="Cambria Math" w:eastAsia="Times New Roman" w:hAnsi="Cambria Math" w:cs="Times New Roman"/>
-                  <w:sz w:val="26"/>
-                  <w:szCs w:val="26"/>
-                  <w:lang w:eastAsia="en-GB"/>
-                </w:rPr>
-                <m:t>0.2285</m:t>
+                <m:t>τ=0.2285</m:t>
               </m:r>
             </m:oMath>
             <w:r>
@@ -3721,7 +4591,7 @@
           <w:szCs w:val="26"/>
           <w:lang w:eastAsia="en-GB"/>
         </w:rPr>
-        <w:t xml:space="preserve"> — mức giảm 1.83 điểm phần trăm. Train Loss (0.0976) cũng thấp hơn đáng kể so với pipeline MTCNN (0.1253), khẳng định rằng chất lượng đặc trưng đầu vào do RetinaFace tạo ra đồng đều và phân tách tốt hơn trong không gian embedding 128 chiều. Những cải thiện này đều mang ý nghĩa thống kê và thực tiễn đáng kể, khẳng định vai trò quan trọng của bộ detector trong toàn bộ pipeline nhận diện khuôn mặt.</w:t>
+        <w:t xml:space="preserve"> mức giảm 1.83 điểm phần trăm. Train Loss (0.0976) cũng thấp hơn đáng kể so với pipeline MTCNN (0.1253), khẳng định rằng chất lượng đặc trưng đầu vào do RetinaFace tạo ra đồng đều và phân tách tốt hơn trong không gian embedding 128 chiều. Những cải thiện này đều mang ý nghĩa thống kê và thực tiễn đáng kể, khẳng định vai trò quan trọng của bộ detector trong toàn bộ pipeline nhận diện khuôn mặt.</w:t>
       </w:r>
     </w:p>
     <w:p>
@@ -3764,17 +4634,52 @@
           <w:szCs w:val="26"/>
           <w:lang w:eastAsia="en-GB"/>
         </w:rPr>
-        <w:t xml:space="preserve">Ma trận nhầm lẫn (Hình 4.7) cho thấy sự cải thiện rõ nét ở lớp </w:t>
-      </w:r>
-      <w:r>
-        <w:rPr>
-          <w:rFonts w:ascii="Times New Roman" w:eastAsia="Times New Roman" w:hAnsi="Times New Roman" w:cs="Times New Roman"/>
+        <w:t>Ma trận nhầm lẫn (</w:t>
+      </w:r>
+      <w:r>
+        <w:rPr>
+          <w:rFonts w:ascii="Times New Roman" w:eastAsia="Times New Roman" w:hAnsi="Times New Roman" w:cs="Times New Roman"/>
+          <w:b/>
+          <w:bCs/>
           <w:i/>
           <w:iCs/>
           <w:sz w:val="26"/>
           <w:szCs w:val="26"/>
           <w:lang w:eastAsia="en-GB"/>
         </w:rPr>
+        <w:t>Hình 4.</w:t>
+      </w:r>
+      <w:r>
+        <w:rPr>
+          <w:rFonts w:ascii="Times New Roman" w:eastAsia="Times New Roman" w:hAnsi="Times New Roman" w:cs="Times New Roman"/>
+          <w:b/>
+          <w:bCs/>
+          <w:i/>
+          <w:iCs/>
+          <w:sz w:val="26"/>
+          <w:szCs w:val="26"/>
+          <w:lang w:eastAsia="en-GB"/>
+        </w:rPr>
+        <w:t>8</w:t>
+      </w:r>
+      <w:r>
+        <w:rPr>
+          <w:rFonts w:ascii="Times New Roman" w:eastAsia="Times New Roman" w:hAnsi="Times New Roman" w:cs="Times New Roman"/>
+          <w:sz w:val="26"/>
+          <w:szCs w:val="26"/>
+          <w:lang w:eastAsia="en-GB"/>
+        </w:rPr>
+        <w:t xml:space="preserve">) cho thấy sự cải thiện rõ nét ở lớp </w:t>
+      </w:r>
+      <w:r>
+        <w:rPr>
+          <w:rFonts w:ascii="Times New Roman" w:eastAsia="Times New Roman" w:hAnsi="Times New Roman" w:cs="Times New Roman"/>
+          <w:i/>
+          <w:iCs/>
+          <w:sz w:val="26"/>
+          <w:szCs w:val="26"/>
+          <w:lang w:eastAsia="en-GB"/>
+        </w:rPr>
         <w:t>different</w:t>
       </w:r>
       <w:r>
@@ -3784,7 +4689,7 @@
           <w:szCs w:val="26"/>
           <w:lang w:eastAsia="en-GB"/>
         </w:rPr>
-        <w:t xml:space="preserve"> so với pipeline MTCNN: tỷ lệ phân loại đúng tăng từ 0.94 lên 0.97, trong khi tỷ lệ nhận nhầm người lạ (FAR) giảm mạnh từ 0.06 xuống chỉ còn 0.03. Đây là bước cải thiện có ý nghĩa quan trọng về mặt bảo mật — FAR giảm </w:t>
+        <w:t xml:space="preserve"> so với pipeline MTCNN: tỷ lệ phân loại đúng tăng từ 0.94 lên 0.97, trong khi tỷ lệ nhận nhầm người lạ (FAR) giảm mạnh từ 0.06 xuống chỉ còn 0.03. Đây là bước cải thiện có ý nghĩa quan trọng về mặt bảo mật FAR giảm </w:t>
       </w:r>
       <m:oMath>
         <m:r>
@@ -3824,7 +4729,7 @@
           <w:szCs w:val="26"/>
           <w:lang w:eastAsia="en-GB"/>
         </w:rPr>
-        <w:t xml:space="preserve"> giữ nguyên tỷ lệ nhận diện đúng 0.92 với FRR là 0.08 — gần tương đương pipeline MTCNN (</w:t>
+        <w:t xml:space="preserve"> giữ nguyên tỷ lệ nhận diện đúng 0.92 với FRR là 0.08 gần tương đương pipeline MTCNN (</w:t>
       </w:r>
       <m:oMath>
         <m:r>
@@ -3884,7 +4789,7 @@
                     </pic:cNvPicPr>
                   </pic:nvPicPr>
                   <pic:blipFill>
-                    <a:blip r:embed="rId12">
+                    <a:blip r:embed="rId13">
                       <a:extLst>
                         <a:ext uri="{28A0092B-C50C-407E-A947-70E740481C1C}">
                           <a14:useLocalDpi xmlns:a14="http://schemas.microsoft.com/office/drawing/2010/main" val="0"/>
@@ -3918,13 +4823,52 @@
       <w:r>
         <w:rPr>
           <w:rFonts w:ascii="Times New Roman" w:eastAsia="Times New Roman" w:hAnsi="Times New Roman" w:cs="Times New Roman"/>
+          <w:b/>
+          <w:bCs/>
           <w:i/>
           <w:iCs/>
           <w:sz w:val="26"/>
           <w:szCs w:val="26"/>
           <w:lang w:eastAsia="en-GB"/>
         </w:rPr>
-        <w:t>Hình 4.7. Ma trận nhầm lẫn của pipeline FaceNet (128-D) + RetinaFace</w:t>
+        <w:t>Hình 4.</w:t>
+      </w:r>
+      <w:r>
+        <w:rPr>
+          <w:rFonts w:ascii="Times New Roman" w:eastAsia="Times New Roman" w:hAnsi="Times New Roman" w:cs="Times New Roman"/>
+          <w:b/>
+          <w:bCs/>
+          <w:i/>
+          <w:iCs/>
+          <w:sz w:val="26"/>
+          <w:szCs w:val="26"/>
+          <w:lang w:eastAsia="en-GB"/>
+        </w:rPr>
+        <w:t>8</w:t>
+      </w:r>
+      <w:r>
+        <w:rPr>
+          <w:rFonts w:ascii="Times New Roman" w:eastAsia="Times New Roman" w:hAnsi="Times New Roman" w:cs="Times New Roman"/>
+          <w:b/>
+          <w:bCs/>
+          <w:i/>
+          <w:iCs/>
+          <w:sz w:val="26"/>
+          <w:szCs w:val="26"/>
+          <w:lang w:eastAsia="en-GB"/>
+        </w:rPr>
+        <w:t>.</w:t>
+      </w:r>
+      <w:r>
+        <w:rPr>
+          <w:rFonts w:ascii="Times New Roman" w:eastAsia="Times New Roman" w:hAnsi="Times New Roman" w:cs="Times New Roman"/>
+          <w:i/>
+          <w:iCs/>
+          <w:sz w:val="26"/>
+          <w:szCs w:val="26"/>
+          <w:lang w:eastAsia="en-GB"/>
+        </w:rPr>
+        <w:t xml:space="preserve"> Ma trận nhầm lẫn của pipeline FaceNet (128-D) + RetinaFace</w:t>
       </w:r>
     </w:p>
     <w:p>
@@ -3967,7 +4911,42 @@
           <w:szCs w:val="26"/>
           <w:lang w:eastAsia="en-GB"/>
         </w:rPr>
-        <w:t xml:space="preserve">Biểu đồ FAR–FRR (Hình 4.8) của pipeline RetinaFace thể hiện đặc điểm khác biệt đáng chú ý so với MTCNN: điểm EER xuất hiện sớm hơn đáng kể trên trục ngưỡng, tại </w:t>
+        <w:t>Biểu đồ FAR–FRR (</w:t>
+      </w:r>
+      <w:r>
+        <w:rPr>
+          <w:rFonts w:ascii="Times New Roman" w:eastAsia="Times New Roman" w:hAnsi="Times New Roman" w:cs="Times New Roman"/>
+          <w:b/>
+          <w:bCs/>
+          <w:i/>
+          <w:iCs/>
+          <w:sz w:val="26"/>
+          <w:szCs w:val="26"/>
+          <w:lang w:eastAsia="en-GB"/>
+        </w:rPr>
+        <w:t>Hình 4.</w:t>
+      </w:r>
+      <w:r>
+        <w:rPr>
+          <w:rFonts w:ascii="Times New Roman" w:eastAsia="Times New Roman" w:hAnsi="Times New Roman" w:cs="Times New Roman"/>
+          <w:b/>
+          <w:bCs/>
+          <w:i/>
+          <w:iCs/>
+          <w:sz w:val="26"/>
+          <w:szCs w:val="26"/>
+          <w:lang w:eastAsia="en-GB"/>
+        </w:rPr>
+        <w:t>9</w:t>
+      </w:r>
+      <w:r>
+        <w:rPr>
+          <w:rFonts w:ascii="Times New Roman" w:eastAsia="Times New Roman" w:hAnsi="Times New Roman" w:cs="Times New Roman"/>
+          <w:sz w:val="26"/>
+          <w:szCs w:val="26"/>
+          <w:lang w:eastAsia="en-GB"/>
+        </w:rPr>
+        <w:t xml:space="preserve">) của pipeline RetinaFace thể hiện đặc điểm khác biệt đáng chú ý so với MTCNN: điểm EER xuất hiện sớm hơn đáng kể trên trục ngưỡng, tại </w:t>
       </w:r>
       <m:oMath>
         <m:r>
@@ -3977,25 +4956,7 @@
             <w:szCs w:val="26"/>
             <w:lang w:eastAsia="en-GB"/>
           </w:rPr>
-          <m:t>τ</m:t>
-        </m:r>
-        <m:r>
-          <w:rPr>
-            <w:rFonts w:ascii="Cambria Math" w:eastAsia="Times New Roman" w:hAnsi="Cambria Math" w:cs="Times New Roman"/>
-            <w:sz w:val="26"/>
-            <w:szCs w:val="26"/>
-            <w:lang w:eastAsia="en-GB"/>
-          </w:rPr>
-          <m:t>=</m:t>
-        </m:r>
-        <m:r>
-          <w:rPr>
-            <w:rFonts w:ascii="Cambria Math" w:eastAsia="Times New Roman" w:hAnsi="Cambria Math" w:cs="Times New Roman"/>
-            <w:sz w:val="26"/>
-            <w:szCs w:val="26"/>
-            <w:lang w:eastAsia="en-GB"/>
-          </w:rPr>
-          <m:t>0.2285</m:t>
+          <m:t>τ=0.2285</m:t>
         </m:r>
       </m:oMath>
       <w:r>
@@ -4025,7 +4986,7 @@
           <w:szCs w:val="26"/>
           <w:lang w:eastAsia="en-GB"/>
         </w:rPr>
-        <w:t>. Điều này phản ánh thực tế rằng RetinaFace tạo ra các vector embedding có phân phối điểm tương đồng Cosine tập trung hơn — các cặp cùng định danh đã có điểm tương đồng cao hơn, trong khi các cặp khác định danh có điểm tương đồng thấp hơn, tạo ra khoảng phân tách ranh giới rõ ràng hơn. Kết quả là hệ thống đạt được trạng thái cân bằng EER tốt hơn ở mức ngưỡng thấp hơn, phản ánh khả năng phân tách danh tính vượt trội của RetinaFace khi kết hợp với không gian embedding 128 chiều.</w:t>
+        <w:t>. Điều này phản ánh thực tế rằng RetinaFace tạo ra các vector embedding có phân phối điểm tương đồng Cosine tập trung hơn các cặp cùng định danh đã có điểm tương đồng cao hơn, trong khi các cặp khác định danh có điểm tương đồng thấp hơn, tạo ra khoảng phân tách ranh giới rõ ràng hơn. Kết quả là hệ thống đạt được trạng thái cân bằng EER tốt hơn ở mức ngưỡng thấp hơn, phản ánh khả năng phân tách danh tính vượt trội của RetinaFace khi kết hợp với không gian embedding 128 chiều.</w:t>
       </w:r>
     </w:p>
     <w:p>
@@ -4069,7 +5030,7 @@
                     </pic:cNvPicPr>
                   </pic:nvPicPr>
                   <pic:blipFill>
-                    <a:blip r:embed="rId13">
+                    <a:blip r:embed="rId14">
                       <a:extLst>
                         <a:ext uri="{28A0092B-C50C-407E-A947-70E740481C1C}">
                           <a14:useLocalDpi xmlns:a14="http://schemas.microsoft.com/office/drawing/2010/main" val="0"/>
@@ -4103,13 +5064,52 @@
       <w:r>
         <w:rPr>
           <w:rFonts w:ascii="Times New Roman" w:eastAsia="Times New Roman" w:hAnsi="Times New Roman" w:cs="Times New Roman"/>
+          <w:b/>
+          <w:bCs/>
           <w:i/>
           <w:iCs/>
           <w:sz w:val="26"/>
           <w:szCs w:val="26"/>
           <w:lang w:eastAsia="en-GB"/>
         </w:rPr>
-        <w:t>Hình 4.8. Biểu đồ FAR vs FRR và điểm EER của pipeline FaceNet (128-D) + RetinaFace</w:t>
+        <w:t>Hình 4.</w:t>
+      </w:r>
+      <w:r>
+        <w:rPr>
+          <w:rFonts w:ascii="Times New Roman" w:eastAsia="Times New Roman" w:hAnsi="Times New Roman" w:cs="Times New Roman"/>
+          <w:b/>
+          <w:bCs/>
+          <w:i/>
+          <w:iCs/>
+          <w:sz w:val="26"/>
+          <w:szCs w:val="26"/>
+          <w:lang w:eastAsia="en-GB"/>
+        </w:rPr>
+        <w:t>9</w:t>
+      </w:r>
+      <w:r>
+        <w:rPr>
+          <w:rFonts w:ascii="Times New Roman" w:eastAsia="Times New Roman" w:hAnsi="Times New Roman" w:cs="Times New Roman"/>
+          <w:b/>
+          <w:bCs/>
+          <w:i/>
+          <w:iCs/>
+          <w:sz w:val="26"/>
+          <w:szCs w:val="26"/>
+          <w:lang w:eastAsia="en-GB"/>
+        </w:rPr>
+        <w:t>.</w:t>
+      </w:r>
+      <w:r>
+        <w:rPr>
+          <w:rFonts w:ascii="Times New Roman" w:eastAsia="Times New Roman" w:hAnsi="Times New Roman" w:cs="Times New Roman"/>
+          <w:i/>
+          <w:iCs/>
+          <w:sz w:val="26"/>
+          <w:szCs w:val="26"/>
+          <w:lang w:eastAsia="en-GB"/>
+        </w:rPr>
+        <w:t xml:space="preserve"> Biểu đồ FAR vs FRR và điểm EER của pipeline FaceNet (128-D) + RetinaFace</w:t>
       </w:r>
     </w:p>
     <w:p>
@@ -4178,7 +5178,7 @@
           <w:szCs w:val="26"/>
           <w:lang w:eastAsia="en-GB"/>
         </w:rPr>
-        <w:t>Điểm nổi bật đầu tiên của pipeline FaceNet512 + MTCNN là mức khởi điểm Training Accuracy cao hơn đáng kể so với FaceNet 128-D + MTCNN — đạt 0.90 ngay tại epoch 1, thay vì 0.88. Điều này cho thấy không gian embedding 512 chiều giúp bộ phân loại MLP nắm bắt được cấu trúc đặc trưng tốt hơn ngay từ giai đoạn đầu huấn luyện, nhờ khả năng biểu diễn phong phú hơn của vector embedding cao chiều. Training Accuracy tiếp tục tăng đều và đạt 0.97 tại epoch 9 — hội tụ nhanh hơn đáng kể so với 12 epoch cần thiết của pipeline 128-D. Validation Accuracy cải thiện liên tục từ 0.50 lên 0.92, duy trì ổn định từ epoch 4 trở đi và không có hiện tượng dao động lớn ở các epoch cuối.</w:t>
+        <w:t>Điểm nổi bật đầu tiên của pipeline FaceNet512 + MTCNN là mức khởi điểm Training Accuracy cao hơn đáng kể so với FaceNet 128-D + MTCNN đạt 0.90 ngay tại epoch 1, thay vì 0.88. Điều này cho thấy không gian embedding 512 chiều giúp bộ phân loại MLP nắm bắt được cấu trúc đặc trưng tốt hơn ngay từ giai đoạn đầu huấn luyện, nhờ khả năng biểu diễn phong phú hơn của vector embedding cao chiều. Training Accuracy tiếp tục tăng đều và đạt 0.97 tại epoch 9 hội tụ nhanh hơn đáng kể so với 12 epoch cần thiết của pipeline 128-D. Validation Accuracy cải thiện liên tục từ 0.50 lên 0.92, duy trì ổn định từ epoch 4 trở đi và không có hiện tượng dao động lớn ở các epoch cuối.</w:t>
       </w:r>
     </w:p>
     <w:p>
@@ -4201,7 +5201,7 @@
         </w:rPr>
         <w:lastRenderedPageBreak/>
         <w:drawing>
-          <wp:inline distT="0" distB="0" distL="0" distR="0" wp14:anchorId="4378A4E3" wp14:editId="330B7961">
+          <wp:inline distT="0" distB="0" distL="0" distR="0" wp14:anchorId="4378A4E3" wp14:editId="3BE4C6E7">
             <wp:extent cx="5731510" cy="3343275"/>
             <wp:effectExtent l="0" t="0" r="2540" b="9525"/>
             <wp:docPr id="9" name="Picture 9"/>
@@ -4213,108 +5213,6 @@
                 <pic:pic xmlns:pic="http://schemas.openxmlformats.org/drawingml/2006/picture">
                   <pic:nvPicPr>
                     <pic:cNvPr id="0" name="Picture 17"/>
-                    <pic:cNvPicPr>
-                      <a:picLocks noChangeAspect="1" noChangeArrowheads="1"/>
-                    </pic:cNvPicPr>
-                  </pic:nvPicPr>
-                  <pic:blipFill>
-                    <a:blip r:embed="rId14" cstate="print">
-                      <a:extLst>
-                        <a:ext uri="{28A0092B-C50C-407E-A947-70E740481C1C}">
-                          <a14:useLocalDpi xmlns:a14="http://schemas.microsoft.com/office/drawing/2010/main" val="0"/>
-                        </a:ext>
-                      </a:extLst>
-                    </a:blip>
-                    <a:srcRect/>
-                    <a:stretch>
-                      <a:fillRect/>
-                    </a:stretch>
-                  </pic:blipFill>
-                  <pic:spPr bwMode="auto">
-                    <a:xfrm>
-                      <a:off x="0" y="0"/>
-                      <a:ext cx="5731510" cy="3343275"/>
-                    </a:xfrm>
-                    <a:prstGeom prst="rect">
-                      <a:avLst/>
-                    </a:prstGeom>
-                    <a:noFill/>
-                    <a:ln>
-                      <a:noFill/>
-                    </a:ln>
-                  </pic:spPr>
-                </pic:pic>
-              </a:graphicData>
-            </a:graphic>
-          </wp:inline>
-        </w:drawing>
-      </w:r>
-      <w:r>
-        <w:rPr>
-          <w:rFonts w:ascii="Times New Roman" w:eastAsia="Times New Roman" w:hAnsi="Times New Roman" w:cs="Times New Roman"/>
-          <w:i/>
-          <w:iCs/>
-          <w:sz w:val="26"/>
-          <w:szCs w:val="26"/>
-          <w:lang w:eastAsia="en-GB"/>
-        </w:rPr>
-        <w:t>Hình 4.9. Biểu đồ Accuracy theo Epoch của pipeline FaceNet512 (512-D) + MTCNN</w:t>
-      </w:r>
-    </w:p>
-    <w:p>
-      <w:pPr>
-        <w:spacing w:before="100" w:beforeAutospacing="1" w:after="100" w:afterAutospacing="1" w:line="240" w:lineRule="auto"/>
-        <w:ind w:firstLine="720"/>
-        <w:jc w:val="both"/>
-        <w:rPr>
-          <w:rFonts w:ascii="Times New Roman" w:eastAsia="Times New Roman" w:hAnsi="Times New Roman" w:cs="Times New Roman"/>
-          <w:sz w:val="26"/>
-          <w:szCs w:val="26"/>
-          <w:lang w:eastAsia="en-GB"/>
-        </w:rPr>
-      </w:pPr>
-      <w:r>
-        <w:rPr>
-          <w:rFonts w:ascii="Times New Roman" w:eastAsia="Times New Roman" w:hAnsi="Times New Roman" w:cs="Times New Roman"/>
-          <w:sz w:val="26"/>
-          <w:szCs w:val="26"/>
-          <w:lang w:eastAsia="en-GB"/>
-        </w:rPr>
-        <w:t>Về hàm mất mát (Hình 4.10), Training Loss giảm mượt mà từ 0.26 xuống chỉ còn 0.09 tại epoch 9 — đây là mức Training Loss thấp nhất trong số các pipeline sử dụng MTCNN, phản ánh sức mạnh biểu diễn vượt trội của không gian 512 chiều khi áp dụng với cùng bộ detector. Validation Loss có điểm khởi đầu ở mức 2.43 (thấp hơn đáng kể so với mức 2.83 của FaceNet 128-D + MTCNN), sau đó giảm nhanh và ổn định quanh mức 0.23–0.28 từ epoch 4 đến epoch 9. Đáng lưu ý là xuất hiện xu hướng tăng nhẹ của Validation Loss ở 2 epoch cuối (từ 0.23 lên 0.28) — dấu hiệu cho thấy mô hình đang bắt đầu tiệm cận giới hạn tổng quát hóa với cấu hình hiện tại và việc dừng huấn luyện tại epoch 7-8 có thể cho kết quả tốt hơn.</w:t>
-      </w:r>
-    </w:p>
-    <w:p>
-      <w:pPr>
-        <w:spacing w:before="100" w:beforeAutospacing="1" w:after="100" w:afterAutospacing="1" w:line="240" w:lineRule="auto"/>
-        <w:jc w:val="center"/>
-        <w:rPr>
-          <w:rFonts w:ascii="Times New Roman" w:eastAsia="Times New Roman" w:hAnsi="Times New Roman" w:cs="Times New Roman"/>
-          <w:sz w:val="26"/>
-          <w:szCs w:val="26"/>
-          <w:lang w:eastAsia="en-GB"/>
-        </w:rPr>
-      </w:pPr>
-      <w:r>
-        <w:rPr>
-          <w:rFonts w:ascii="Times New Roman" w:hAnsi="Times New Roman" w:cs="Times New Roman"/>
-          <w:noProof/>
-          <w:sz w:val="26"/>
-          <w:szCs w:val="26"/>
-        </w:rPr>
-        <w:lastRenderedPageBreak/>
-        <w:drawing>
-          <wp:inline distT="0" distB="0" distL="0" distR="0" wp14:anchorId="55E3B530" wp14:editId="548DA481">
-            <wp:extent cx="5731510" cy="3343275"/>
-            <wp:effectExtent l="0" t="0" r="2540" b="9525"/>
-            <wp:docPr id="10" name="Picture 10"/>
-            <wp:cNvGraphicFramePr>
-              <a:graphicFrameLocks xmlns:a="http://schemas.openxmlformats.org/drawingml/2006/main" noChangeAspect="1"/>
-            </wp:cNvGraphicFramePr>
-            <a:graphic xmlns:a="http://schemas.openxmlformats.org/drawingml/2006/main">
-              <a:graphicData uri="http://schemas.openxmlformats.org/drawingml/2006/picture">
-                <pic:pic xmlns:pic="http://schemas.openxmlformats.org/drawingml/2006/picture">
-                  <pic:nvPicPr>
-                    <pic:cNvPr id="0" name="Picture 19"/>
                     <pic:cNvPicPr>
                       <a:picLocks noChangeAspect="1" noChangeArrowheads="1"/>
                     </pic:cNvPicPr>
@@ -4354,13 +5252,228 @@
       <w:r>
         <w:rPr>
           <w:rFonts w:ascii="Times New Roman" w:eastAsia="Times New Roman" w:hAnsi="Times New Roman" w:cs="Times New Roman"/>
+          <w:b/>
+          <w:bCs/>
           <w:i/>
           <w:iCs/>
           <w:sz w:val="26"/>
           <w:szCs w:val="26"/>
           <w:lang w:eastAsia="en-GB"/>
         </w:rPr>
-        <w:t>Hình 4.10. Biểu đồ Loss theo Epoch của pipeline FaceNet512 (512-D) + MTCNN</w:t>
+        <w:t>Hình 4.</w:t>
+      </w:r>
+      <w:r>
+        <w:rPr>
+          <w:rFonts w:ascii="Times New Roman" w:eastAsia="Times New Roman" w:hAnsi="Times New Roman" w:cs="Times New Roman"/>
+          <w:b/>
+          <w:bCs/>
+          <w:i/>
+          <w:iCs/>
+          <w:sz w:val="26"/>
+          <w:szCs w:val="26"/>
+          <w:lang w:eastAsia="en-GB"/>
+        </w:rPr>
+        <w:t>10</w:t>
+      </w:r>
+      <w:r>
+        <w:rPr>
+          <w:rFonts w:ascii="Times New Roman" w:eastAsia="Times New Roman" w:hAnsi="Times New Roman" w:cs="Times New Roman"/>
+          <w:b/>
+          <w:bCs/>
+          <w:i/>
+          <w:iCs/>
+          <w:sz w:val="26"/>
+          <w:szCs w:val="26"/>
+          <w:lang w:eastAsia="en-GB"/>
+        </w:rPr>
+        <w:t>.</w:t>
+      </w:r>
+      <w:r>
+        <w:rPr>
+          <w:rFonts w:ascii="Times New Roman" w:eastAsia="Times New Roman" w:hAnsi="Times New Roman" w:cs="Times New Roman"/>
+          <w:i/>
+          <w:iCs/>
+          <w:sz w:val="26"/>
+          <w:szCs w:val="26"/>
+          <w:lang w:eastAsia="en-GB"/>
+        </w:rPr>
+        <w:t xml:space="preserve"> Biểu đồ Accuracy theo Epoch của pipeline FaceNet512 (512-D) + MTCNN</w:t>
+      </w:r>
+    </w:p>
+    <w:p>
+      <w:pPr>
+        <w:spacing w:before="100" w:beforeAutospacing="1" w:after="100" w:afterAutospacing="1" w:line="240" w:lineRule="auto"/>
+        <w:ind w:firstLine="720"/>
+        <w:jc w:val="both"/>
+        <w:rPr>
+          <w:rFonts w:ascii="Times New Roman" w:eastAsia="Times New Roman" w:hAnsi="Times New Roman" w:cs="Times New Roman"/>
+          <w:sz w:val="26"/>
+          <w:szCs w:val="26"/>
+          <w:lang w:eastAsia="en-GB"/>
+        </w:rPr>
+      </w:pPr>
+      <w:r>
+        <w:rPr>
+          <w:rFonts w:ascii="Times New Roman" w:eastAsia="Times New Roman" w:hAnsi="Times New Roman" w:cs="Times New Roman"/>
+          <w:sz w:val="26"/>
+          <w:szCs w:val="26"/>
+          <w:lang w:eastAsia="en-GB"/>
+        </w:rPr>
+        <w:t>Về hàm mất mát (</w:t>
+      </w:r>
+      <w:r>
+        <w:rPr>
+          <w:rFonts w:ascii="Times New Roman" w:eastAsia="Times New Roman" w:hAnsi="Times New Roman" w:cs="Times New Roman"/>
+          <w:b/>
+          <w:bCs/>
+          <w:i/>
+          <w:iCs/>
+          <w:sz w:val="26"/>
+          <w:szCs w:val="26"/>
+          <w:lang w:eastAsia="en-GB"/>
+        </w:rPr>
+        <w:t>Hình 4.1</w:t>
+      </w:r>
+      <w:r>
+        <w:rPr>
+          <w:rFonts w:ascii="Times New Roman" w:eastAsia="Times New Roman" w:hAnsi="Times New Roman" w:cs="Times New Roman"/>
+          <w:b/>
+          <w:bCs/>
+          <w:i/>
+          <w:iCs/>
+          <w:sz w:val="26"/>
+          <w:szCs w:val="26"/>
+          <w:lang w:eastAsia="en-GB"/>
+        </w:rPr>
+        <w:t>1</w:t>
+      </w:r>
+      <w:r>
+        <w:rPr>
+          <w:rFonts w:ascii="Times New Roman" w:eastAsia="Times New Roman" w:hAnsi="Times New Roman" w:cs="Times New Roman"/>
+          <w:sz w:val="26"/>
+          <w:szCs w:val="26"/>
+          <w:lang w:eastAsia="en-GB"/>
+        </w:rPr>
+        <w:t>), Training Loss giảm mượt mà từ 0.26 xuống chỉ còn 0.09 tại epoch 9  đây là mức Training Loss thấp nhất trong số các pipeline sử dụng MTCNN, phản ánh sức mạnh biểu diễn vượt trội của không gian 512 chiều khi áp dụng với cùng bộ detector. Validation Loss có điểm khởi đầu ở mức 2.43 (thấp hơn đáng kể so với mức 2.83 của FaceNet 128-D + MTCNN), sau đó giảm nhanh và ổn định quanh mức 0.23–0.28 từ epoch 4 đến epoch 9. Đáng lưu ý là xuất hiện xu hướng tăng nhẹ của Validation Loss ở 2 epoch cuối (từ 0.23 lên 0.28)  dấu hiệu cho thấy mô hình đang bắt đầu tiệm cận giới hạn tổng quát hóa với cấu hình hiện tại và việc dừng huấn luyện tại epoch 7-8 có thể cho kết quả tốt hơn.</w:t>
+      </w:r>
+    </w:p>
+    <w:p>
+      <w:pPr>
+        <w:spacing w:before="100" w:beforeAutospacing="1" w:after="100" w:afterAutospacing="1" w:line="240" w:lineRule="auto"/>
+        <w:jc w:val="center"/>
+        <w:rPr>
+          <w:rFonts w:ascii="Times New Roman" w:eastAsia="Times New Roman" w:hAnsi="Times New Roman" w:cs="Times New Roman"/>
+          <w:sz w:val="26"/>
+          <w:szCs w:val="26"/>
+          <w:lang w:eastAsia="en-GB"/>
+        </w:rPr>
+      </w:pPr>
+      <w:r>
+        <w:rPr>
+          <w:rFonts w:ascii="Times New Roman" w:hAnsi="Times New Roman" w:cs="Times New Roman"/>
+          <w:noProof/>
+          <w:sz w:val="26"/>
+          <w:szCs w:val="26"/>
+        </w:rPr>
+        <w:lastRenderedPageBreak/>
+        <w:drawing>
+          <wp:inline distT="0" distB="0" distL="0" distR="0" wp14:anchorId="55E3B530" wp14:editId="2C1EFD36">
+            <wp:extent cx="5731510" cy="3343275"/>
+            <wp:effectExtent l="0" t="0" r="2540" b="9525"/>
+            <wp:docPr id="10" name="Picture 10"/>
+            <wp:cNvGraphicFramePr>
+              <a:graphicFrameLocks xmlns:a="http://schemas.openxmlformats.org/drawingml/2006/main" noChangeAspect="1"/>
+            </wp:cNvGraphicFramePr>
+            <a:graphic xmlns:a="http://schemas.openxmlformats.org/drawingml/2006/main">
+              <a:graphicData uri="http://schemas.openxmlformats.org/drawingml/2006/picture">
+                <pic:pic xmlns:pic="http://schemas.openxmlformats.org/drawingml/2006/picture">
+                  <pic:nvPicPr>
+                    <pic:cNvPr id="0" name="Picture 19"/>
+                    <pic:cNvPicPr>
+                      <a:picLocks noChangeAspect="1" noChangeArrowheads="1"/>
+                    </pic:cNvPicPr>
+                  </pic:nvPicPr>
+                  <pic:blipFill>
+                    <a:blip r:embed="rId16" cstate="print">
+                      <a:extLst>
+                        <a:ext uri="{28A0092B-C50C-407E-A947-70E740481C1C}">
+                          <a14:useLocalDpi xmlns:a14="http://schemas.microsoft.com/office/drawing/2010/main" val="0"/>
+                        </a:ext>
+                      </a:extLst>
+                    </a:blip>
+                    <a:srcRect/>
+                    <a:stretch>
+                      <a:fillRect/>
+                    </a:stretch>
+                  </pic:blipFill>
+                  <pic:spPr bwMode="auto">
+                    <a:xfrm>
+                      <a:off x="0" y="0"/>
+                      <a:ext cx="5731510" cy="3343275"/>
+                    </a:xfrm>
+                    <a:prstGeom prst="rect">
+                      <a:avLst/>
+                    </a:prstGeom>
+                    <a:noFill/>
+                    <a:ln>
+                      <a:noFill/>
+                    </a:ln>
+                  </pic:spPr>
+                </pic:pic>
+              </a:graphicData>
+            </a:graphic>
+          </wp:inline>
+        </w:drawing>
+      </w:r>
+      <w:r>
+        <w:rPr>
+          <w:rFonts w:ascii="Times New Roman" w:eastAsia="Times New Roman" w:hAnsi="Times New Roman" w:cs="Times New Roman"/>
+          <w:b/>
+          <w:bCs/>
+          <w:i/>
+          <w:iCs/>
+          <w:sz w:val="26"/>
+          <w:szCs w:val="26"/>
+          <w:lang w:eastAsia="en-GB"/>
+        </w:rPr>
+        <w:t>Hình 4.1</w:t>
+      </w:r>
+      <w:r>
+        <w:rPr>
+          <w:rFonts w:ascii="Times New Roman" w:eastAsia="Times New Roman" w:hAnsi="Times New Roman" w:cs="Times New Roman"/>
+          <w:b/>
+          <w:bCs/>
+          <w:i/>
+          <w:iCs/>
+          <w:sz w:val="26"/>
+          <w:szCs w:val="26"/>
+          <w:lang w:eastAsia="en-GB"/>
+        </w:rPr>
+        <w:t>1</w:t>
+      </w:r>
+      <w:r>
+        <w:rPr>
+          <w:rFonts w:ascii="Times New Roman" w:eastAsia="Times New Roman" w:hAnsi="Times New Roman" w:cs="Times New Roman"/>
+          <w:b/>
+          <w:bCs/>
+          <w:i/>
+          <w:iCs/>
+          <w:sz w:val="26"/>
+          <w:szCs w:val="26"/>
+          <w:lang w:eastAsia="en-GB"/>
+        </w:rPr>
+        <w:t>.</w:t>
+      </w:r>
+      <w:r>
+        <w:rPr>
+          <w:rFonts w:ascii="Times New Roman" w:eastAsia="Times New Roman" w:hAnsi="Times New Roman" w:cs="Times New Roman"/>
+          <w:i/>
+          <w:iCs/>
+          <w:sz w:val="26"/>
+          <w:szCs w:val="26"/>
+          <w:lang w:eastAsia="en-GB"/>
+        </w:rPr>
+        <w:t xml:space="preserve"> Biểu đồ Loss theo Epoch của pipeline FaceNet512 (512-D) + MTCNN</w:t>
       </w:r>
     </w:p>
     <w:p>
@@ -4998,16 +6111,7 @@
                   <w:szCs w:val="26"/>
                   <w:lang w:eastAsia="en-GB"/>
                 </w:rPr>
-                <m:t>τ</m:t>
-              </m:r>
-              <m:r>
-                <w:rPr>
-                  <w:rFonts w:ascii="Cambria Math" w:eastAsia="Times New Roman" w:hAnsi="Cambria Math" w:cs="Times New Roman"/>
-                  <w:sz w:val="26"/>
-                  <w:szCs w:val="26"/>
-                  <w:lang w:eastAsia="en-GB"/>
-                </w:rPr>
-                <m:t>=0.2445</m:t>
+                <m:t>τ=0.2445</m:t>
               </m:r>
             </m:oMath>
             <w:r>
@@ -5142,7 +6246,7 @@
           <w:szCs w:val="26"/>
           <w:lang w:eastAsia="en-GB"/>
         </w:rPr>
-        <w:t xml:space="preserve">) — mức chênh lệch gần 9 điểm phần trăm, cao nhất trong 4 pipeline. Hiện tượng này phản ánh đặc trưng hành vi của hệ thống: không gian embedding 512 chiều tạo ra ranh giới quyết định sắc nét hơn, khiến mô hình có xu hướng rất thận trọng trong việc chấp nhận cặp ảnh là </w:t>
+        <w:t xml:space="preserve">) mức chênh lệch gần 9 điểm phần trăm, cao nhất trong 4 pipeline. Hiện tượng này phản ánh đặc trưng hành vi của hệ thống: không gian embedding 512 chiều tạo ra ranh giới quyết định sắc nét hơn, khiến mô hình có xu hướng rất thận trọng trong việc chấp nhận cặp ảnh là </w:t>
       </w:r>
       <w:r>
         <w:rPr>
@@ -5265,47 +6369,42 @@
           <w:szCs w:val="26"/>
           <w:lang w:eastAsia="en-GB"/>
         </w:rPr>
-        <w:t xml:space="preserve">Ma trận nhầm lẫn (Hình 4.11) làm nổi bật rõ đặc điểm bất cân xứng nêu trên. Lớp </w:t>
-      </w:r>
-      <w:r>
-        <w:rPr>
-          <w:rFonts w:ascii="Times New Roman" w:eastAsia="Times New Roman" w:hAnsi="Times New Roman" w:cs="Times New Roman"/>
+        <w:t>Ma trận nhầm lẫn (</w:t>
+      </w:r>
+      <w:r>
+        <w:rPr>
+          <w:rFonts w:ascii="Times New Roman" w:eastAsia="Times New Roman" w:hAnsi="Times New Roman" w:cs="Times New Roman"/>
+          <w:b/>
+          <w:bCs/>
           <w:i/>
           <w:iCs/>
           <w:sz w:val="26"/>
           <w:szCs w:val="26"/>
           <w:lang w:eastAsia="en-GB"/>
         </w:rPr>
-        <w:t>different</w:t>
-      </w:r>
-      <w:r>
-        <w:rPr>
-          <w:rFonts w:ascii="Times New Roman" w:eastAsia="Times New Roman" w:hAnsi="Times New Roman" w:cs="Times New Roman"/>
-          <w:sz w:val="26"/>
-          <w:szCs w:val="26"/>
-          <w:lang w:eastAsia="en-GB"/>
-        </w:rPr>
-        <w:t xml:space="preserve"> đạt tỷ lệ phân loại đúng rất cao — 0.98 chỉ có 0.02 bị nhận nhầm sang lớp </w:t>
-      </w:r>
-      <w:r>
-        <w:rPr>
-          <w:rFonts w:ascii="Times New Roman" w:eastAsia="Times New Roman" w:hAnsi="Times New Roman" w:cs="Times New Roman"/>
+        <w:t>Hình 4.1</w:t>
+      </w:r>
+      <w:r>
+        <w:rPr>
+          <w:rFonts w:ascii="Times New Roman" w:eastAsia="Times New Roman" w:hAnsi="Times New Roman" w:cs="Times New Roman"/>
+          <w:b/>
+          <w:bCs/>
           <w:i/>
           <w:iCs/>
           <w:sz w:val="26"/>
           <w:szCs w:val="26"/>
           <w:lang w:eastAsia="en-GB"/>
         </w:rPr>
-        <w:t>same</w:t>
-      </w:r>
-      <w:r>
-        <w:rPr>
-          <w:rFonts w:ascii="Times New Roman" w:eastAsia="Times New Roman" w:hAnsi="Times New Roman" w:cs="Times New Roman"/>
-          <w:sz w:val="26"/>
-          <w:szCs w:val="26"/>
-          <w:lang w:eastAsia="en-GB"/>
-        </w:rPr>
-        <w:t xml:space="preserve">. Đây là mức FAR thấp nhất trong số các pipeline sử dụng MTCNN và cũng là mức FAR thấp nhất trong toàn bộ 4 pipeline, cho thấy khả năng bảo mật (từ chối người lạ) xuất sắc của không gian embedding 512 chiều. Tuy nhiên, lớp </w:t>
+        <w:t>2</w:t>
+      </w:r>
+      <w:r>
+        <w:rPr>
+          <w:rFonts w:ascii="Times New Roman" w:eastAsia="Times New Roman" w:hAnsi="Times New Roman" w:cs="Times New Roman"/>
+          <w:sz w:val="26"/>
+          <w:szCs w:val="26"/>
+          <w:lang w:eastAsia="en-GB"/>
+        </w:rPr>
+        <w:t xml:space="preserve">) làm nổi bật rõ đặc điểm bất cân xứng nêu trên. Lớp </w:t>
       </w:r>
       <w:r>
         <w:rPr>
@@ -5316,6 +6415,26 @@
           <w:szCs w:val="26"/>
           <w:lang w:eastAsia="en-GB"/>
         </w:rPr>
+        <w:t>different</w:t>
+      </w:r>
+      <w:r>
+        <w:rPr>
+          <w:rFonts w:ascii="Times New Roman" w:eastAsia="Times New Roman" w:hAnsi="Times New Roman" w:cs="Times New Roman"/>
+          <w:sz w:val="26"/>
+          <w:szCs w:val="26"/>
+          <w:lang w:eastAsia="en-GB"/>
+        </w:rPr>
+        <w:t xml:space="preserve"> đạt tỷ lệ phân loại đúng rất cao 0.98 chỉ có 0.02 bị nhận nhầm sang lớp </w:t>
+      </w:r>
+      <w:r>
+        <w:rPr>
+          <w:rFonts w:ascii="Times New Roman" w:eastAsia="Times New Roman" w:hAnsi="Times New Roman" w:cs="Times New Roman"/>
+          <w:i/>
+          <w:iCs/>
+          <w:sz w:val="26"/>
+          <w:szCs w:val="26"/>
+          <w:lang w:eastAsia="en-GB"/>
+        </w:rPr>
         <w:t>same</w:t>
       </w:r>
       <w:r>
@@ -5325,7 +6444,27 @@
           <w:szCs w:val="26"/>
           <w:lang w:eastAsia="en-GB"/>
         </w:rPr>
-        <w:t xml:space="preserve"> chỉ đạt tỷ lệ nhận diện đúng 0.89, với 0.11 bị từ chối sai — FRR cao nhất trong cả 4 pipeline. Sự mất cân bằng này khẳng định rằng ngưỡng quyết định tại điểm EER đang thiên về phía bảo mật hơn là trải nghiệm người dùng, và việc điều chỉnh ngưỡng về phía thấp hơn một chút có thể cải thiện cân bằng tổng thể.</w:t>
+        <w:t xml:space="preserve">. Đây là mức FAR thấp nhất trong số các pipeline sử dụng MTCNN và cũng là mức FAR thấp nhất trong toàn bộ 4 pipeline, cho thấy khả năng bảo mật (từ chối người lạ) của không gian embedding 512 chiều. Tuy nhiên, lớp </w:t>
+      </w:r>
+      <w:r>
+        <w:rPr>
+          <w:rFonts w:ascii="Times New Roman" w:eastAsia="Times New Roman" w:hAnsi="Times New Roman" w:cs="Times New Roman"/>
+          <w:i/>
+          <w:iCs/>
+          <w:sz w:val="26"/>
+          <w:szCs w:val="26"/>
+          <w:lang w:eastAsia="en-GB"/>
+        </w:rPr>
+        <w:t>same</w:t>
+      </w:r>
+      <w:r>
+        <w:rPr>
+          <w:rFonts w:ascii="Times New Roman" w:eastAsia="Times New Roman" w:hAnsi="Times New Roman" w:cs="Times New Roman"/>
+          <w:sz w:val="26"/>
+          <w:szCs w:val="26"/>
+          <w:lang w:eastAsia="en-GB"/>
+        </w:rPr>
+        <w:t xml:space="preserve"> chỉ đạt tỷ lệ nhận diện đúng 0.89, với 0.11 bị từ chối sai FRR cao nhất trong cả 4 pipeline. Sự mất cân bằng này khẳng định rằng ngưỡng quyết định tại điểm EER đang thiên về phía bảo mật hơn là trải nghiệm người dùng, và việc điều chỉnh ngưỡng về phía thấp hơn một chút có thể cải thiện cân bằng tổng thể.</w:t>
       </w:r>
     </w:p>
     <w:p>
@@ -5365,7 +6504,7 @@
                     </pic:cNvPicPr>
                   </pic:nvPicPr>
                   <pic:blipFill>
-                    <a:blip r:embed="rId16">
+                    <a:blip r:embed="rId17">
                       <a:extLst>
                         <a:ext uri="{28A0092B-C50C-407E-A947-70E740481C1C}">
                           <a14:useLocalDpi xmlns:a14="http://schemas.microsoft.com/office/drawing/2010/main" val="0"/>
@@ -5399,13 +6538,52 @@
       <w:r>
         <w:rPr>
           <w:rFonts w:ascii="Times New Roman" w:eastAsia="Times New Roman" w:hAnsi="Times New Roman" w:cs="Times New Roman"/>
+          <w:b/>
+          <w:bCs/>
           <w:i/>
           <w:iCs/>
           <w:sz w:val="26"/>
           <w:szCs w:val="26"/>
           <w:lang w:eastAsia="en-GB"/>
         </w:rPr>
-        <w:t>Hình 4.11. Ma trận nhầm lẫn của pipeline FaceNet512 (512-D) + MTCNN</w:t>
+        <w:t>Hình 4.1</w:t>
+      </w:r>
+      <w:r>
+        <w:rPr>
+          <w:rFonts w:ascii="Times New Roman" w:eastAsia="Times New Roman" w:hAnsi="Times New Roman" w:cs="Times New Roman"/>
+          <w:b/>
+          <w:bCs/>
+          <w:i/>
+          <w:iCs/>
+          <w:sz w:val="26"/>
+          <w:szCs w:val="26"/>
+          <w:lang w:eastAsia="en-GB"/>
+        </w:rPr>
+        <w:t>2</w:t>
+      </w:r>
+      <w:r>
+        <w:rPr>
+          <w:rFonts w:ascii="Times New Roman" w:eastAsia="Times New Roman" w:hAnsi="Times New Roman" w:cs="Times New Roman"/>
+          <w:b/>
+          <w:bCs/>
+          <w:i/>
+          <w:iCs/>
+          <w:sz w:val="26"/>
+          <w:szCs w:val="26"/>
+          <w:lang w:eastAsia="en-GB"/>
+        </w:rPr>
+        <w:t>.</w:t>
+      </w:r>
+      <w:r>
+        <w:rPr>
+          <w:rFonts w:ascii="Times New Roman" w:eastAsia="Times New Roman" w:hAnsi="Times New Roman" w:cs="Times New Roman"/>
+          <w:i/>
+          <w:iCs/>
+          <w:sz w:val="26"/>
+          <w:szCs w:val="26"/>
+          <w:lang w:eastAsia="en-GB"/>
+        </w:rPr>
+        <w:t xml:space="preserve"> Ma trận nhầm lẫn của pipeline FaceNet512 (512-D) + MTCNN</w:t>
       </w:r>
     </w:p>
     <w:p>
@@ -5448,7 +6626,42 @@
           <w:szCs w:val="26"/>
           <w:lang w:eastAsia="en-GB"/>
         </w:rPr>
-        <w:t xml:space="preserve">Biểu đồ FAR–FRR (Hình 4.12) của FaceNet512 + MTCNN có điểm giao cắt EER xuất hiện sớm trên trục ngưỡng tại </w:t>
+        <w:t>Biểu đồ FAR–FRR (</w:t>
+      </w:r>
+      <w:r>
+        <w:rPr>
+          <w:rFonts w:ascii="Times New Roman" w:eastAsia="Times New Roman" w:hAnsi="Times New Roman" w:cs="Times New Roman"/>
+          <w:b/>
+          <w:bCs/>
+          <w:i/>
+          <w:iCs/>
+          <w:sz w:val="26"/>
+          <w:szCs w:val="26"/>
+          <w:lang w:eastAsia="en-GB"/>
+        </w:rPr>
+        <w:t>Hình 4.1</w:t>
+      </w:r>
+      <w:r>
+        <w:rPr>
+          <w:rFonts w:ascii="Times New Roman" w:eastAsia="Times New Roman" w:hAnsi="Times New Roman" w:cs="Times New Roman"/>
+          <w:b/>
+          <w:bCs/>
+          <w:i/>
+          <w:iCs/>
+          <w:sz w:val="26"/>
+          <w:szCs w:val="26"/>
+          <w:lang w:eastAsia="en-GB"/>
+        </w:rPr>
+        <w:t>3</w:t>
+      </w:r>
+      <w:r>
+        <w:rPr>
+          <w:rFonts w:ascii="Times New Roman" w:eastAsia="Times New Roman" w:hAnsi="Times New Roman" w:cs="Times New Roman"/>
+          <w:sz w:val="26"/>
+          <w:szCs w:val="26"/>
+          <w:lang w:eastAsia="en-GB"/>
+        </w:rPr>
+        <w:t xml:space="preserve">) của FaceNet512 + MTCNN có điểm giao cắt EER xuất hiện sớm trên trục ngưỡng tại </w:t>
       </w:r>
       <m:oMath>
         <m:r>
@@ -5458,16 +6671,7 @@
             <w:szCs w:val="26"/>
             <w:lang w:eastAsia="en-GB"/>
           </w:rPr>
-          <m:t>τ</m:t>
-        </m:r>
-        <m:r>
-          <w:rPr>
-            <w:rFonts w:ascii="Cambria Math" w:eastAsia="Times New Roman" w:hAnsi="Cambria Math" w:cs="Times New Roman"/>
-            <w:sz w:val="26"/>
-            <w:szCs w:val="26"/>
-            <w:lang w:eastAsia="en-GB"/>
-          </w:rPr>
-          <m:t>= 0.2445</m:t>
+          <m:t>τ= 0.2445</m:t>
         </m:r>
       </m:oMath>
       <w:r>
@@ -5477,7 +6681,7 @@
           <w:szCs w:val="26"/>
           <w:lang w:eastAsia="en-GB"/>
         </w:rPr>
-        <w:t xml:space="preserve"> — gần với vị trí ngưỡng của FaceNet + RetinaFace (</w:t>
+        <w:t xml:space="preserve"> gần với vị trí ngưỡng của FaceNet + RetinaFace (</w:t>
       </w:r>
       <m:oMath>
         <m:r>
@@ -5487,16 +6691,7 @@
             <w:szCs w:val="26"/>
             <w:lang w:eastAsia="en-GB"/>
           </w:rPr>
-          <m:t>τ</m:t>
-        </m:r>
-        <m:r>
-          <w:rPr>
-            <w:rFonts w:ascii="Cambria Math" w:eastAsia="Times New Roman" w:hAnsi="Cambria Math" w:cs="Times New Roman"/>
-            <w:sz w:val="26"/>
-            <w:szCs w:val="26"/>
-            <w:lang w:eastAsia="en-GB"/>
-          </w:rPr>
-          <m:t>= 0.2285</m:t>
+          <m:t>τ= 0.2285</m:t>
         </m:r>
       </m:oMath>
       <w:r>
@@ -5586,7 +6781,7 @@
                     </pic:cNvPicPr>
                   </pic:nvPicPr>
                   <pic:blipFill>
-                    <a:blip r:embed="rId17">
+                    <a:blip r:embed="rId18">
                       <a:extLst>
                         <a:ext uri="{28A0092B-C50C-407E-A947-70E740481C1C}">
                           <a14:useLocalDpi xmlns:a14="http://schemas.microsoft.com/office/drawing/2010/main" val="0"/>
@@ -5620,13 +6815,39 @@
       <w:r>
         <w:rPr>
           <w:rFonts w:ascii="Times New Roman" w:eastAsia="Times New Roman" w:hAnsi="Times New Roman" w:cs="Times New Roman"/>
+          <w:b/>
+          <w:bCs/>
           <w:i/>
           <w:iCs/>
           <w:sz w:val="26"/>
           <w:szCs w:val="26"/>
           <w:lang w:eastAsia="en-GB"/>
         </w:rPr>
-        <w:t>Hình 4.12. Biểu đồ FAR vs FRR và điểm EER của pipeline FaceNet512 (512-D) + MTCNN</w:t>
+        <w:t>Hình 4.1</w:t>
+      </w:r>
+      <w:r>
+        <w:rPr>
+          <w:rFonts w:ascii="Times New Roman" w:eastAsia="Times New Roman" w:hAnsi="Times New Roman" w:cs="Times New Roman"/>
+          <w:b/>
+          <w:bCs/>
+          <w:i/>
+          <w:iCs/>
+          <w:sz w:val="26"/>
+          <w:szCs w:val="26"/>
+          <w:lang w:eastAsia="en-GB"/>
+        </w:rPr>
+        <w:t>3</w:t>
+      </w:r>
+      <w:r>
+        <w:rPr>
+          <w:rFonts w:ascii="Times New Roman" w:eastAsia="Times New Roman" w:hAnsi="Times New Roman" w:cs="Times New Roman"/>
+          <w:i/>
+          <w:iCs/>
+          <w:sz w:val="26"/>
+          <w:szCs w:val="26"/>
+          <w:lang w:eastAsia="en-GB"/>
+        </w:rPr>
+        <w:t>. Biểu đồ FAR vs FRR và điểm EER của pipeline FaceNet512 (512-D) + MTCNN</w:t>
       </w:r>
     </w:p>
     <w:p>
@@ -5679,6 +6900,7 @@
     <w:p>
       <w:pPr>
         <w:spacing w:before="100" w:beforeAutospacing="1" w:after="100" w:afterAutospacing="1" w:line="240" w:lineRule="auto"/>
+        <w:ind w:firstLine="720"/>
         <w:jc w:val="both"/>
         <w:rPr>
           <w:rFonts w:ascii="Times New Roman" w:eastAsia="Times New Roman" w:hAnsi="Times New Roman" w:cs="Times New Roman"/>
@@ -5694,7 +6916,7 @@
           <w:szCs w:val="26"/>
           <w:lang w:eastAsia="en-GB"/>
         </w:rPr>
-        <w:t>Pipeline FaceNet512 + RetinaFace thể hiện quá trình huấn luyện ấn tượng nhất trong cả 4 pipeline, với các chỉ số vượt trội ngay từ epoch đầu tiên. Training Accuracy khởi điểm ở mức 0.92 — cao nhất trong 4 pipeline và cao hơn đáng kể so với mức 0.88–0.90 của các pipeline sử dụng MTCNN. Chỉ số này nhanh chóng tăng lên 0.97 chỉ sau epoch thứ 3 và duy trì ổn định ở mức 0.97–0.98 cho đến epoch 10. Validation Accuracy hội tụ nhanh và ổn định đặc biệt: tăng vọt từ 0.50 lên 0.73 sau epoch 2, đạt 0.87 ở epoch 3, và ổn định ở mức 0.94–0.95 từ epoch 5 trở đi với biên độ dao động rất nhỏ. Đây là bằng chứng rõ ràng nhất cho thấy sự kết hợp giữa không gian embedding 512 chiều và bộ detector RetinaFace tạo ra đặc trưng đầu vào chất lượng cao nhất, giúp bộ phân loại MLP học được ranh giới quyết định chính xác và bền vững ngay từ sớm trong quá trình huấn luyện.</w:t>
+        <w:t>Pipeline FaceNet512 + RetinaFace thể hiện quá trình huấn luyện ấn tượng nhất trong cả 4 pipeline, với các chỉ số vượt trội ngay từ epoch đầu tiên. Training Accuracy khởi điểm ở mức 0.92 cao nhất trong 4 pipeline và cao hơn đáng kể so với mức 0.88–0.90 của các pipeline sử dụng MTCNN. Chỉ số này nhanh chóng tăng lên 0.97 chỉ sau epoch thứ 3 và duy trì ổn định ở mức 0.97–0.98 cho đến epoch 10. Validation Accuracy hội tụ nhanh và ổn định đặc biệt: tăng vọt từ 0.50 lên 0.73 sau epoch 2, đạt 0.87 ở epoch 3, và ổn định ở mức 0.94–0.95 từ epoch 5 trở đi với biên độ dao động rất nhỏ. Đây là bằng chứng rõ ràng nhất cho thấy sự kết hợp giữa không gian embedding 512 chiều và bộ detector RetinaFace tạo ra đặc trưng đầu vào chất lượng cao nhất, giúp bộ phân loại MLP học được ranh giới quyết định chính xác và bền vững ngay từ sớm trong quá trình huấn luyện.</w:t>
       </w:r>
     </w:p>
     <w:p>
@@ -5717,7 +6939,7 @@
         </w:rPr>
         <w:lastRenderedPageBreak/>
         <w:drawing>
-          <wp:inline distT="0" distB="0" distL="0" distR="0" wp14:anchorId="2EACC5C5" wp14:editId="758B5ED5">
+          <wp:inline distT="0" distB="0" distL="0" distR="0" wp14:anchorId="2EACC5C5" wp14:editId="017CCF07">
             <wp:extent cx="5731510" cy="3343275"/>
             <wp:effectExtent l="0" t="0" r="2540" b="9525"/>
             <wp:docPr id="13" name="Picture 13"/>
@@ -5729,108 +6951,6 @@
                 <pic:pic xmlns:pic="http://schemas.openxmlformats.org/drawingml/2006/picture">
                   <pic:nvPicPr>
                     <pic:cNvPr id="0" name="Picture 25"/>
-                    <pic:cNvPicPr>
-                      <a:picLocks noChangeAspect="1" noChangeArrowheads="1"/>
-                    </pic:cNvPicPr>
-                  </pic:nvPicPr>
-                  <pic:blipFill>
-                    <a:blip r:embed="rId18" cstate="print">
-                      <a:extLst>
-                        <a:ext uri="{28A0092B-C50C-407E-A947-70E740481C1C}">
-                          <a14:useLocalDpi xmlns:a14="http://schemas.microsoft.com/office/drawing/2010/main" val="0"/>
-                        </a:ext>
-                      </a:extLst>
-                    </a:blip>
-                    <a:srcRect/>
-                    <a:stretch>
-                      <a:fillRect/>
-                    </a:stretch>
-                  </pic:blipFill>
-                  <pic:spPr bwMode="auto">
-                    <a:xfrm>
-                      <a:off x="0" y="0"/>
-                      <a:ext cx="5731510" cy="3343275"/>
-                    </a:xfrm>
-                    <a:prstGeom prst="rect">
-                      <a:avLst/>
-                    </a:prstGeom>
-                    <a:noFill/>
-                    <a:ln>
-                      <a:noFill/>
-                    </a:ln>
-                  </pic:spPr>
-                </pic:pic>
-              </a:graphicData>
-            </a:graphic>
-          </wp:inline>
-        </w:drawing>
-      </w:r>
-      <w:r>
-        <w:rPr>
-          <w:rFonts w:ascii="Times New Roman" w:eastAsia="Times New Roman" w:hAnsi="Times New Roman" w:cs="Times New Roman"/>
-          <w:i/>
-          <w:iCs/>
-          <w:sz w:val="26"/>
-          <w:szCs w:val="26"/>
-          <w:lang w:eastAsia="en-GB"/>
-        </w:rPr>
-        <w:t>Hình 4.13. Biểu đồ Accuracy theo Epoch của pipeline FaceNet512 (512-D) + RetinaFace</w:t>
-      </w:r>
-    </w:p>
-    <w:p>
-      <w:pPr>
-        <w:spacing w:before="100" w:beforeAutospacing="1" w:after="100" w:afterAutospacing="1" w:line="240" w:lineRule="auto"/>
-        <w:ind w:firstLine="720"/>
-        <w:jc w:val="both"/>
-        <w:rPr>
-          <w:rFonts w:ascii="Times New Roman" w:eastAsia="Times New Roman" w:hAnsi="Times New Roman" w:cs="Times New Roman"/>
-          <w:sz w:val="26"/>
-          <w:szCs w:val="26"/>
-          <w:lang w:eastAsia="en-GB"/>
-        </w:rPr>
-      </w:pPr>
-      <w:r>
-        <w:rPr>
-          <w:rFonts w:ascii="Times New Roman" w:eastAsia="Times New Roman" w:hAnsi="Times New Roman" w:cs="Times New Roman"/>
-          <w:sz w:val="26"/>
-          <w:szCs w:val="26"/>
-          <w:lang w:eastAsia="en-GB"/>
-        </w:rPr>
-        <w:t>Về hàm mất mát (Hình 4.14), Training Loss của pipeline này đạt mức thấp kỷ lục trong 4 pipeline: khởi đầu ở 0.20 và giảm đều xuống chỉ còn 0.06 tại epoch 10 — thấp hơn đáng kể so với mức 0.09 của FaceNet512 + MTCNN và 0.10 của FaceNet + RetinaFace. Giá trị Training Loss cực thấp này phản ánh rằng sự kết hợp FaceNet512 + RetinaFace tạo ra không gian embedding có cấu trúc phân tách tốt nhất, giúp bộ phân loại tối ưu hóa hiệu quả nhất. Validation Loss sau khi giảm mạnh từ 3.14 xuống 0.19–0.20, dao động nhẹ trong khoảng 0.19–0.26 từ epoch 5 đến epoch 10. Khoảng cách giữa Training Loss (0.06) và Validation Loss (0.20) có phần rộng hơn các pipeline khác, phản ánh mô hình học rất sâu trên tập huấn luyện nhờ chất lượng embedding cao. Tuy nhiên, Validation Loss ổn định cho thấy không có dấu hiệu overfitting nghiêm trọng.</w:t>
-      </w:r>
-    </w:p>
-    <w:p>
-      <w:pPr>
-        <w:spacing w:before="100" w:beforeAutospacing="1" w:after="100" w:afterAutospacing="1" w:line="240" w:lineRule="auto"/>
-        <w:jc w:val="center"/>
-        <w:rPr>
-          <w:rFonts w:ascii="Times New Roman" w:eastAsia="Times New Roman" w:hAnsi="Times New Roman" w:cs="Times New Roman"/>
-          <w:sz w:val="26"/>
-          <w:szCs w:val="26"/>
-          <w:lang w:eastAsia="en-GB"/>
-        </w:rPr>
-      </w:pPr>
-      <w:r>
-        <w:rPr>
-          <w:rFonts w:ascii="Times New Roman" w:hAnsi="Times New Roman" w:cs="Times New Roman"/>
-          <w:noProof/>
-          <w:sz w:val="26"/>
-          <w:szCs w:val="26"/>
-        </w:rPr>
-        <w:lastRenderedPageBreak/>
-        <w:drawing>
-          <wp:inline distT="0" distB="0" distL="0" distR="0" wp14:anchorId="0534AD49" wp14:editId="04A20D32">
-            <wp:extent cx="5731510" cy="3343275"/>
-            <wp:effectExtent l="0" t="0" r="2540" b="9525"/>
-            <wp:docPr id="14" name="Picture 14"/>
-            <wp:cNvGraphicFramePr>
-              <a:graphicFrameLocks xmlns:a="http://schemas.openxmlformats.org/drawingml/2006/main" noChangeAspect="1"/>
-            </wp:cNvGraphicFramePr>
-            <a:graphic xmlns:a="http://schemas.openxmlformats.org/drawingml/2006/main">
-              <a:graphicData uri="http://schemas.openxmlformats.org/drawingml/2006/picture">
-                <pic:pic xmlns:pic="http://schemas.openxmlformats.org/drawingml/2006/picture">
-                  <pic:nvPicPr>
-                    <pic:cNvPr id="0" name="Picture 27"/>
                     <pic:cNvPicPr>
                       <a:picLocks noChangeAspect="1" noChangeArrowheads="1"/>
                     </pic:cNvPicPr>
@@ -5870,13 +6990,215 @@
       <w:r>
         <w:rPr>
           <w:rFonts w:ascii="Times New Roman" w:eastAsia="Times New Roman" w:hAnsi="Times New Roman" w:cs="Times New Roman"/>
+          <w:b/>
+          <w:bCs/>
           <w:i/>
           <w:iCs/>
           <w:sz w:val="26"/>
           <w:szCs w:val="26"/>
           <w:lang w:eastAsia="en-GB"/>
         </w:rPr>
-        <w:t>Hình 4.14. Biểu đồ Loss theo Epoch của pipeline FaceNet512 (512-D) + RetinaFace</w:t>
+        <w:t>Hình 4.1</w:t>
+      </w:r>
+      <w:r>
+        <w:rPr>
+          <w:rFonts w:ascii="Times New Roman" w:eastAsia="Times New Roman" w:hAnsi="Times New Roman" w:cs="Times New Roman"/>
+          <w:b/>
+          <w:bCs/>
+          <w:i/>
+          <w:iCs/>
+          <w:sz w:val="26"/>
+          <w:szCs w:val="26"/>
+          <w:lang w:eastAsia="en-GB"/>
+        </w:rPr>
+        <w:t>4</w:t>
+      </w:r>
+      <w:r>
+        <w:rPr>
+          <w:rFonts w:ascii="Times New Roman" w:eastAsia="Times New Roman" w:hAnsi="Times New Roman" w:cs="Times New Roman"/>
+          <w:b/>
+          <w:bCs/>
+          <w:i/>
+          <w:iCs/>
+          <w:sz w:val="26"/>
+          <w:szCs w:val="26"/>
+          <w:lang w:eastAsia="en-GB"/>
+        </w:rPr>
+        <w:t>.</w:t>
+      </w:r>
+      <w:r>
+        <w:rPr>
+          <w:rFonts w:ascii="Times New Roman" w:eastAsia="Times New Roman" w:hAnsi="Times New Roman" w:cs="Times New Roman"/>
+          <w:i/>
+          <w:iCs/>
+          <w:sz w:val="26"/>
+          <w:szCs w:val="26"/>
+          <w:lang w:eastAsia="en-GB"/>
+        </w:rPr>
+        <w:t xml:space="preserve"> Biểu đồ Accuracy theo Epoch của pipeline FaceNet512 (512-D) + RetinaFace</w:t>
+      </w:r>
+    </w:p>
+    <w:p>
+      <w:pPr>
+        <w:spacing w:before="100" w:beforeAutospacing="1" w:after="100" w:afterAutospacing="1" w:line="240" w:lineRule="auto"/>
+        <w:ind w:firstLine="720"/>
+        <w:jc w:val="both"/>
+        <w:rPr>
+          <w:rFonts w:ascii="Times New Roman" w:eastAsia="Times New Roman" w:hAnsi="Times New Roman" w:cs="Times New Roman"/>
+          <w:sz w:val="26"/>
+          <w:szCs w:val="26"/>
+          <w:lang w:eastAsia="en-GB"/>
+        </w:rPr>
+      </w:pPr>
+      <w:r>
+        <w:rPr>
+          <w:rFonts w:ascii="Times New Roman" w:eastAsia="Times New Roman" w:hAnsi="Times New Roman" w:cs="Times New Roman"/>
+          <w:sz w:val="26"/>
+          <w:szCs w:val="26"/>
+          <w:lang w:eastAsia="en-GB"/>
+        </w:rPr>
+        <w:t>Về hàm mất mát (</w:t>
+      </w:r>
+      <w:r>
+        <w:rPr>
+          <w:rFonts w:ascii="Times New Roman" w:eastAsia="Times New Roman" w:hAnsi="Times New Roman" w:cs="Times New Roman"/>
+          <w:b/>
+          <w:bCs/>
+          <w:i/>
+          <w:iCs/>
+          <w:sz w:val="26"/>
+          <w:szCs w:val="26"/>
+          <w:lang w:eastAsia="en-GB"/>
+        </w:rPr>
+        <w:t>Hình 4.1</w:t>
+      </w:r>
+      <w:r>
+        <w:rPr>
+          <w:rFonts w:ascii="Times New Roman" w:eastAsia="Times New Roman" w:hAnsi="Times New Roman" w:cs="Times New Roman"/>
+          <w:b/>
+          <w:bCs/>
+          <w:i/>
+          <w:iCs/>
+          <w:sz w:val="26"/>
+          <w:szCs w:val="26"/>
+          <w:lang w:eastAsia="en-GB"/>
+        </w:rPr>
+        <w:t>5</w:t>
+      </w:r>
+      <w:r>
+        <w:rPr>
+          <w:rFonts w:ascii="Times New Roman" w:eastAsia="Times New Roman" w:hAnsi="Times New Roman" w:cs="Times New Roman"/>
+          <w:sz w:val="26"/>
+          <w:szCs w:val="26"/>
+          <w:lang w:eastAsia="en-GB"/>
+        </w:rPr>
+        <w:t>), Training Loss của pipeline này đạt mức thấp kỷ lục trong 4 pipeline: khởi đầu ở 0.20 và giảm đều xuống chỉ còn 0.06 tại epoch 10 — thấp hơn đáng kể so với mức 0.09 của FaceNet512 + MTCNN và 0.10 của FaceNet + RetinaFace. Giá trị Training Loss cực thấp này phản ánh rằng sự kết hợp FaceNet512 + RetinaFace tạo ra không gian embedding có cấu trúc phân tách tốt nhất, giúp bộ phân loại tối ưu hóa hiệu quả nhất. Validation Loss sau khi giảm mạnh từ 3.14 xuống 0.19–0.20, dao động nhẹ trong khoảng 0.19–0.26 từ epoch 5 đến epoch 10. Khoảng cách giữa Training Loss (0.06) và Validation Loss (0.20) có phần rộng hơn các pipeline khác, phản ánh mô hình học rất sâu trên tập huấn luyện nhờ chất lượng embedding cao. Tuy nhiên, Validation Loss ổn định cho thấy không có dấu hiệu overfitting nghiêm trọng.</w:t>
+      </w:r>
+    </w:p>
+    <w:p>
+      <w:pPr>
+        <w:spacing w:before="100" w:beforeAutospacing="1" w:after="100" w:afterAutospacing="1" w:line="240" w:lineRule="auto"/>
+        <w:jc w:val="center"/>
+        <w:rPr>
+          <w:rFonts w:ascii="Times New Roman" w:eastAsia="Times New Roman" w:hAnsi="Times New Roman" w:cs="Times New Roman"/>
+          <w:sz w:val="26"/>
+          <w:szCs w:val="26"/>
+          <w:lang w:eastAsia="en-GB"/>
+        </w:rPr>
+      </w:pPr>
+      <w:r>
+        <w:rPr>
+          <w:rFonts w:ascii="Times New Roman" w:hAnsi="Times New Roman" w:cs="Times New Roman"/>
+          <w:noProof/>
+          <w:sz w:val="26"/>
+          <w:szCs w:val="26"/>
+        </w:rPr>
+        <w:lastRenderedPageBreak/>
+        <w:drawing>
+          <wp:inline distT="0" distB="0" distL="0" distR="0" wp14:anchorId="0534AD49" wp14:editId="6F17DCC1">
+            <wp:extent cx="5731510" cy="3343275"/>
+            <wp:effectExtent l="0" t="0" r="2540" b="9525"/>
+            <wp:docPr id="14" name="Picture 14"/>
+            <wp:cNvGraphicFramePr>
+              <a:graphicFrameLocks xmlns:a="http://schemas.openxmlformats.org/drawingml/2006/main" noChangeAspect="1"/>
+            </wp:cNvGraphicFramePr>
+            <a:graphic xmlns:a="http://schemas.openxmlformats.org/drawingml/2006/main">
+              <a:graphicData uri="http://schemas.openxmlformats.org/drawingml/2006/picture">
+                <pic:pic xmlns:pic="http://schemas.openxmlformats.org/drawingml/2006/picture">
+                  <pic:nvPicPr>
+                    <pic:cNvPr id="0" name="Picture 27"/>
+                    <pic:cNvPicPr>
+                      <a:picLocks noChangeAspect="1" noChangeArrowheads="1"/>
+                    </pic:cNvPicPr>
+                  </pic:nvPicPr>
+                  <pic:blipFill>
+                    <a:blip r:embed="rId20" cstate="print">
+                      <a:extLst>
+                        <a:ext uri="{28A0092B-C50C-407E-A947-70E740481C1C}">
+                          <a14:useLocalDpi xmlns:a14="http://schemas.microsoft.com/office/drawing/2010/main" val="0"/>
+                        </a:ext>
+                      </a:extLst>
+                    </a:blip>
+                    <a:srcRect/>
+                    <a:stretch>
+                      <a:fillRect/>
+                    </a:stretch>
+                  </pic:blipFill>
+                  <pic:spPr bwMode="auto">
+                    <a:xfrm>
+                      <a:off x="0" y="0"/>
+                      <a:ext cx="5731510" cy="3343275"/>
+                    </a:xfrm>
+                    <a:prstGeom prst="rect">
+                      <a:avLst/>
+                    </a:prstGeom>
+                    <a:noFill/>
+                    <a:ln>
+                      <a:noFill/>
+                    </a:ln>
+                  </pic:spPr>
+                </pic:pic>
+              </a:graphicData>
+            </a:graphic>
+          </wp:inline>
+        </w:drawing>
+      </w:r>
+      <w:r>
+        <w:rPr>
+          <w:rFonts w:ascii="Times New Roman" w:eastAsia="Times New Roman" w:hAnsi="Times New Roman" w:cs="Times New Roman"/>
+          <w:b/>
+          <w:bCs/>
+          <w:i/>
+          <w:iCs/>
+          <w:sz w:val="26"/>
+          <w:szCs w:val="26"/>
+          <w:lang w:eastAsia="en-GB"/>
+        </w:rPr>
+        <w:t>Hình 4.1</w:t>
+      </w:r>
+      <w:r>
+        <w:rPr>
+          <w:rFonts w:ascii="Times New Roman" w:eastAsia="Times New Roman" w:hAnsi="Times New Roman" w:cs="Times New Roman"/>
+          <w:b/>
+          <w:bCs/>
+          <w:i/>
+          <w:iCs/>
+          <w:sz w:val="26"/>
+          <w:szCs w:val="26"/>
+          <w:lang w:eastAsia="en-GB"/>
+        </w:rPr>
+        <w:t>5</w:t>
+      </w:r>
+      <w:r>
+        <w:rPr>
+          <w:rFonts w:ascii="Times New Roman" w:eastAsia="Times New Roman" w:hAnsi="Times New Roman" w:cs="Times New Roman"/>
+          <w:i/>
+          <w:iCs/>
+          <w:sz w:val="26"/>
+          <w:szCs w:val="26"/>
+          <w:lang w:eastAsia="en-GB"/>
+        </w:rPr>
+        <w:t>. Biểu đồ Loss theo Epoch của pipeline FaceNet512 (512-D) + RetinaFace</w:t>
       </w:r>
     </w:p>
     <w:p>
@@ -6514,16 +7836,7 @@
                   <w:szCs w:val="26"/>
                   <w:lang w:eastAsia="en-GB"/>
                 </w:rPr>
-                <m:t>τ</m:t>
-              </m:r>
-              <m:r>
-                <w:rPr>
-                  <w:rFonts w:ascii="Cambria Math" w:eastAsia="Times New Roman" w:hAnsi="Cambria Math" w:cs="Times New Roman"/>
-                  <w:sz w:val="26"/>
-                  <w:szCs w:val="26"/>
-                  <w:lang w:eastAsia="en-GB"/>
-                </w:rPr>
-                <m:t>= 0.3948</m:t>
+                <m:t>τ= 0.3948</m:t>
               </m:r>
             </m:oMath>
             <w:r>
@@ -6659,7 +7972,7 @@
           <w:szCs w:val="26"/>
           <w:lang w:eastAsia="en-GB"/>
         </w:rPr>
-        <w:t xml:space="preserve">) — chênh lệch chỉ 1.26 điểm phần trăm. Đây là mức cân bằng tốt nhất trong 4 pipeline (so sánh với mức chênh lệch 2.67 của FaceNet+MTCNN, 4.67 của FaceNet+RetinaFace, và 8.97 của FaceNet512+MTCNN). Sự cân bằng Precision–Recall phản ánh mô hình đạt trạng thái lý tưởng giữa khả năng bảo mật và trải nghiệm người dùng, không thiên lệch về phía nào. Train Accuracy đạt </w:t>
+        <w:t xml:space="preserve">) chênh lệch chỉ 1.26 điểm phần trăm. Đây là mức cân bằng tốt nhất trong 4 pipeline (so sánh với mức chênh lệch 2.67 của FaceNet+MTCNN, 4.67 của FaceNet+RetinaFace, và 8.97 của FaceNet512+MTCNN). Sự cân bằng Precision–Recall phản ánh mô hình đạt trạng thái lý tưởng giữa khả năng bảo mật và trải nghiệm người dùng, không thiên lệch về phía nào. Train Accuracy đạt </w:t>
       </w:r>
       <m:oMath>
         <m:r>
@@ -6679,7 +7992,7 @@
           <w:szCs w:val="26"/>
           <w:lang w:eastAsia="en-GB"/>
         </w:rPr>
-        <w:t xml:space="preserve"> — cao nhất trong toàn bộ thực nghiệm — cho thấy sức mạnh biểu diễn vượt trội khi kết hợp embedding 512 chiều với detector RetinaFace chất lượng cao.</w:t>
+        <w:t xml:space="preserve"> cao nhất trong toàn bộ thực nghiệm cho thấy sức mạnh biểu diễn vượt trội khi kết hợp embedding 512 chiều với detector RetinaFace chất lượng cao.</w:t>
       </w:r>
     </w:p>
     <w:p>
@@ -6722,7 +8035,42 @@
           <w:szCs w:val="26"/>
           <w:lang w:eastAsia="en-GB"/>
         </w:rPr>
-        <w:t xml:space="preserve">Ma trận nhầm lẫn (Hình 4.15) minh họa rõ sự cân bằng đặc trưng của pipeline này. Lớp </w:t>
+        <w:t>Ma trận nhầm lẫn (</w:t>
+      </w:r>
+      <w:r>
+        <w:rPr>
+          <w:rFonts w:ascii="Times New Roman" w:eastAsia="Times New Roman" w:hAnsi="Times New Roman" w:cs="Times New Roman"/>
+          <w:b/>
+          <w:bCs/>
+          <w:i/>
+          <w:iCs/>
+          <w:sz w:val="26"/>
+          <w:szCs w:val="26"/>
+          <w:lang w:eastAsia="en-GB"/>
+        </w:rPr>
+        <w:t>Hình 4.1</w:t>
+      </w:r>
+      <w:r>
+        <w:rPr>
+          <w:rFonts w:ascii="Times New Roman" w:eastAsia="Times New Roman" w:hAnsi="Times New Roman" w:cs="Times New Roman"/>
+          <w:b/>
+          <w:bCs/>
+          <w:i/>
+          <w:iCs/>
+          <w:sz w:val="26"/>
+          <w:szCs w:val="26"/>
+          <w:lang w:eastAsia="en-GB"/>
+        </w:rPr>
+        <w:t>6</w:t>
+      </w:r>
+      <w:r>
+        <w:rPr>
+          <w:rFonts w:ascii="Times New Roman" w:eastAsia="Times New Roman" w:hAnsi="Times New Roman" w:cs="Times New Roman"/>
+          <w:sz w:val="26"/>
+          <w:szCs w:val="26"/>
+          <w:lang w:eastAsia="en-GB"/>
+        </w:rPr>
+        <w:t xml:space="preserve">) minh họa rõ sự cân bằng đặc trưng của pipeline này. Lớp </w:t>
       </w:r>
       <w:r>
         <w:rPr>
@@ -6870,16 +8218,7 @@
             <w:szCs w:val="26"/>
             <w:lang w:eastAsia="en-GB"/>
           </w:rPr>
-          <m:t>≤</m:t>
-        </m:r>
-        <m:r>
-          <w:rPr>
-            <w:rFonts w:ascii="Cambria Math" w:eastAsia="Times New Roman" w:hAnsi="Cambria Math" w:cs="Times New Roman"/>
-            <w:sz w:val="26"/>
-            <w:szCs w:val="26"/>
-            <w:lang w:eastAsia="en-GB"/>
-          </w:rPr>
-          <m:t>5%</m:t>
+          <m:t>≤5%</m:t>
         </m:r>
       </m:oMath>
       <w:r>
@@ -6899,16 +8238,7 @@
             <w:szCs w:val="26"/>
             <w:lang w:eastAsia="en-GB"/>
           </w:rPr>
-          <m:t>≤</m:t>
-        </m:r>
-        <m:r>
-          <w:rPr>
-            <w:rFonts w:ascii="Cambria Math" w:eastAsia="Times New Roman" w:hAnsi="Cambria Math" w:cs="Times New Roman"/>
-            <w:sz w:val="26"/>
-            <w:szCs w:val="26"/>
-            <w:lang w:eastAsia="en-GB"/>
-          </w:rPr>
-          <m:t>7%,</m:t>
+          <m:t>≤7%,</m:t>
         </m:r>
       </m:oMath>
       <w:r>
@@ -6958,7 +8288,7 @@
                     </pic:cNvPicPr>
                   </pic:nvPicPr>
                   <pic:blipFill>
-                    <a:blip r:embed="rId20">
+                    <a:blip r:embed="rId21">
                       <a:extLst>
                         <a:ext uri="{28A0092B-C50C-407E-A947-70E740481C1C}">
                           <a14:useLocalDpi xmlns:a14="http://schemas.microsoft.com/office/drawing/2010/main" val="0"/>
@@ -6992,13 +8322,52 @@
       <w:r>
         <w:rPr>
           <w:rFonts w:ascii="Times New Roman" w:eastAsia="Times New Roman" w:hAnsi="Times New Roman" w:cs="Times New Roman"/>
+          <w:b/>
+          <w:bCs/>
           <w:i/>
           <w:iCs/>
           <w:sz w:val="26"/>
           <w:szCs w:val="26"/>
           <w:lang w:eastAsia="en-GB"/>
         </w:rPr>
-        <w:t>Hình 4.15. Ma trận nhầm lẫn của pipeline FaceNet512 (512-D) + RetinaFace</w:t>
+        <w:t>Hình 4.1</w:t>
+      </w:r>
+      <w:r>
+        <w:rPr>
+          <w:rFonts w:ascii="Times New Roman" w:eastAsia="Times New Roman" w:hAnsi="Times New Roman" w:cs="Times New Roman"/>
+          <w:b/>
+          <w:bCs/>
+          <w:i/>
+          <w:iCs/>
+          <w:sz w:val="26"/>
+          <w:szCs w:val="26"/>
+          <w:lang w:eastAsia="en-GB"/>
+        </w:rPr>
+        <w:t>6</w:t>
+      </w:r>
+      <w:r>
+        <w:rPr>
+          <w:rFonts w:ascii="Times New Roman" w:eastAsia="Times New Roman" w:hAnsi="Times New Roman" w:cs="Times New Roman"/>
+          <w:b/>
+          <w:bCs/>
+          <w:i/>
+          <w:iCs/>
+          <w:sz w:val="26"/>
+          <w:szCs w:val="26"/>
+          <w:lang w:eastAsia="en-GB"/>
+        </w:rPr>
+        <w:t>.</w:t>
+      </w:r>
+      <w:r>
+        <w:rPr>
+          <w:rFonts w:ascii="Times New Roman" w:eastAsia="Times New Roman" w:hAnsi="Times New Roman" w:cs="Times New Roman"/>
+          <w:i/>
+          <w:iCs/>
+          <w:sz w:val="26"/>
+          <w:szCs w:val="26"/>
+          <w:lang w:eastAsia="en-GB"/>
+        </w:rPr>
+        <w:t xml:space="preserve"> Ma trận nhầm lẫn của pipeline FaceNet512 (512-D) + RetinaFace</w:t>
       </w:r>
     </w:p>
     <w:p>
@@ -7041,7 +8410,42 @@
           <w:szCs w:val="26"/>
           <w:lang w:eastAsia="en-GB"/>
         </w:rPr>
-        <w:t xml:space="preserve">Biểu đồ FAR–FRR (Hình 4.16) của FaceNet512 + RetinaFace thể hiện một đặc điểm đáng chú ý: điểm EER xuất hiện tại </w:t>
+        <w:t>Biểu đồ FAR–FRR (</w:t>
+      </w:r>
+      <w:r>
+        <w:rPr>
+          <w:rFonts w:ascii="Times New Roman" w:eastAsia="Times New Roman" w:hAnsi="Times New Roman" w:cs="Times New Roman"/>
+          <w:b/>
+          <w:bCs/>
+          <w:i/>
+          <w:iCs/>
+          <w:sz w:val="26"/>
+          <w:szCs w:val="26"/>
+          <w:lang w:eastAsia="en-GB"/>
+        </w:rPr>
+        <w:t>Hình 4.1</w:t>
+      </w:r>
+      <w:r>
+        <w:rPr>
+          <w:rFonts w:ascii="Times New Roman" w:eastAsia="Times New Roman" w:hAnsi="Times New Roman" w:cs="Times New Roman"/>
+          <w:b/>
+          <w:bCs/>
+          <w:i/>
+          <w:iCs/>
+          <w:sz w:val="26"/>
+          <w:szCs w:val="26"/>
+          <w:lang w:eastAsia="en-GB"/>
+        </w:rPr>
+        <w:t>7</w:t>
+      </w:r>
+      <w:r>
+        <w:rPr>
+          <w:rFonts w:ascii="Times New Roman" w:eastAsia="Times New Roman" w:hAnsi="Times New Roman" w:cs="Times New Roman"/>
+          <w:sz w:val="26"/>
+          <w:szCs w:val="26"/>
+          <w:lang w:eastAsia="en-GB"/>
+        </w:rPr>
+        <w:t xml:space="preserve">) của FaceNet512 + RetinaFace thể hiện một đặc điểm đáng chú ý: điểm EER xuất hiện tại </w:t>
       </w:r>
       <m:oMath>
         <m:r>
@@ -7051,16 +8455,7 @@
             <w:szCs w:val="26"/>
             <w:lang w:eastAsia="en-GB"/>
           </w:rPr>
-          <m:t>τ</m:t>
-        </m:r>
-        <m:r>
-          <w:rPr>
-            <w:rFonts w:ascii="Cambria Math" w:eastAsia="Times New Roman" w:hAnsi="Cambria Math" w:cs="Times New Roman"/>
-            <w:sz w:val="26"/>
-            <w:szCs w:val="26"/>
-            <w:lang w:eastAsia="en-GB"/>
-          </w:rPr>
-          <m:t>= 0.3948</m:t>
+          <m:t>τ= 0.3948</m:t>
         </m:r>
       </m:oMath>
       <w:r>
@@ -7070,7 +8465,7 @@
           <w:szCs w:val="26"/>
           <w:lang w:eastAsia="en-GB"/>
         </w:rPr>
-        <w:t xml:space="preserve"> — giá trị ngưỡng cao nhất trong số các pipeline sử dụng RetinaFace và gần bằng với pipeline FaceNet + MTCNN </w:t>
+        <w:t xml:space="preserve"> giá trị ngưỡng cao nhất trong số các pipeline sử dụng RetinaFace và gần bằng với pipeline FaceNet + MTCNN </w:t>
       </w:r>
       <m:oMath>
         <m:r>
@@ -7080,25 +8475,7 @@
             <w:szCs w:val="26"/>
             <w:lang w:eastAsia="en-GB"/>
           </w:rPr>
-          <m:t>τ</m:t>
-        </m:r>
-        <m:r>
-          <w:rPr>
-            <w:rFonts w:ascii="Cambria Math" w:eastAsia="Times New Roman" w:hAnsi="Cambria Math" w:cs="Times New Roman"/>
-            <w:sz w:val="26"/>
-            <w:szCs w:val="26"/>
-            <w:lang w:eastAsia="en-GB"/>
-          </w:rPr>
-          <m:t>=</m:t>
-        </m:r>
-        <m:r>
-          <w:rPr>
-            <w:rFonts w:ascii="Cambria Math" w:eastAsia="Times New Roman" w:hAnsi="Cambria Math" w:cs="Times New Roman"/>
-            <w:sz w:val="26"/>
-            <w:szCs w:val="26"/>
-            <w:lang w:eastAsia="en-GB"/>
-          </w:rPr>
-          <m:t>0.3968</m:t>
+          <m:t>τ=0.3968</m:t>
         </m:r>
       </m:oMath>
       <w:r>
@@ -7108,7 +8485,7 @@
           <w:szCs w:val="26"/>
           <w:lang w:eastAsia="en-GB"/>
         </w:rPr>
-        <w:t xml:space="preserve">). Điều này phản ánh thực tế rằng embedding 512 chiều kết hợp RetinaFace tạo ra phân phối điểm tương đồng Cosine trải rộng hơn trong không gian [0, 1] — các cặp </w:t>
+        <w:t xml:space="preserve">). Điều này phản ánh thực tế rằng embedding 512 chiều kết hợp RetinaFace tạo ra phân phối điểm tương đồng Cosine trải rộng hơn trong không gian [0, 1] các cặp </w:t>
       </w:r>
       <w:r>
         <w:rPr>
@@ -7148,7 +8525,7 @@
           <w:szCs w:val="26"/>
           <w:lang w:eastAsia="en-GB"/>
         </w:rPr>
-        <w:t xml:space="preserve"> có điểm tương đồng phân tán rộng hơn, đòi hỏi ngưỡng quyết định cao hơn để đạt cân bằng EER. Đây thực chất là dấu hiệu tốt: không gian đặc trưng phong phú hơn, khả năng biểu diễn cao hơn. Đường FRR (màu cam) tăng rất chậm và mượt mà trên toàn dải ngưỡng, không có hiện tượng tăng đột ngột như các pipeline khác — cho thấy hệ thống duy trì tính ổn định cao. EER đạt </w:t>
+        <w:t xml:space="preserve"> có điểm tương đồng phân tán rộng hơn, đòi hỏi ngưỡng quyết định cao hơn để đạt cân bằng EER. Đây thực chất là dấu hiệu tốt: không gian đặc trưng phong phú hơn, khả năng biểu diễn cao hơn. Đường FRR (màu cam) tăng rất chậm và mượt mà trên toàn dải ngưỡng, không có hiện tượng tăng đột ngột như các pipeline khác cho thấy hệ thống duy trì tính ổn định cao. EER đạt </w:t>
       </w:r>
       <m:oMath>
         <m:r>
@@ -7208,7 +8585,7 @@
                     </pic:cNvPicPr>
                   </pic:nvPicPr>
                   <pic:blipFill>
-                    <a:blip r:embed="rId21">
+                    <a:blip r:embed="rId22">
                       <a:extLst>
                         <a:ext uri="{28A0092B-C50C-407E-A947-70E740481C1C}">
                           <a14:useLocalDpi xmlns:a14="http://schemas.microsoft.com/office/drawing/2010/main" val="0"/>
@@ -7248,7 +8625,29 @@
           <w:szCs w:val="26"/>
           <w:lang w:eastAsia="en-GB"/>
         </w:rPr>
-        <w:t>Hình 4.16. Biểu đồ FAR vs FRR và điểm EER của pipeline FaceNet512 (512-D) + RetinaFace</w:t>
+        <w:t>Hình 4.1</w:t>
+      </w:r>
+      <w:r>
+        <w:rPr>
+          <w:rFonts w:ascii="Times New Roman" w:eastAsia="Times New Roman" w:hAnsi="Times New Roman" w:cs="Times New Roman"/>
+          <w:i/>
+          <w:iCs/>
+          <w:sz w:val="26"/>
+          <w:szCs w:val="26"/>
+          <w:lang w:eastAsia="en-GB"/>
+        </w:rPr>
+        <w:t>7</w:t>
+      </w:r>
+      <w:r>
+        <w:rPr>
+          <w:rFonts w:ascii="Times New Roman" w:eastAsia="Times New Roman" w:hAnsi="Times New Roman" w:cs="Times New Roman"/>
+          <w:i/>
+          <w:iCs/>
+          <w:sz w:val="26"/>
+          <w:szCs w:val="26"/>
+          <w:lang w:eastAsia="en-GB"/>
+        </w:rPr>
+        <w:t>. Biểu đồ FAR vs FRR và điểm EER của pipeline FaceNet512 (512-D) + RetinaFace</w:t>
       </w:r>
     </w:p>
     <w:p>
@@ -7296,7 +8695,7 @@
           <w:szCs w:val="26"/>
           <w:lang w:eastAsia="en-GB"/>
         </w:rPr>
-        <w:t>Sau khi hoàn tất đánh giá từng pipeline độc lập, nghiên cứu tiến hành tổng hợp và so sánh trực diện toàn bộ kết quả của 4 cấu hình thực nghiệm. Việc so sánh đồng thời cho phép xác định rõ ảnh hưởng của từng thành phần — kiến trúc embedding và bộ detector — đến hiệu năng tổng thể của hệ thống, đồng thời cung cấp cơ sở khoa học cho việc lựa chọn pipeline tối ưu trong triển khai ứng dụng thực tế.</w:t>
+        <w:t>Sau khi hoàn tất đánh giá từng pipeline độc lập, nghiên cứu tiến hành tổng hợp và so sánh trực diện toàn bộ kết quả của 4 cấu hình thực nghiệm. Việc so sánh đồng thời cho phép xác định rõ ảnh hưởng của từng thành phần kiến trúc embedding và bộ detector đến hiệu năng tổng thể của hệ thống, đồng thời cung cấp cơ sở khoa học cho việc lựa chọn pipeline tối ưu trong triển khai ứng dụng thực tế.</w:t>
       </w:r>
     </w:p>
     <w:p>
@@ -8215,7 +9614,42 @@
           <w:lang w:eastAsia="en-GB"/>
         </w:rPr>
         <w:lastRenderedPageBreak/>
-        <w:t>Biểu đồ so sánh (Hình 4.17) trực quan hóa đồng thời ba chỉ số quan trọng — Test Accuracy, EER và F1-Score — trên cả 4 cấu hình. Biểu đồ cho thấy rõ hai nhóm hiệu năng: nhóm sử dụng RetinaFace (FaceNet+RetinaFace và FaceNet512+RetinaFace) đồng loạt vượt trội so với nhóm sử dụng MTCNN (FaceNet+MTCNN và FaceNet512+MTCNN) trên hầu hết các chỉ số, đặc biệt là EER. Điều này phản ánh vai trò quyết định của bộ detector trong toàn bộ pipeline nhận diện khuôn mặt.</w:t>
+        <w:t>Biểu đồ so sánh (</w:t>
+      </w:r>
+      <w:r>
+        <w:rPr>
+          <w:rFonts w:ascii="Times New Roman" w:eastAsia="Times New Roman" w:hAnsi="Times New Roman" w:cs="Times New Roman"/>
+          <w:b/>
+          <w:bCs/>
+          <w:i/>
+          <w:iCs/>
+          <w:sz w:val="26"/>
+          <w:szCs w:val="26"/>
+          <w:lang w:eastAsia="en-GB"/>
+        </w:rPr>
+        <w:t>Hình 4.1</w:t>
+      </w:r>
+      <w:r>
+        <w:rPr>
+          <w:rFonts w:ascii="Times New Roman" w:eastAsia="Times New Roman" w:hAnsi="Times New Roman" w:cs="Times New Roman"/>
+          <w:b/>
+          <w:bCs/>
+          <w:i/>
+          <w:iCs/>
+          <w:sz w:val="26"/>
+          <w:szCs w:val="26"/>
+          <w:lang w:eastAsia="en-GB"/>
+        </w:rPr>
+        <w:t>8</w:t>
+      </w:r>
+      <w:r>
+        <w:rPr>
+          <w:rFonts w:ascii="Times New Roman" w:eastAsia="Times New Roman" w:hAnsi="Times New Roman" w:cs="Times New Roman"/>
+          <w:sz w:val="26"/>
+          <w:szCs w:val="26"/>
+          <w:lang w:eastAsia="en-GB"/>
+        </w:rPr>
+        <w:t>) trực quan hóa đồng thời ba chỉ số quan trọng  Test Accuracy, EER và F1-Score trên cả 4 cấu hình. Biểu đồ cho thấy rõ hai nhóm hiệu năng: nhóm sử dụng RetinaFace (FaceNet+RetinaFace và FaceNet512+RetinaFace) đồng loạt vượt trội so với nhóm sử dụng MTCNN (FaceNet+MTCNN và FaceNet512+MTCNN) trên hầu hết các chỉ số, đặc biệt là EER. Điều này phản ánh vai trò quyết định của bộ detector trong toàn bộ pipeline nhận diện khuôn mặt.</w:t>
       </w:r>
     </w:p>
     <w:p>
@@ -8254,7 +9688,7 @@
                     </pic:cNvPicPr>
                   </pic:nvPicPr>
                   <pic:blipFill>
-                    <a:blip r:embed="rId22" cstate="print">
+                    <a:blip r:embed="rId23" cstate="print">
                       <a:extLst>
                         <a:ext uri="{28A0092B-C50C-407E-A947-70E740481C1C}">
                           <a14:useLocalDpi xmlns:a14="http://schemas.microsoft.com/office/drawing/2010/main" val="0"/>
@@ -8288,13 +9722,39 @@
       <w:r>
         <w:rPr>
           <w:rFonts w:ascii="Times New Roman" w:eastAsia="Times New Roman" w:hAnsi="Times New Roman" w:cs="Times New Roman"/>
+          <w:b/>
+          <w:bCs/>
           <w:i/>
           <w:iCs/>
           <w:sz w:val="26"/>
           <w:szCs w:val="26"/>
           <w:lang w:eastAsia="en-GB"/>
         </w:rPr>
-        <w:t>Hình 4.17. Biểu đồ so sánh tổng hợp hiệu năng 4 pipeline FaceNet + MLP</w:t>
+        <w:t>Hình 4.1</w:t>
+      </w:r>
+      <w:r>
+        <w:rPr>
+          <w:rFonts w:ascii="Times New Roman" w:eastAsia="Times New Roman" w:hAnsi="Times New Roman" w:cs="Times New Roman"/>
+          <w:b/>
+          <w:bCs/>
+          <w:i/>
+          <w:iCs/>
+          <w:sz w:val="26"/>
+          <w:szCs w:val="26"/>
+          <w:lang w:eastAsia="en-GB"/>
+        </w:rPr>
+        <w:t>8</w:t>
+      </w:r>
+      <w:r>
+        <w:rPr>
+          <w:rFonts w:ascii="Times New Roman" w:eastAsia="Times New Roman" w:hAnsi="Times New Roman" w:cs="Times New Roman"/>
+          <w:i/>
+          <w:iCs/>
+          <w:sz w:val="26"/>
+          <w:szCs w:val="26"/>
+          <w:lang w:eastAsia="en-GB"/>
+        </w:rPr>
+        <w:t>. Biểu đồ so sánh tổng hợp hiệu năng 4 pipeline FaceNet + MLP</w:t>
       </w:r>
     </w:p>
     <w:p>
@@ -8562,7 +10022,7 @@
           <w:szCs w:val="26"/>
           <w:lang w:eastAsia="en-GB"/>
         </w:rPr>
-        <w:t xml:space="preserve"> — mức giảm </w:t>
+        <w:t xml:space="preserve"> mức giảm </w:t>
       </w:r>
       <m:oMath>
         <m:r>
@@ -8664,7 +10124,7 @@
           <w:szCs w:val="26"/>
           <w:lang w:eastAsia="en-GB"/>
         </w:rPr>
-        <w:t xml:space="preserve">), cải thiện mạnh sự cân bằng giữa Precision và Recall — từ mức chênh lệch gần 9 điểm (FaceNet512 + MTCNN) xuống còn chỉ hơn 1 điểm (FaceNet512 + RetinaFace), và giảm EER từ </w:t>
+        <w:t xml:space="preserve">), cải thiện mạnh sự cân bằng giữa Precision và Recall từ mức chênh lệch gần 9 điểm (FaceNet512 + MTCNN) xuống còn chỉ hơn 1 điểm (FaceNet512 + RetinaFace), và giảm EER từ </w:t>
       </w:r>
       <m:oMath>
         <m:r>
@@ -8872,7 +10332,7 @@
           <w:szCs w:val="26"/>
           <w:lang w:eastAsia="en-GB"/>
         </w:rPr>
-        <w:t xml:space="preserve">). </w:t>
+        <w:t xml:space="preserve">). Tuy nhiên, sự thay đổi rõ rệt nhất xuất hiện ở sự mất cân bằng giữa Precision và Recall: </w:t>
       </w:r>
       <w:r>
         <w:rPr>
@@ -8882,7 +10342,7 @@
           <w:lang w:eastAsia="en-GB"/>
         </w:rPr>
         <w:lastRenderedPageBreak/>
-        <w:t xml:space="preserve">Tuy nhiên, sự thay đổi rõ rệt nhất xuất hiện ở sự mất cân bằng giữa Precision và Recall: Precision tăng mạnh từ </w:t>
+        <w:t xml:space="preserve">Precision tăng mạnh từ </w:t>
       </w:r>
       <m:oMath>
         <m:r>
@@ -9124,7 +10584,7 @@
           <w:szCs w:val="26"/>
           <w:lang w:eastAsia="en-GB"/>
         </w:rPr>
-        <w:t>). Điều này gợi ý rằng khi đầu vào đã được làm sạch tốt bởi RetinaFace, lợi thế của không gian embedding lớn hơn không thể hiện qua chỉ số Accuracy đơn thuần mà phản ánh rõ hơn qua sự ổn định và cân bằng của hệ thống — đặc biệt có giá trị trong các ứng dụng đòi hỏi độ tin cậy cao và nhất quán trên toàn dải ngưỡng quyết định.</w:t>
+        <w:t>). Điều này gợi ý rằng khi đầu vào đã được làm sạch tốt bởi RetinaFace, lợi thế của không gian embedding lớn hơn không thể hiện qua chỉ số Accuracy đơn thuần mà phản ánh rõ hơn qua sự ổn định và cân bằng của hệ thống đặc biệt có giá trị trong các ứng dụng đòi hỏi độ tin cậy cao và nhất quán trên toàn dải ngưỡng quyết định.</w:t>
       </w:r>
     </w:p>
     <w:p>
@@ -10143,7 +11603,7 @@
           <w:noProof/>
         </w:rPr>
         <w:drawing>
-          <wp:inline distT="0" distB="0" distL="0" distR="0" wp14:anchorId="04D2ED14" wp14:editId="22E9FE49">
+          <wp:inline distT="0" distB="0" distL="0" distR="0" wp14:anchorId="04D2ED14" wp14:editId="7EFA9AF6">
             <wp:extent cx="5731510" cy="4585335"/>
             <wp:effectExtent l="0" t="0" r="2540" b="5715"/>
             <wp:docPr id="18" name="Picture 18"/>
@@ -10160,7 +11620,7 @@
                     </pic:cNvPicPr>
                   </pic:nvPicPr>
                   <pic:blipFill>
-                    <a:blip r:embed="rId23" cstate="print">
+                    <a:blip r:embed="rId24" cstate="print">
                       <a:extLst>
                         <a:ext uri="{28A0092B-C50C-407E-A947-70E740481C1C}">
                           <a14:useLocalDpi xmlns:a14="http://schemas.microsoft.com/office/drawing/2010/main" val="0"/>
@@ -10194,13 +11654,52 @@
       <w:r>
         <w:rPr>
           <w:rFonts w:ascii="Times New Roman" w:eastAsia="Times New Roman" w:hAnsi="Times New Roman" w:cs="Times New Roman"/>
+          <w:b/>
+          <w:bCs/>
           <w:i/>
           <w:iCs/>
           <w:sz w:val="26"/>
           <w:szCs w:val="26"/>
           <w:lang w:eastAsia="en-GB"/>
         </w:rPr>
-        <w:t>Hình 4.18. Đường cong ROC tổng hợp của 4 pipeline FaceNet + MLP</w:t>
+        <w:t>Hình 4.1</w:t>
+      </w:r>
+      <w:r>
+        <w:rPr>
+          <w:rFonts w:ascii="Times New Roman" w:eastAsia="Times New Roman" w:hAnsi="Times New Roman" w:cs="Times New Roman"/>
+          <w:b/>
+          <w:bCs/>
+          <w:i/>
+          <w:iCs/>
+          <w:sz w:val="26"/>
+          <w:szCs w:val="26"/>
+          <w:lang w:eastAsia="en-GB"/>
+        </w:rPr>
+        <w:t>9</w:t>
+      </w:r>
+      <w:r>
+        <w:rPr>
+          <w:rFonts w:ascii="Times New Roman" w:eastAsia="Times New Roman" w:hAnsi="Times New Roman" w:cs="Times New Roman"/>
+          <w:b/>
+          <w:bCs/>
+          <w:i/>
+          <w:iCs/>
+          <w:sz w:val="26"/>
+          <w:szCs w:val="26"/>
+          <w:lang w:eastAsia="en-GB"/>
+        </w:rPr>
+        <w:t>.</w:t>
+      </w:r>
+      <w:r>
+        <w:rPr>
+          <w:rFonts w:ascii="Times New Roman" w:eastAsia="Times New Roman" w:hAnsi="Times New Roman" w:cs="Times New Roman"/>
+          <w:i/>
+          <w:iCs/>
+          <w:sz w:val="26"/>
+          <w:szCs w:val="26"/>
+          <w:lang w:eastAsia="en-GB"/>
+        </w:rPr>
+        <w:t xml:space="preserve"> Đường cong ROC tổng hợp của 4 pipeline FaceNet + MLP</w:t>
       </w:r>
     </w:p>
     <w:p>
@@ -10249,7 +11748,42 @@
           <w:szCs w:val="26"/>
           <w:lang w:eastAsia="en-GB"/>
         </w:rPr>
-        <w:t>Đường cong ROC tổng hợp (Hình 4.18) làm sáng tỏ một số nhận xét quan trọng không thể thấy rõ khi chỉ xem xét từng pipeline riêng lẻ.</w:t>
+        <w:t>Đường cong ROC tổng hợp (</w:t>
+      </w:r>
+      <w:r>
+        <w:rPr>
+          <w:rFonts w:ascii="Times New Roman" w:eastAsia="Times New Roman" w:hAnsi="Times New Roman" w:cs="Times New Roman"/>
+          <w:b/>
+          <w:bCs/>
+          <w:i/>
+          <w:iCs/>
+          <w:sz w:val="26"/>
+          <w:szCs w:val="26"/>
+          <w:lang w:eastAsia="en-GB"/>
+        </w:rPr>
+        <w:t>Hình 4.1</w:t>
+      </w:r>
+      <w:r>
+        <w:rPr>
+          <w:rFonts w:ascii="Times New Roman" w:eastAsia="Times New Roman" w:hAnsi="Times New Roman" w:cs="Times New Roman"/>
+          <w:b/>
+          <w:bCs/>
+          <w:i/>
+          <w:iCs/>
+          <w:sz w:val="26"/>
+          <w:szCs w:val="26"/>
+          <w:lang w:eastAsia="en-GB"/>
+        </w:rPr>
+        <w:t>9</w:t>
+      </w:r>
+      <w:r>
+        <w:rPr>
+          <w:rFonts w:ascii="Times New Roman" w:eastAsia="Times New Roman" w:hAnsi="Times New Roman" w:cs="Times New Roman"/>
+          <w:sz w:val="26"/>
+          <w:szCs w:val="26"/>
+          <w:lang w:eastAsia="en-GB"/>
+        </w:rPr>
+        <w:t>) làm sáng tỏ một số nhận xét quan trọng không thể thấy rõ khi chỉ xem xét từng pipeline riêng lẻ.</w:t>
       </w:r>
     </w:p>
     <w:p>
@@ -10274,7 +11808,7 @@
           <w:szCs w:val="26"/>
           <w:lang w:eastAsia="en-GB"/>
         </w:rPr>
-        <w:t>Thứ nhất, sự khác biệt tại vùng FAR thấp: Khoảng cách giữa các pipeline thể hiện rõ nhất ở vùng FAR thấp (0 – 0.2) — đây là vùng có ý nghĩa thực tiễn quan trọng nhất trong các hệ thống bảo mật, khi người vận hành cần duy trì tỷ lệ báo động giả ở mức tối thiểu. Tại vùng này, đường cong của FaceNet512 + RetinaFace (màu hồng) vươn lên cao nhất, tiếp theo là FaceNet + RetinaFace (màu cyan), FaceNet512 + MTCNN (màu đỏ), và FaceNet + MTCNN (màu xanh dương) ở vị trí thấp nhất. Thứ tự xếp hạng này nhất quán hoàn toàn với kết quả EER và Accuracy đã phân tích trong các phần trước, khẳng định tính nhất quán của kết quả thực nghiệm.</w:t>
+        <w:t>Thứ nhất, sự khác biệt tại vùng FAR thấp: Khoảng cách giữa các pipeline thể hiện rõ nhất ở vùng FAR thấp (0 – 0.2) đây là vùng có ý nghĩa thực tiễn quan trọng nhất trong các hệ thống bảo mật, khi người vận hành cần duy trì tỷ lệ báo động giả ở mức tối thiểu. Tại vùng này, đường cong của FaceNet512 + RetinaFace (màu hồng) vươn lên cao nhất, tiếp theo là FaceNet + RetinaFace (màu cyan), FaceNet512 + MTCNN (màu đỏ), và FaceNet + MTCNN (màu xanh dương) ở vị trí thấp nhất. Thứ tự xếp hạng này nhất quán hoàn toàn với kết quả EER và Accuracy đã phân tích trong các phần trước, khẳng định tính nhất quán của kết quả thực nghiệm.</w:t>
       </w:r>
     </w:p>
     <w:p>
@@ -10451,7 +11985,25 @@
           <w:szCs w:val="26"/>
           <w:lang w:eastAsia="en-GB"/>
         </w:rPr>
-        <w:t xml:space="preserve">Thứ ba, sự vượt trội của cấu hình tối ưu: FaceNet512 + RetinaFace đạt AUC cao nhất là 0.9833 và EER thấp nhất là 4.40% trên đường ROC — khẳng định đây là pipeline có khả năng phân tách danh tính toàn diện và tin cậy nhất trong toàn bộ thực nghiệm. Chỉ số AUC </w:t>
+        <w:t>Thứ ba, sự vượt trội của cấu hình tối ưu: FaceNet512 + RetinaFace đạt AUC cao nhất là 0.9833 và EER thấp nhất là 4.40% trên đường ROC</w:t>
+      </w:r>
+      <w:r>
+        <w:rPr>
+          <w:rFonts w:ascii="Times New Roman" w:eastAsia="Times New Roman" w:hAnsi="Times New Roman" w:cs="Times New Roman"/>
+          <w:sz w:val="26"/>
+          <w:szCs w:val="26"/>
+          <w:lang w:eastAsia="en-GB"/>
+        </w:rPr>
+        <w:t xml:space="preserve"> </w:t>
+      </w:r>
+      <w:r>
+        <w:rPr>
+          <w:rFonts w:ascii="Times New Roman" w:eastAsia="Times New Roman" w:hAnsi="Times New Roman" w:cs="Times New Roman"/>
+          <w:sz w:val="26"/>
+          <w:szCs w:val="26"/>
+          <w:lang w:eastAsia="en-GB"/>
+        </w:rPr>
+        <w:t xml:space="preserve">khẳng định đây là pipeline có khả năng phân tách danh tính toàn diện và tin cậy nhất trong toàn bộ thực nghiệm. Chỉ số AUC </w:t>
       </w:r>
       <m:oMath>
         <m:r>
@@ -10629,7 +12181,7 @@
             <w:szCs w:val="26"/>
             <w:lang w:eastAsia="en-GB"/>
           </w:rPr>
-          <m:t>~5–7%</m:t>
+          <m:t>~5-7%</m:t>
         </m:r>
       </m:oMath>
       <w:r>
@@ -10829,7 +12381,7 @@
             <w:szCs w:val="26"/>
             <w:lang w:eastAsia="en-GB"/>
           </w:rPr>
-          <m:t>1.0–1.5%</m:t>
+          <m:t>1.0-1.5%</m:t>
         </m:r>
       </m:oMath>
       <w:r>
@@ -11142,7 +12694,7 @@
 </file>
 
 <file path=word/numbering.xml><?xml version="1.0" encoding="utf-8"?>
-<w:numbering xmlns:wpc="http://schemas.microsoft.com/office/word/2010/wordprocessingCanvas" xmlns:cx="http://schemas.microsoft.com/office/drawing/2014/chartex" xmlns:cx1="http://schemas.microsoft.com/office/drawing/2015/9/8/chartex" xmlns:cx2="http://schemas.microsoft.com/office/drawing/2015/10/21/chartex" xmlns:cx3="http://schemas.microsoft.com/office/drawing/2016/5/9/chartex" xmlns:cx4="http://schemas.microsoft.com/office/drawing/2016/5/10/chartex" xmlns:cx5="http://schemas.microsoft.com/office/drawing/2016/5/11/chartex" xmlns:cx6="http://schemas.microsoft.com/office/drawing/2016/5/12/chartex" xmlns:cx7="http://schemas.microsoft.com/office/drawing/2016/5/13/chartex" xmlns:cx8="http://schemas.microsoft.com/office/drawing/2016/5/14/chartex" xmlns:mc="http://schemas.openxmlformats.org/markup-compatibility/2006" xmlns:aink="http://schemas.microsoft.com/office/drawing/2016/ink" xmlns:am3d="http://schemas.microsoft.com/office/drawing/2017/model3d" xmlns:o="urn:schemas-microsoft-com:office:office" xmlns:r="http://schemas.openxmlformats.org/officeDocument/2006/relationships" xmlns:m="http://schemas.openxmlformats.org/officeDocument/2006/math" xmlns:v="urn:schemas-microsoft-com:vml" xmlns:wp14="http://schemas.microsoft.com/office/word/2010/wordprocessingDrawing" xmlns:wp="http://schemas.openxmlformats.org/drawingml/2006/wordprocessingDrawing" xmlns:w10="urn:schemas-microsoft-com:office:word" xmlns:w="http://schemas.openxmlformats.org/wordprocessingml/2006/main" xmlns:w14="http://schemas.microsoft.com/office/word/2010/wordml" xmlns:w15="http://schemas.microsoft.com/office/word/2012/wordml" xmlns:w16cex="http://schemas.microsoft.com/office/word/2018/wordml/cex" xmlns:w16cid="http://schemas.microsoft.com/office/word/2016/wordml/cid" xmlns:w16="http://schemas.microsoft.com/office/word/2018/wordml" xmlns:w16sdtdh="http://schemas.microsoft.com/office/word/2020/wordml/sdtdatahash" xmlns:w16se="http://schemas.microsoft.com/office/word/2015/wordml/symex" xmlns:wpg="http://schemas.microsoft.com/office/word/2010/wordprocessingGroup" xmlns:wpi="http://schemas.microsoft.com/office/word/2010/wordprocessingInk" xmlns:wne="http://schemas.microsoft.com/office/word/2006/wordml" xmlns:wps="http://schemas.microsoft.com/office/word/2010/wordprocessingShape" mc:Ignorable="w14 w15 w16se w16cid w16 w16cex w16sdtdh wp14">
+<w:numbering xmlns:wpc="http://schemas.microsoft.com/office/word/2010/wordprocessingCanvas" xmlns:cx="http://schemas.microsoft.com/office/drawing/2014/chartex" xmlns:cx1="http://schemas.microsoft.com/office/drawing/2015/9/8/chartex" xmlns:cx2="http://schemas.microsoft.com/office/drawing/2015/10/21/chartex" xmlns:cx3="http://schemas.microsoft.com/office/drawing/2016/5/9/chartex" xmlns:cx4="http://schemas.microsoft.com/office/drawing/2016/5/10/chartex" xmlns:cx5="http://schemas.microsoft.com/office/drawing/2016/5/11/chartex" xmlns:cx6="http://schemas.microsoft.com/office/drawing/2016/5/12/chartex" xmlns:cx7="http://schemas.microsoft.com/office/drawing/2016/5/13/chartex" xmlns:cx8="http://schemas.microsoft.com/office/drawing/2016/5/14/chartex" xmlns:mc="http://schemas.openxmlformats.org/markup-compatibility/2006" xmlns:aink="http://schemas.microsoft.com/office/drawing/2016/ink" xmlns:am3d="http://schemas.microsoft.com/office/drawing/2017/model3d" xmlns:o="urn:schemas-microsoft-com:office:office" xmlns:oel="http://schemas.microsoft.com/office/2019/extlst" xmlns:r="http://schemas.openxmlformats.org/officeDocument/2006/relationships" xmlns:m="http://schemas.openxmlformats.org/officeDocument/2006/math" xmlns:v="urn:schemas-microsoft-com:vml" xmlns:wp14="http://schemas.microsoft.com/office/word/2010/wordprocessingDrawing" xmlns:wp="http://schemas.openxmlformats.org/drawingml/2006/wordprocessingDrawing" xmlns:w10="urn:schemas-microsoft-com:office:word" xmlns:w="http://schemas.openxmlformats.org/wordprocessingml/2006/main" xmlns:w14="http://schemas.microsoft.com/office/word/2010/wordml" xmlns:w15="http://schemas.microsoft.com/office/word/2012/wordml" xmlns:w16cex="http://schemas.microsoft.com/office/word/2018/wordml/cex" xmlns:w16cid="http://schemas.microsoft.com/office/word/2016/wordml/cid" xmlns:w16="http://schemas.microsoft.com/office/word/2018/wordml" xmlns:w16du="http://schemas.microsoft.com/office/word/2023/wordml/word16du" xmlns:w16sdtdh="http://schemas.microsoft.com/office/word/2020/wordml/sdtdatahash" xmlns:w16sdtfl="http://schemas.microsoft.com/office/word/2024/wordml/sdtformatlock" xmlns:w16se="http://schemas.microsoft.com/office/word/2015/wordml/symex" xmlns:wpg="http://schemas.microsoft.com/office/word/2010/wordprocessingGroup" xmlns:wpi="http://schemas.microsoft.com/office/word/2010/wordprocessingInk" xmlns:wne="http://schemas.microsoft.com/office/word/2006/wordml" xmlns:wps="http://schemas.microsoft.com/office/word/2010/wordprocessingShape" mc:Ignorable="w14 w15 w16se w16cid w16 w16cex w16sdtdh w16sdtfl w16du wp14">
   <w:abstractNum w:abstractNumId="0" w15:restartNumberingAfterBreak="0">
     <w:nsid w:val="152E2AB5"/>
     <w:multiLevelType w:val="multilevel"/>
@@ -13676,62 +15228,62 @@
       </w:rPr>
     </w:lvl>
   </w:abstractNum>
-  <w:num w:numId="1">
+  <w:num w:numId="1" w16cid:durableId="476184880">
     <w:abstractNumId w:val="9"/>
   </w:num>
-  <w:num w:numId="2">
+  <w:num w:numId="2" w16cid:durableId="1619146501">
     <w:abstractNumId w:val="13"/>
   </w:num>
-  <w:num w:numId="3">
+  <w:num w:numId="3" w16cid:durableId="1054157534">
     <w:abstractNumId w:val="6"/>
   </w:num>
-  <w:num w:numId="4">
+  <w:num w:numId="4" w16cid:durableId="377702743">
     <w:abstractNumId w:val="8"/>
   </w:num>
-  <w:num w:numId="5">
+  <w:num w:numId="5" w16cid:durableId="1450663904">
     <w:abstractNumId w:val="1"/>
   </w:num>
-  <w:num w:numId="6">
+  <w:num w:numId="6" w16cid:durableId="1028145983">
     <w:abstractNumId w:val="11"/>
   </w:num>
-  <w:num w:numId="7">
+  <w:num w:numId="7" w16cid:durableId="1700739413">
     <w:abstractNumId w:val="7"/>
   </w:num>
-  <w:num w:numId="8">
+  <w:num w:numId="8" w16cid:durableId="1341348942">
     <w:abstractNumId w:val="5"/>
   </w:num>
-  <w:num w:numId="9">
+  <w:num w:numId="9" w16cid:durableId="536117207">
     <w:abstractNumId w:val="4"/>
   </w:num>
-  <w:num w:numId="10">
+  <w:num w:numId="10" w16cid:durableId="1280717889">
     <w:abstractNumId w:val="0"/>
   </w:num>
-  <w:num w:numId="11">
+  <w:num w:numId="11" w16cid:durableId="94131126">
     <w:abstractNumId w:val="16"/>
   </w:num>
-  <w:num w:numId="12">
+  <w:num w:numId="12" w16cid:durableId="1368145361">
     <w:abstractNumId w:val="15"/>
   </w:num>
-  <w:num w:numId="13">
+  <w:num w:numId="13" w16cid:durableId="1809856308">
     <w:abstractNumId w:val="12"/>
   </w:num>
-  <w:num w:numId="14">
+  <w:num w:numId="14" w16cid:durableId="1370715732">
     <w:abstractNumId w:val="3"/>
   </w:num>
-  <w:num w:numId="15">
+  <w:num w:numId="15" w16cid:durableId="1478836985">
     <w:abstractNumId w:val="2"/>
   </w:num>
-  <w:num w:numId="16">
+  <w:num w:numId="16" w16cid:durableId="2026855550">
     <w:abstractNumId w:val="10"/>
   </w:num>
-  <w:num w:numId="17">
+  <w:num w:numId="17" w16cid:durableId="1881940787">
     <w:abstractNumId w:val="14"/>
   </w:num>
 </w:numbering>
 </file>
 
 <file path=word/styles.xml><?xml version="1.0" encoding="utf-8"?>
-<w:styles xmlns:mc="http://schemas.openxmlformats.org/markup-compatibility/2006" xmlns:r="http://schemas.openxmlformats.org/officeDocument/2006/relationships" xmlns:w="http://schemas.openxmlformats.org/wordprocessingml/2006/main" xmlns:w14="http://schemas.microsoft.com/office/word/2010/wordml" xmlns:w15="http://schemas.microsoft.com/office/word/2012/wordml" xmlns:w16cex="http://schemas.microsoft.com/office/word/2018/wordml/cex" xmlns:w16cid="http://schemas.microsoft.com/office/word/2016/wordml/cid" xmlns:w16="http://schemas.microsoft.com/office/word/2018/wordml" xmlns:w16sdtdh="http://schemas.microsoft.com/office/word/2020/wordml/sdtdatahash" xmlns:w16se="http://schemas.microsoft.com/office/word/2015/wordml/symex" mc:Ignorable="w14 w15 w16se w16cid w16 w16cex w16sdtdh">
+<w:styles xmlns:mc="http://schemas.openxmlformats.org/markup-compatibility/2006" xmlns:r="http://schemas.openxmlformats.org/officeDocument/2006/relationships" xmlns:w="http://schemas.openxmlformats.org/wordprocessingml/2006/main" xmlns:w14="http://schemas.microsoft.com/office/word/2010/wordml" xmlns:w15="http://schemas.microsoft.com/office/word/2012/wordml" xmlns:w16cex="http://schemas.microsoft.com/office/word/2018/wordml/cex" xmlns:w16cid="http://schemas.microsoft.com/office/word/2016/wordml/cid" xmlns:w16="http://schemas.microsoft.com/office/word/2018/wordml" xmlns:w16du="http://schemas.microsoft.com/office/word/2023/wordml/word16du" xmlns:w16sdtdh="http://schemas.microsoft.com/office/word/2020/wordml/sdtdatahash" xmlns:w16sdtfl="http://schemas.microsoft.com/office/word/2024/wordml/sdtformatlock" xmlns:w16se="http://schemas.microsoft.com/office/word/2015/wordml/symex" mc:Ignorable="w14 w15 w16se w16cid w16 w16cex w16sdtdh w16sdtfl w16du">
   <w:docDefaults>
     <w:rPrDefault>
       <w:rPr>
